--- a/v5.0/Configuration/Basemap Configuration.docx
+++ b/v5.0/Configuration/Basemap Configuration.docx
@@ -1,6 +1,6 @@
 
 <file path=word/document.xml><?xml version="1.0" encoding="utf-8"?>
-<w:document xmlns:wpc="http://schemas.microsoft.com/office/word/2010/wordprocessingCanvas" xmlns:cx="http://schemas.microsoft.com/office/drawing/2014/chartex" xmlns:cx1="http://schemas.microsoft.com/office/drawing/2015/9/8/chartex" xmlns:cx2="http://schemas.microsoft.com/office/drawing/2015/10/21/chartex" xmlns:cx3="http://schemas.microsoft.com/office/drawing/2016/5/9/chartex" xmlns:cx4="http://schemas.microsoft.com/office/drawing/2016/5/10/chartex" xmlns:cx5="http://schemas.microsoft.com/office/drawing/2016/5/11/chartex" xmlns:cx6="http://schemas.microsoft.com/office/drawing/2016/5/12/chartex" xmlns:cx7="http://schemas.microsoft.com/office/drawing/2016/5/13/chartex" xmlns:cx8="http://schemas.microsoft.com/office/drawing/2016/5/14/chartex" xmlns:mc="http://schemas.openxmlformats.org/markup-compatibility/2006" xmlns:aink="http://schemas.microsoft.com/office/drawing/2016/ink" xmlns:am3d="http://schemas.microsoft.com/office/drawing/2017/model3d" xmlns:o="urn:schemas-microsoft-com:office:office" xmlns:oel="http://schemas.microsoft.com/office/2019/extlst" xmlns:r="http://schemas.openxmlformats.org/officeDocument/2006/relationships" xmlns:m="http://schemas.openxmlformats.org/officeDocument/2006/math" xmlns:v="urn:schemas-microsoft-com:vml" xmlns:wp14="http://schemas.microsoft.com/office/word/2010/wordprocessingDrawing" xmlns:wp="http://schemas.openxmlformats.org/drawingml/2006/wordprocessingDrawing" xmlns:w10="urn:schemas-microsoft-com:office:word" xmlns:w="http://schemas.openxmlformats.org/wordprocessingml/2006/main" xmlns:w14="http://schemas.microsoft.com/office/word/2010/wordml" xmlns:w15="http://schemas.microsoft.com/office/word/2012/wordml" xmlns:w16cex="http://schemas.microsoft.com/office/word/2018/wordml/cex" xmlns:w16cid="http://schemas.microsoft.com/office/word/2016/wordml/cid" xmlns:w16="http://schemas.microsoft.com/office/word/2018/wordml" xmlns:w16du="http://schemas.microsoft.com/office/word/2023/wordml/word16du" xmlns:w16sdtdh="http://schemas.microsoft.com/office/word/2020/wordml/sdtdatahash" xmlns:w16sdtfl="http://schemas.microsoft.com/office/word/2024/wordml/sdtformatlock" xmlns:w16se="http://schemas.microsoft.com/office/word/2015/wordml/symex" xmlns:wpg="http://schemas.microsoft.com/office/word/2010/wordprocessingGroup" xmlns:wpi="http://schemas.microsoft.com/office/word/2010/wordprocessingInk" xmlns:wne="http://schemas.microsoft.com/office/word/2006/wordml" xmlns:wps="http://schemas.microsoft.com/office/word/2010/wordprocessingShape" mc:Ignorable="w14 w15 w16se w16cid w16 w16cex w16sdtdh w16sdtfl w16du wp14">
+<w:document xmlns:wpc="http://schemas.microsoft.com/office/word/2010/wordprocessingCanvas" xmlns:cx="http://schemas.microsoft.com/office/drawing/2014/chartex" xmlns:cx1="http://schemas.microsoft.com/office/drawing/2015/9/8/chartex" xmlns:cx2="http://schemas.microsoft.com/office/drawing/2015/10/21/chartex" xmlns:cx3="http://schemas.microsoft.com/office/drawing/2016/5/9/chartex" xmlns:cx4="http://schemas.microsoft.com/office/drawing/2016/5/10/chartex" xmlns:cx5="http://schemas.microsoft.com/office/drawing/2016/5/11/chartex" xmlns:cx6="http://schemas.microsoft.com/office/drawing/2016/5/12/chartex" xmlns:cx7="http://schemas.microsoft.com/office/drawing/2016/5/13/chartex" xmlns:cx8="http://schemas.microsoft.com/office/drawing/2016/5/14/chartex" xmlns:mc="http://schemas.openxmlformats.org/markup-compatibility/2006" xmlns:aink="http://schemas.microsoft.com/office/drawing/2016/ink" xmlns:am3d="http://schemas.microsoft.com/office/drawing/2017/model3d" xmlns:o="urn:schemas-microsoft-com:office:office" xmlns:oel="http://schemas.microsoft.com/office/2019/extlst" xmlns:r="http://schemas.openxmlformats.org/officeDocument/2006/relationships" xmlns:m="http://schemas.openxmlformats.org/officeDocument/2006/math" xmlns:v="urn:schemas-microsoft-com:vml" xmlns:wp14="http://schemas.microsoft.com/office/word/2010/wordprocessingDrawing" xmlns:wp="http://schemas.openxmlformats.org/drawingml/2006/wordprocessingDrawing" xmlns:w10="urn:schemas-microsoft-com:office:word" xmlns:w="http://schemas.openxmlformats.org/wordprocessingml/2006/main" xmlns:w14="http://schemas.microsoft.com/office/word/2010/wordml" xmlns:w15="http://schemas.microsoft.com/office/word/2012/wordml" xmlns:w16cex="http://schemas.microsoft.com/office/word/2018/wordml/cex" xmlns:w16cid="http://schemas.microsoft.com/office/word/2016/wordml/cid" xmlns:w16="http://schemas.microsoft.com/office/word/2018/wordml" xmlns:w16du="http://schemas.microsoft.com/office/word/2023/wordml/word16du" xmlns:w16sdtdh="http://schemas.microsoft.com/office/word/2020/wordml/sdtdatahash" xmlns:w16sdtfl="http://schemas.microsoft.com/office/word/2024/wordml/sdtformatlock" xmlns:w16se="http://schemas.microsoft.com/office/word/2015/wordml/symex" xmlns:wpg="http://schemas.microsoft.com/office/word/2010/wordprocessingGroup" xmlns:wpi="http://schemas.microsoft.com/office/word/2010/wordprocessingInk" xmlns:wne="http://schemas.microsoft.com/office/word/2006/wordml" xmlns:wps="http://schemas.microsoft.com/office/word/2010/wordprocessingShape" xmlns:a="http://schemas.openxmlformats.org/drawingml/2006/main" xmlns:pic="http://schemas.openxmlformats.org/drawingml/2006/picture" xmlns:a14="http://schemas.microsoft.com/office/drawing/2010/main" mc:Ignorable="w14 w15 w16se w16cid w16 w16cex w16sdtdh w16sdtfl w16du wp14">
   <w:body>
     <w:p>
       <w:pPr>
@@ -93,41 +93,48 @@
         <w:pStyle w:val="EsriProposalBodyText"/>
         <w:sectPr>
           <w:headerReference w:type="default" r:id="rId11"/>
-          <w:pgSz w:w="12240" w:h="15840"/>
+          <w:pgSz w:w="12240" w:h="15840" w:orient="portrait"/>
           <w:pgMar w:top="1080" w:right="720" w:bottom="1440" w:left="990" w:header="720" w:footer="720" w:gutter="0"/>
           <w:cols w:space="720"/>
           <w:docGrid w:linePitch="360"/>
         </w:sectPr>
       </w:pPr>
     </w:p>
-    <w:bookmarkStart w:id="0" w:name="_Toc516213353" w:displacedByCustomXml="next"/>
-    <w:bookmarkEnd w:id="0" w:displacedByCustomXml="next"/>
-    <w:bookmarkStart w:id="1" w:name="_Toc516213349" w:displacedByCustomXml="next"/>
-    <w:bookmarkEnd w:id="1" w:displacedByCustomXml="next"/>
-    <w:bookmarkStart w:id="2" w:name="_Toc516213340" w:displacedByCustomXml="next"/>
-    <w:bookmarkEnd w:id="2" w:displacedByCustomXml="next"/>
-    <w:bookmarkStart w:id="3" w:name="_Toc516213319" w:displacedByCustomXml="next"/>
-    <w:bookmarkEnd w:id="3" w:displacedByCustomXml="next"/>
+    <w:bookmarkStart w:name="_Toc516213353" w:displacedByCustomXml="next" w:id="0"/>
+    <w:bookmarkEnd w:displacedByCustomXml="next" w:id="0"/>
+    <w:bookmarkStart w:name="_Toc516213349" w:displacedByCustomXml="next" w:id="1"/>
+    <w:bookmarkEnd w:displacedByCustomXml="next" w:id="1"/>
+    <w:bookmarkStart w:name="_Toc516213340" w:displacedByCustomXml="next" w:id="2"/>
+    <w:bookmarkEnd w:displacedByCustomXml="next" w:id="2"/>
+    <w:bookmarkStart w:name="_Toc516213319" w:displacedByCustomXml="next" w:id="3"/>
+    <w:bookmarkEnd w:displacedByCustomXml="next" w:id="3"/>
     <w:sdt>
       <w:sdtPr>
-        <w:rPr>
-          <w:rFonts w:ascii="Times New Roman" w:eastAsiaTheme="minorEastAsia" w:hAnsi="Times New Roman" w:cstheme="minorBidi"/>
-          <w:b w:val="0"/>
-          <w:bCs w:val="0"/>
-          <w:color w:val="auto"/>
-          <w:sz w:val="24"/>
-          <w:szCs w:val="22"/>
-          <w:lang w:eastAsia="en-US"/>
-        </w:rPr>
         <w:id w:val="304900668"/>
         <w:docPartObj>
           <w:docPartGallery w:val="Table of Contents"/>
           <w:docPartUnique/>
         </w:docPartObj>
+        <w:rPr>
+          <w:rFonts w:ascii="Times New Roman" w:hAnsi="Times New Roman" w:eastAsia="ＭＳ 明朝" w:cs="Arial" w:eastAsiaTheme="minorEastAsia" w:cstheme="minorBidi"/>
+          <w:b w:val="0"/>
+          <w:bCs w:val="0"/>
+          <w:color w:val="auto"/>
+          <w:sz w:val="24"/>
+          <w:szCs w:val="24"/>
+          <w:lang w:eastAsia="en-US"/>
+        </w:rPr>
       </w:sdtPr>
       <w:sdtEndPr>
         <w:rPr>
+          <w:rFonts w:ascii="Times New Roman" w:hAnsi="Times New Roman" w:eastAsia="ＭＳ 明朝" w:cs="Arial" w:eastAsiaTheme="minorEastAsia" w:cstheme="minorBidi"/>
+          <w:b w:val="0"/>
+          <w:bCs w:val="0"/>
           <w:noProof/>
+          <w:color w:val="auto"/>
+          <w:sz w:val="24"/>
+          <w:szCs w:val="24"/>
+          <w:lang w:eastAsia="en-US"/>
         </w:rPr>
       </w:sdtEndPr>
       <w:sdtContent>
@@ -142,507 +149,368 @@
         <w:p>
           <w:pPr>
             <w:pStyle w:val="TOC1"/>
-            <w:rPr>
-              <w:rFonts w:asciiTheme="minorHAnsi" w:hAnsiTheme="minorHAnsi" w:cstheme="minorBidi"/>
-              <w:b w:val="0"/>
-              <w:kern w:val="2"/>
-              <w:sz w:val="24"/>
-              <w:szCs w:val="24"/>
-              <w14:ligatures w14:val="standardContextual"/>
-            </w:rPr>
+            <w:tabs>
+              <w:tab w:val="left" w:leader="none" w:pos="510"/>
+              <w:tab w:val="right" w:leader="dot" w:pos="9345"/>
+            </w:tabs>
           </w:pPr>
           <w:r>
             <w:fldChar w:fldCharType="begin"/>
           </w:r>
           <w:r>
-            <w:instrText xml:space="preserve"> TOC \o "1-3" \h \z \u </w:instrText>
+            <w:instrText xml:space="preserve">TOC \o "1-3" \z \u \h</w:instrText>
           </w:r>
           <w:r>
             <w:fldChar w:fldCharType="separate"/>
           </w:r>
-          <w:hyperlink w:anchor="_Toc224552023" w:history="1">
-            <w:r>
-              <w:rPr>
-                <w:rStyle w:val="Hyperlink"/>
-              </w:rPr>
-              <w:t>1.0</w:t>
-            </w:r>
-            <w:r>
-              <w:rPr>
-                <w:rFonts w:asciiTheme="minorHAnsi" w:hAnsiTheme="minorHAnsi" w:cstheme="minorBidi"/>
-                <w:b w:val="0"/>
-                <w:kern w:val="2"/>
-                <w:sz w:val="24"/>
-                <w:szCs w:val="24"/>
-                <w14:ligatures w14:val="standardContextual"/>
-              </w:rPr>
-              <w:tab/>
-            </w:r>
-            <w:r>
-              <w:rPr>
-                <w:rStyle w:val="Hyperlink"/>
-              </w:rPr>
-              <w:t>Overview</w:t>
-            </w:r>
-            <w:r>
-              <w:rPr>
-                <w:webHidden/>
-              </w:rPr>
-              <w:tab/>
-            </w:r>
-            <w:r>
-              <w:rPr>
-                <w:webHidden/>
-              </w:rPr>
-              <w:fldChar w:fldCharType="begin"/>
-            </w:r>
-            <w:r>
-              <w:rPr>
-                <w:webHidden/>
-              </w:rPr>
-              <w:instrText xml:space="preserve"> PAGEREF _Toc224552023 \h </w:instrText>
-            </w:r>
-            <w:r>
-              <w:rPr>
-                <w:webHidden/>
-              </w:rPr>
-            </w:r>
-            <w:r>
-              <w:rPr>
-                <w:webHidden/>
-              </w:rPr>
-              <w:fldChar w:fldCharType="separate"/>
-            </w:r>
-            <w:r>
-              <w:rPr>
-                <w:webHidden/>
-              </w:rPr>
-              <w:t>3</w:t>
-            </w:r>
-            <w:r>
-              <w:rPr>
-                <w:webHidden/>
-              </w:rPr>
-              <w:fldChar w:fldCharType="end"/>
-            </w:r>
-          </w:hyperlink>
+          <w:r>
+            <w:fldChar w:fldCharType="begin"/>
+          </w:r>
+          <w:r>
+            <w:instrText xml:space="preserve">HYPERLINK  \l  "_Toc1111876586" </w:instrText>
+          </w:r>
+          <w:r>
+            <w:fldChar w:fldCharType="separate"/>
+          </w:r>
+          <w:r>
+            <w:rPr/>
+            <w:t>1.0</w:t>
+          </w:r>
+          <w:r>
+            <w:tab/>
+          </w:r>
+          <w:r>
+            <w:rPr/>
+            <w:t>Overview</w:t>
+          </w:r>
+          <w:r>
+            <w:tab/>
+          </w:r>
+          <w:r>
+            <w:fldChar w:fldCharType="begin"/>
+          </w:r>
+          <w:r>
+            <w:instrText xml:space="preserve">PAGEREF _Toc1111876586 \h</w:instrText>
+          </w:r>
+          <w:r>
+            <w:fldChar w:fldCharType="separate"/>
+          </w:r>
+          <w:r>
+            <w:rPr/>
+            <w:t>2</w:t>
+          </w:r>
+          <w:r>
+            <w:fldChar w:fldCharType="end"/>
+          </w:r>
+          <w:r>
+            <w:fldChar w:fldCharType="end"/>
+          </w:r>
         </w:p>
         <w:p>
           <w:pPr>
             <w:pStyle w:val="TOC1"/>
-            <w:rPr>
-              <w:rFonts w:asciiTheme="minorHAnsi" w:hAnsiTheme="minorHAnsi" w:cstheme="minorBidi"/>
-              <w:b w:val="0"/>
-              <w:kern w:val="2"/>
-              <w:sz w:val="24"/>
-              <w:szCs w:val="24"/>
-              <w14:ligatures w14:val="standardContextual"/>
-            </w:rPr>
+            <w:tabs>
+              <w:tab w:val="left" w:leader="none" w:pos="510"/>
+              <w:tab w:val="right" w:leader="dot" w:pos="9345"/>
+            </w:tabs>
           </w:pPr>
-          <w:hyperlink w:anchor="_Toc224552024" w:history="1">
-            <w:r>
-              <w:rPr>
-                <w:rStyle w:val="Hyperlink"/>
-              </w:rPr>
-              <w:t>2.0</w:t>
-            </w:r>
-            <w:r>
-              <w:rPr>
-                <w:rFonts w:asciiTheme="minorHAnsi" w:hAnsiTheme="minorHAnsi" w:cstheme="minorBidi"/>
-                <w:b w:val="0"/>
-                <w:kern w:val="2"/>
-                <w:sz w:val="24"/>
-                <w:szCs w:val="24"/>
-                <w14:ligatures w14:val="standardContextual"/>
-              </w:rPr>
-              <w:tab/>
-            </w:r>
-            <w:r>
-              <w:rPr>
-                <w:rStyle w:val="Hyperlink"/>
-              </w:rPr>
-              <w:t>Default Basemap</w:t>
-            </w:r>
-            <w:r>
-              <w:rPr>
-                <w:webHidden/>
-              </w:rPr>
-              <w:tab/>
-            </w:r>
-            <w:r>
-              <w:rPr>
-                <w:webHidden/>
-              </w:rPr>
-              <w:fldChar w:fldCharType="begin"/>
-            </w:r>
-            <w:r>
-              <w:rPr>
-                <w:webHidden/>
-              </w:rPr>
-              <w:instrText xml:space="preserve"> PAGEREF _Toc224552024 \h </w:instrText>
-            </w:r>
-            <w:r>
-              <w:rPr>
-                <w:webHidden/>
-              </w:rPr>
-            </w:r>
-            <w:r>
-              <w:rPr>
-                <w:webHidden/>
-              </w:rPr>
-              <w:fldChar w:fldCharType="separate"/>
-            </w:r>
-            <w:r>
-              <w:rPr>
-                <w:webHidden/>
-              </w:rPr>
-              <w:t>4</w:t>
-            </w:r>
-            <w:r>
-              <w:rPr>
-                <w:webHidden/>
-              </w:rPr>
-              <w:fldChar w:fldCharType="end"/>
-            </w:r>
-          </w:hyperlink>
+          <w:r>
+            <w:fldChar w:fldCharType="begin"/>
+          </w:r>
+          <w:r>
+            <w:instrText xml:space="preserve">HYPERLINK  \l  "_Toc1058045808" </w:instrText>
+          </w:r>
+          <w:r>
+            <w:fldChar w:fldCharType="separate"/>
+          </w:r>
+          <w:r>
+            <w:rPr/>
+            <w:t>2.0</w:t>
+          </w:r>
+          <w:r>
+            <w:tab/>
+          </w:r>
+          <w:r>
+            <w:rPr/>
+            <w:t>Default Basemap</w:t>
+          </w:r>
+          <w:r>
+            <w:tab/>
+          </w:r>
+          <w:r>
+            <w:fldChar w:fldCharType="begin"/>
+          </w:r>
+          <w:r>
+            <w:instrText xml:space="preserve">PAGEREF _Toc1058045808 \h</w:instrText>
+          </w:r>
+          <w:r>
+            <w:fldChar w:fldCharType="separate"/>
+          </w:r>
+          <w:r>
+            <w:rPr/>
+            <w:t>3</w:t>
+          </w:r>
+          <w:r>
+            <w:fldChar w:fldCharType="end"/>
+          </w:r>
+          <w:r>
+            <w:fldChar w:fldCharType="end"/>
+          </w:r>
         </w:p>
         <w:p>
           <w:pPr>
             <w:pStyle w:val="TOC2"/>
             <w:tabs>
-              <w:tab w:val="left" w:pos="960"/>
-              <w:tab w:val="right" w:leader="dot" w:pos="10790"/>
+              <w:tab w:val="left" w:leader="none" w:pos="720"/>
+              <w:tab w:val="right" w:leader="dot" w:pos="10785"/>
             </w:tabs>
-            <w:rPr>
-              <w:rFonts w:asciiTheme="minorHAnsi" w:hAnsiTheme="minorHAnsi"/>
-              <w:noProof/>
-              <w:kern w:val="2"/>
-              <w:szCs w:val="24"/>
-              <w14:ligatures w14:val="standardContextual"/>
-            </w:rPr>
           </w:pPr>
-          <w:hyperlink w:anchor="_Toc224552025" w:history="1">
-            <w:r>
-              <w:rPr>
-                <w:rStyle w:val="Hyperlink"/>
-                <w:noProof/>
-              </w:rPr>
-              <w:t>2.1</w:t>
-            </w:r>
-            <w:r>
-              <w:rPr>
-                <w:rFonts w:asciiTheme="minorHAnsi" w:hAnsiTheme="minorHAnsi"/>
-                <w:noProof/>
-                <w:kern w:val="2"/>
-                <w:szCs w:val="24"/>
-                <w14:ligatures w14:val="standardContextual"/>
-              </w:rPr>
-              <w:tab/>
-            </w:r>
-            <w:r>
-              <w:rPr>
-                <w:rStyle w:val="Hyperlink"/>
-                <w:noProof/>
-              </w:rPr>
-              <w:t>Basemap Definition</w:t>
-            </w:r>
-            <w:r>
-              <w:rPr>
-                <w:noProof/>
-                <w:webHidden/>
-              </w:rPr>
-              <w:tab/>
-            </w:r>
-            <w:r>
-              <w:rPr>
-                <w:noProof/>
-                <w:webHidden/>
-              </w:rPr>
-              <w:fldChar w:fldCharType="begin"/>
-            </w:r>
-            <w:r>
-              <w:rPr>
-                <w:noProof/>
-                <w:webHidden/>
-              </w:rPr>
-              <w:instrText xml:space="preserve"> PAGEREF _Toc224552025 \h </w:instrText>
-            </w:r>
-            <w:r>
-              <w:rPr>
-                <w:noProof/>
-                <w:webHidden/>
-              </w:rPr>
-            </w:r>
-            <w:r>
-              <w:rPr>
-                <w:noProof/>
-                <w:webHidden/>
-              </w:rPr>
-              <w:fldChar w:fldCharType="separate"/>
-            </w:r>
-            <w:r>
-              <w:rPr>
-                <w:noProof/>
-                <w:webHidden/>
-              </w:rPr>
-              <w:t>4</w:t>
-            </w:r>
-            <w:r>
-              <w:rPr>
-                <w:noProof/>
-                <w:webHidden/>
-              </w:rPr>
-              <w:fldChar w:fldCharType="end"/>
-            </w:r>
-          </w:hyperlink>
+          <w:r>
+            <w:fldChar w:fldCharType="begin"/>
+          </w:r>
+          <w:r>
+            <w:instrText xml:space="preserve">HYPERLINK  \l  "_Toc498101990" </w:instrText>
+          </w:r>
+          <w:r>
+            <w:fldChar w:fldCharType="separate"/>
+          </w:r>
+          <w:r>
+            <w:rPr/>
+            <w:t>2.1</w:t>
+          </w:r>
+          <w:r>
+            <w:tab/>
+          </w:r>
+          <w:r>
+            <w:rPr/>
+            <w:t>Basemap Definition</w:t>
+          </w:r>
+          <w:r>
+            <w:tab/>
+          </w:r>
+          <w:r>
+            <w:fldChar w:fldCharType="begin"/>
+          </w:r>
+          <w:r>
+            <w:instrText xml:space="preserve">PAGEREF _Toc498101990 \h</w:instrText>
+          </w:r>
+          <w:r>
+            <w:fldChar w:fldCharType="separate"/>
+          </w:r>
+          <w:r>
+            <w:rPr/>
+            <w:t>4</w:t>
+          </w:r>
+          <w:r>
+            <w:fldChar w:fldCharType="end"/>
+          </w:r>
+          <w:r>
+            <w:fldChar w:fldCharType="end"/>
+          </w:r>
         </w:p>
         <w:p>
           <w:pPr>
             <w:pStyle w:val="TOC2"/>
             <w:tabs>
-              <w:tab w:val="left" w:pos="960"/>
-              <w:tab w:val="right" w:leader="dot" w:pos="10790"/>
+              <w:tab w:val="left" w:leader="none" w:pos="720"/>
+              <w:tab w:val="right" w:leader="dot" w:pos="10785"/>
             </w:tabs>
-            <w:rPr>
-              <w:rFonts w:asciiTheme="minorHAnsi" w:hAnsiTheme="minorHAnsi"/>
-              <w:noProof/>
-              <w:kern w:val="2"/>
-              <w:szCs w:val="24"/>
-              <w14:ligatures w14:val="standardContextual"/>
-            </w:rPr>
           </w:pPr>
-          <w:hyperlink w:anchor="_Toc224552026" w:history="1">
-            <w:r>
-              <w:rPr>
-                <w:rStyle w:val="Hyperlink"/>
-                <w:noProof/>
-              </w:rPr>
-              <w:t>2.2</w:t>
-            </w:r>
-            <w:r>
-              <w:rPr>
-                <w:rFonts w:asciiTheme="minorHAnsi" w:hAnsiTheme="minorHAnsi"/>
-                <w:noProof/>
-                <w:kern w:val="2"/>
-                <w:szCs w:val="24"/>
-                <w14:ligatures w14:val="standardContextual"/>
-              </w:rPr>
-              <w:tab/>
-            </w:r>
-            <w:r>
-              <w:rPr>
-                <w:rStyle w:val="Hyperlink"/>
-                <w:noProof/>
-              </w:rPr>
-              <w:t>Single URL</w:t>
-            </w:r>
-            <w:r>
-              <w:rPr>
-                <w:noProof/>
-                <w:webHidden/>
-              </w:rPr>
-              <w:tab/>
-            </w:r>
-            <w:r>
-              <w:rPr>
-                <w:noProof/>
-                <w:webHidden/>
-              </w:rPr>
-              <w:fldChar w:fldCharType="begin"/>
-            </w:r>
-            <w:r>
-              <w:rPr>
-                <w:noProof/>
-                <w:webHidden/>
-              </w:rPr>
-              <w:instrText xml:space="preserve"> PAGEREF _Toc224552026 \h </w:instrText>
-            </w:r>
-            <w:r>
-              <w:rPr>
-                <w:noProof/>
-                <w:webHidden/>
-              </w:rPr>
-            </w:r>
-            <w:r>
-              <w:rPr>
-                <w:noProof/>
-                <w:webHidden/>
-              </w:rPr>
-              <w:fldChar w:fldCharType="separate"/>
-            </w:r>
-            <w:r>
-              <w:rPr>
-                <w:noProof/>
-                <w:webHidden/>
-              </w:rPr>
-              <w:t>5</w:t>
-            </w:r>
-            <w:r>
-              <w:rPr>
-                <w:noProof/>
-                <w:webHidden/>
-              </w:rPr>
-              <w:fldChar w:fldCharType="end"/>
-            </w:r>
-          </w:hyperlink>
+          <w:r>
+            <w:fldChar w:fldCharType="begin"/>
+          </w:r>
+          <w:r>
+            <w:instrText xml:space="preserve">HYPERLINK  \l  "_Toc1459094738" </w:instrText>
+          </w:r>
+          <w:r>
+            <w:fldChar w:fldCharType="separate"/>
+          </w:r>
+          <w:r>
+            <w:rPr/>
+            <w:t>2.2</w:t>
+          </w:r>
+          <w:r>
+            <w:tab/>
+          </w:r>
+          <w:r>
+            <w:rPr/>
+            <w:t>Single URL</w:t>
+          </w:r>
+          <w:r>
+            <w:tab/>
+          </w:r>
+          <w:r>
+            <w:fldChar w:fldCharType="begin"/>
+          </w:r>
+          <w:r>
+            <w:instrText xml:space="preserve">PAGEREF _Toc1459094738 \h</w:instrText>
+          </w:r>
+          <w:r>
+            <w:fldChar w:fldCharType="separate"/>
+          </w:r>
+          <w:r>
+            <w:rPr/>
+            <w:t>4</w:t>
+          </w:r>
+          <w:r>
+            <w:fldChar w:fldCharType="end"/>
+          </w:r>
+          <w:r>
+            <w:fldChar w:fldCharType="end"/>
+          </w:r>
         </w:p>
         <w:p>
           <w:pPr>
             <w:pStyle w:val="TOC1"/>
-            <w:rPr>
-              <w:rFonts w:asciiTheme="minorHAnsi" w:hAnsiTheme="minorHAnsi" w:cstheme="minorBidi"/>
-              <w:b w:val="0"/>
-              <w:kern w:val="2"/>
-              <w:sz w:val="24"/>
-              <w:szCs w:val="24"/>
-              <w14:ligatures w14:val="standardContextual"/>
-            </w:rPr>
+            <w:tabs>
+              <w:tab w:val="left" w:leader="none" w:pos="510"/>
+              <w:tab w:val="right" w:leader="dot" w:pos="9345"/>
+            </w:tabs>
           </w:pPr>
-          <w:hyperlink w:anchor="_Toc224552027" w:history="1">
-            <w:r>
-              <w:rPr>
-                <w:rStyle w:val="Hyperlink"/>
-              </w:rPr>
-              <w:t>3.0</w:t>
-            </w:r>
-            <w:r>
-              <w:rPr>
-                <w:rFonts w:asciiTheme="minorHAnsi" w:hAnsiTheme="minorHAnsi" w:cstheme="minorBidi"/>
-                <w:b w:val="0"/>
-                <w:kern w:val="2"/>
-                <w:sz w:val="24"/>
-                <w:szCs w:val="24"/>
-                <w14:ligatures w14:val="standardContextual"/>
-              </w:rPr>
-              <w:tab/>
-            </w:r>
-            <w:r>
-              <w:rPr>
-                <w:rStyle w:val="Hyperlink"/>
-              </w:rPr>
-              <w:t>Alternate Basemap</w:t>
-            </w:r>
-            <w:r>
-              <w:rPr>
-                <w:webHidden/>
-              </w:rPr>
-              <w:tab/>
-            </w:r>
-            <w:r>
-              <w:rPr>
-                <w:webHidden/>
-              </w:rPr>
-              <w:fldChar w:fldCharType="begin"/>
-            </w:r>
-            <w:r>
-              <w:rPr>
-                <w:webHidden/>
-              </w:rPr>
-              <w:instrText xml:space="preserve"> PAGEREF _Toc224552027 \h </w:instrText>
-            </w:r>
-            <w:r>
-              <w:rPr>
-                <w:webHidden/>
-              </w:rPr>
-            </w:r>
-            <w:r>
-              <w:rPr>
-                <w:webHidden/>
-              </w:rPr>
-              <w:fldChar w:fldCharType="separate"/>
-            </w:r>
-            <w:r>
-              <w:rPr>
-                <w:webHidden/>
-              </w:rPr>
-              <w:t>6</w:t>
-            </w:r>
-            <w:r>
-              <w:rPr>
-                <w:webHidden/>
-              </w:rPr>
-              <w:fldChar w:fldCharType="end"/>
-            </w:r>
-          </w:hyperlink>
+          <w:r>
+            <w:fldChar w:fldCharType="begin"/>
+          </w:r>
+          <w:r>
+            <w:instrText xml:space="preserve">HYPERLINK  \l  "_Toc1883368926" </w:instrText>
+          </w:r>
+          <w:r>
+            <w:fldChar w:fldCharType="separate"/>
+          </w:r>
+          <w:r>
+            <w:rPr/>
+            <w:t>3.0</w:t>
+          </w:r>
+          <w:r>
+            <w:tab/>
+          </w:r>
+          <w:r>
+            <w:rPr/>
+            <w:t>Alternate Basemap</w:t>
+          </w:r>
+          <w:r>
+            <w:tab/>
+          </w:r>
+          <w:r>
+            <w:fldChar w:fldCharType="begin"/>
+          </w:r>
+          <w:r>
+            <w:instrText xml:space="preserve">PAGEREF _Toc1883368926 \h</w:instrText>
+          </w:r>
+          <w:r>
+            <w:fldChar w:fldCharType="separate"/>
+          </w:r>
+          <w:r>
+            <w:rPr/>
+            <w:t>5</w:t>
+          </w:r>
+          <w:r>
+            <w:fldChar w:fldCharType="end"/>
+          </w:r>
+          <w:r>
+            <w:fldChar w:fldCharType="end"/>
+          </w:r>
         </w:p>
         <w:p>
           <w:pPr>
             <w:pStyle w:val="TOC1"/>
-            <w:rPr>
-              <w:rFonts w:asciiTheme="minorHAnsi" w:hAnsiTheme="minorHAnsi" w:cstheme="minorBidi"/>
-              <w:b w:val="0"/>
-              <w:kern w:val="2"/>
-              <w:sz w:val="24"/>
-              <w:szCs w:val="24"/>
-              <w14:ligatures w14:val="standardContextual"/>
-            </w:rPr>
+            <w:tabs>
+              <w:tab w:val="left" w:leader="none" w:pos="510"/>
+              <w:tab w:val="right" w:leader="dot" w:pos="9345"/>
+            </w:tabs>
           </w:pPr>
-          <w:hyperlink w:anchor="_Toc224552028" w:history="1">
-            <w:r>
-              <w:rPr>
-                <w:rStyle w:val="Hyperlink"/>
-              </w:rPr>
-              <w:t>4.0</w:t>
-            </w:r>
-            <w:r>
-              <w:rPr>
-                <w:rFonts w:asciiTheme="minorHAnsi" w:hAnsiTheme="minorHAnsi" w:cstheme="minorBidi"/>
-                <w:b w:val="0"/>
-                <w:kern w:val="2"/>
-                <w:sz w:val="24"/>
-                <w:szCs w:val="24"/>
-                <w14:ligatures w14:val="standardContextual"/>
-              </w:rPr>
-              <w:tab/>
-            </w:r>
-            <w:r>
-              <w:rPr>
-                <w:rStyle w:val="Hyperlink"/>
-              </w:rPr>
-              <w:t>Using Custom Basemap</w:t>
-            </w:r>
-            <w:r>
-              <w:rPr>
-                <w:webHidden/>
-              </w:rPr>
-              <w:tab/>
-            </w:r>
-            <w:r>
-              <w:rPr>
-                <w:webHidden/>
-              </w:rPr>
-              <w:fldChar w:fldCharType="begin"/>
-            </w:r>
-            <w:r>
-              <w:rPr>
-                <w:webHidden/>
-              </w:rPr>
-              <w:instrText xml:space="preserve"> PAGEREF _Toc224552028 \h </w:instrText>
-            </w:r>
-            <w:r>
-              <w:rPr>
-                <w:webHidden/>
-              </w:rPr>
-            </w:r>
-            <w:r>
-              <w:rPr>
-                <w:webHidden/>
-              </w:rPr>
-              <w:fldChar w:fldCharType="separate"/>
-            </w:r>
-            <w:r>
-              <w:rPr>
-                <w:webHidden/>
-              </w:rPr>
-              <w:t>7</w:t>
-            </w:r>
-            <w:r>
-              <w:rPr>
-                <w:webHidden/>
-              </w:rPr>
-              <w:fldChar w:fldCharType="end"/>
-            </w:r>
-          </w:hyperlink>
+          <w:r>
+            <w:fldChar w:fldCharType="begin"/>
+          </w:r>
+          <w:r>
+            <w:instrText xml:space="preserve">HYPERLINK  \l  "_Toc630289017" </w:instrText>
+          </w:r>
+          <w:r>
+            <w:fldChar w:fldCharType="separate"/>
+          </w:r>
+          <w:r>
+            <w:rPr/>
+            <w:t>4.0</w:t>
+          </w:r>
+          <w:r>
+            <w:tab/>
+          </w:r>
+          <w:r>
+            <w:rPr/>
+            <w:t>Using Custom Basemap</w:t>
+          </w:r>
+          <w:r>
+            <w:tab/>
+          </w:r>
+          <w:r>
+            <w:fldChar w:fldCharType="begin"/>
+          </w:r>
+          <w:r>
+            <w:instrText xml:space="preserve">PAGEREF _Toc630289017 \h</w:instrText>
+          </w:r>
+          <w:r>
+            <w:fldChar w:fldCharType="separate"/>
+          </w:r>
+          <w:r>
+            <w:rPr/>
+            <w:t>6</w:t>
+          </w:r>
+          <w:r>
+            <w:fldChar w:fldCharType="end"/>
+          </w:r>
+          <w:r>
+            <w:fldChar w:fldCharType="end"/>
+          </w:r>
+        </w:p>
+        <w:p>
+          <w:pPr>
+            <w:pStyle w:val="TOC1"/>
+            <w:tabs>
+              <w:tab w:val="left" w:leader="none" w:pos="510"/>
+              <w:tab w:val="right" w:leader="dot" w:pos="9345"/>
+            </w:tabs>
+          </w:pPr>
+          <w:r>
+            <w:fldChar w:fldCharType="begin"/>
+          </w:r>
+          <w:r>
+            <w:instrText xml:space="preserve">HYPERLINK  \l  "_Toc552748028" </w:instrText>
+          </w:r>
+          <w:r>
+            <w:fldChar w:fldCharType="separate"/>
+          </w:r>
+          <w:r>
+            <w:rPr/>
+            <w:t>5.0</w:t>
+          </w:r>
+          <w:r>
+            <w:tab/>
+          </w:r>
+          <w:r>
+            <w:rPr/>
+            <w:t>Configure Labels to Draw Above Features</w:t>
+          </w:r>
+          <w:r>
+            <w:tab/>
+          </w:r>
+          <w:r>
+            <w:fldChar w:fldCharType="begin"/>
+          </w:r>
+          <w:r>
+            <w:instrText xml:space="preserve">PAGEREF _Toc552748028 \h</w:instrText>
+          </w:r>
+          <w:r>
+            <w:fldChar w:fldCharType="separate"/>
+          </w:r>
+          <w:r>
+            <w:rPr/>
+            <w:t>7</w:t>
+          </w:r>
+          <w:r>
+            <w:fldChar w:fldCharType="end"/>
+          </w:r>
+          <w:r>
+            <w:fldChar w:fldCharType="end"/>
+          </w:r>
         </w:p>
         <w:p>
           <w:r>
@@ -660,7 +528,7 @@
       <w:pPr>
         <w:spacing w:before="0" w:after="200"/>
         <w:rPr>
-          <w:rFonts w:ascii="Arial" w:eastAsiaTheme="majorEastAsia" w:hAnsi="Arial" w:cs="Arial"/>
+          <w:rFonts w:ascii="Arial" w:hAnsi="Arial" w:cs="Arial" w:eastAsiaTheme="majorEastAsia"/>
           <w:b/>
           <w:bCs/>
           <w:color w:val="007AC2"/>
@@ -675,40 +543,55 @@
     <w:p>
       <w:pPr>
         <w:pStyle w:val="EsriHeading1"/>
-      </w:pPr>
-      <w:bookmarkStart w:id="4" w:name="_Toc224552023"/>
-      <w:r>
-        <w:lastRenderedPageBreak/>
+        <w:rPr/>
+      </w:pPr>
+      <w:bookmarkStart w:name="_Toc1111876586" w:id="1905343629"/>
+      <w:r>
+        <w:rPr/>
         <w:t>Overview</w:t>
       </w:r>
-      <w:bookmarkEnd w:id="4"/>
-    </w:p>
-    <w:p>
-      <w:r>
+      <w:bookmarkEnd w:id="1905343629"/>
+    </w:p>
+    <w:p>
+      <w:r>
+        <w:rPr/>
         <w:t xml:space="preserve">The Route Planner application supports toggling between a </w:t>
       </w:r>
       <w:r>
+        <w:rPr/>
         <w:t>D</w:t>
       </w:r>
       <w:r>
+        <w:rPr/>
         <w:t xml:space="preserve">efault and an </w:t>
       </w:r>
       <w:r>
+        <w:rPr/>
         <w:t>A</w:t>
       </w:r>
       <w:r>
+        <w:rPr/>
         <w:t xml:space="preserve">lternate basemap. There are many publicly available basemaps that Esri maintains. </w:t>
       </w:r>
       <w:r>
+        <w:rPr/>
         <w:t xml:space="preserve">Administrators can also </w:t>
       </w:r>
-      <w:proofErr w:type="gramStart"/>
-      <w:r>
+      <w:r>
+        <w:rPr/>
         <w:t>setup</w:t>
       </w:r>
-      <w:proofErr w:type="gramEnd"/>
-      <w:r>
-        <w:t xml:space="preserve"> custom basemaps in Portal. Instructions below.</w:t>
+      <w:r>
+        <w:rPr/>
+        <w:t xml:space="preserve"> custom basemaps in Portal. Instructions </w:t>
+      </w:r>
+      <w:r>
+        <w:rPr/>
+        <w:t>are below</w:t>
+      </w:r>
+      <w:r>
+        <w:rPr/>
+        <w:t>.</w:t>
       </w:r>
     </w:p>
     <w:p>
@@ -810,7 +693,7 @@
       <w:pPr>
         <w:spacing w:before="0" w:after="200"/>
         <w:rPr>
-          <w:rFonts w:ascii="Arial" w:eastAsiaTheme="majorEastAsia" w:hAnsi="Arial" w:cs="Arial"/>
+          <w:rFonts w:ascii="Arial" w:hAnsi="Arial" w:cs="Arial" w:eastAsiaTheme="majorEastAsia"/>
           <w:b/>
           <w:bCs/>
           <w:color w:val="007AC2"/>
@@ -825,13 +708,14 @@
     <w:p>
       <w:pPr>
         <w:pStyle w:val="EsriHeading1"/>
-      </w:pPr>
-      <w:bookmarkStart w:id="5" w:name="_Toc224552024"/>
-      <w:r>
-        <w:lastRenderedPageBreak/>
+        <w:rPr/>
+      </w:pPr>
+      <w:bookmarkStart w:name="_Toc1058045808" w:id="349321042"/>
+      <w:r>
+        <w:rPr/>
         <w:t>Default Basemap</w:t>
       </w:r>
-      <w:bookmarkEnd w:id="5"/>
+      <w:bookmarkEnd w:id="349321042"/>
     </w:p>
     <w:p>
       <w:r>
@@ -849,12 +733,14 @@
     <w:p>
       <w:pPr>
         <w:pStyle w:val="EsriHeading2"/>
-      </w:pPr>
-      <w:bookmarkStart w:id="6" w:name="_Toc224552025"/>
-      <w:r>
+        <w:rPr/>
+      </w:pPr>
+      <w:bookmarkStart w:name="_Toc498101990" w:id="1635394251"/>
+      <w:r>
+        <w:rPr/>
         <w:t>Basemap Definition</w:t>
       </w:r>
-      <w:bookmarkEnd w:id="6"/>
+      <w:bookmarkEnd w:id="1635394251"/>
     </w:p>
     <w:p>
       <w:r>
@@ -901,7 +787,7 @@
           <w:numId w:val="20"/>
         </w:numPr>
       </w:pPr>
-      <w:hyperlink r:id="rId12" w:history="1">
+      <w:hyperlink w:history="1" r:id="rId12">
         <w:r>
           <w:rPr>
             <w:rStyle w:val="Hyperlink"/>
@@ -918,7 +804,7 @@
           <w:numId w:val="20"/>
         </w:numPr>
       </w:pPr>
-      <w:hyperlink r:id="rId13" w:history="1">
+      <w:hyperlink w:history="1" r:id="rId13">
         <w:r>
           <w:rPr>
             <w:rStyle w:val="Hyperlink"/>
@@ -950,7 +836,7 @@
         </w:tabs>
         <w:spacing w:before="0" w:after="0" w:line="244" w:lineRule="atLeast"/>
         <w:rPr>
-          <w:rFonts w:ascii="Courier New" w:eastAsia="Times New Roman" w:hAnsi="Courier New" w:cs="Courier New"/>
+          <w:rFonts w:ascii="Courier New" w:hAnsi="Courier New" w:eastAsia="Times New Roman" w:cs="Courier New"/>
           <w:color w:val="333333"/>
           <w:sz w:val="20"/>
           <w:szCs w:val="20"/>
@@ -960,7 +846,7 @@
       <w:proofErr w:type="gramStart"/>
       <w:r>
         <w:rPr>
-          <w:rFonts w:ascii="Courier New" w:eastAsia="Times New Roman" w:hAnsi="Courier New" w:cs="Courier New"/>
+          <w:rFonts w:ascii="Courier New" w:hAnsi="Courier New" w:eastAsia="Times New Roman" w:cs="Courier New"/>
           <w:color w:val="333333"/>
           <w:sz w:val="20"/>
           <w:szCs w:val="20"/>
@@ -971,7 +857,7 @@
       <w:proofErr w:type="gramEnd"/>
       <w:r>
         <w:rPr>
-          <w:rFonts w:ascii="Courier New" w:eastAsia="Times New Roman" w:hAnsi="Courier New" w:cs="Courier New"/>
+          <w:rFonts w:ascii="Courier New" w:hAnsi="Courier New" w:eastAsia="Times New Roman" w:cs="Courier New"/>
           <w:color w:val="333333"/>
           <w:sz w:val="20"/>
           <w:szCs w:val="20"/>
@@ -980,7 +866,7 @@
       </w:r>
       <w:r>
         <w:rPr>
-          <w:rFonts w:ascii="Courier New" w:eastAsia="Times New Roman" w:hAnsi="Courier New" w:cs="Courier New"/>
+          <w:rFonts w:ascii="Courier New" w:hAnsi="Courier New" w:eastAsia="Times New Roman" w:cs="Courier New"/>
           <w:color w:val="666666"/>
           <w:sz w:val="20"/>
           <w:szCs w:val="20"/>
@@ -989,7 +875,7 @@
       </w:r>
       <w:r>
         <w:rPr>
-          <w:rFonts w:ascii="Courier New" w:eastAsia="Times New Roman" w:hAnsi="Courier New" w:cs="Courier New"/>
+          <w:rFonts w:ascii="Courier New" w:hAnsi="Courier New" w:eastAsia="Times New Roman" w:cs="Courier New"/>
           <w:color w:val="333333"/>
           <w:sz w:val="20"/>
           <w:szCs w:val="20"/>
@@ -1019,7 +905,7 @@
         </w:tabs>
         <w:spacing w:before="0" w:after="0" w:line="244" w:lineRule="atLeast"/>
         <w:rPr>
-          <w:rFonts w:ascii="Courier New" w:eastAsia="Times New Roman" w:hAnsi="Courier New" w:cs="Courier New"/>
+          <w:rFonts w:ascii="Courier New" w:hAnsi="Courier New" w:eastAsia="Times New Roman" w:cs="Courier New"/>
           <w:color w:val="333333"/>
           <w:sz w:val="20"/>
           <w:szCs w:val="20"/>
@@ -1027,7 +913,7 @@
       </w:pPr>
       <w:r>
         <w:rPr>
-          <w:rFonts w:ascii="Courier New" w:eastAsia="Times New Roman" w:hAnsi="Courier New" w:cs="Courier New"/>
+          <w:rFonts w:ascii="Courier New" w:hAnsi="Courier New" w:eastAsia="Times New Roman" w:cs="Courier New"/>
           <w:color w:val="333333"/>
           <w:sz w:val="20"/>
           <w:szCs w:val="20"/>
@@ -1037,7 +923,7 @@
       <w:proofErr w:type="spellStart"/>
       <w:r>
         <w:rPr>
-          <w:rFonts w:ascii="Courier New" w:eastAsia="Times New Roman" w:hAnsi="Courier New" w:cs="Courier New"/>
+          <w:rFonts w:ascii="Courier New" w:hAnsi="Courier New" w:eastAsia="Times New Roman" w:cs="Courier New"/>
           <w:color w:val="333333"/>
           <w:sz w:val="20"/>
           <w:szCs w:val="20"/>
@@ -1047,7 +933,7 @@
       <w:proofErr w:type="spellEnd"/>
       <w:r>
         <w:rPr>
-          <w:rFonts w:ascii="Courier New" w:eastAsia="Times New Roman" w:hAnsi="Courier New" w:cs="Courier New"/>
+          <w:rFonts w:ascii="Courier New" w:hAnsi="Courier New" w:eastAsia="Times New Roman" w:cs="Courier New"/>
           <w:color w:val="666666"/>
           <w:sz w:val="20"/>
           <w:szCs w:val="20"/>
@@ -1056,7 +942,7 @@
       </w:r>
       <w:r>
         <w:rPr>
-          <w:rFonts w:ascii="Courier New" w:eastAsia="Times New Roman" w:hAnsi="Courier New" w:cs="Courier New"/>
+          <w:rFonts w:ascii="Courier New" w:hAnsi="Courier New" w:eastAsia="Times New Roman" w:cs="Courier New"/>
           <w:color w:val="333333"/>
           <w:sz w:val="20"/>
           <w:szCs w:val="20"/>
@@ -1086,7 +972,7 @@
         </w:tabs>
         <w:spacing w:before="0" w:after="0" w:line="244" w:lineRule="atLeast"/>
         <w:rPr>
-          <w:rFonts w:ascii="Courier New" w:eastAsia="Times New Roman" w:hAnsi="Courier New" w:cs="Courier New"/>
+          <w:rFonts w:ascii="Courier New" w:hAnsi="Courier New" w:eastAsia="Times New Roman" w:cs="Courier New"/>
           <w:color w:val="333333"/>
           <w:sz w:val="20"/>
           <w:szCs w:val="20"/>
@@ -1094,7 +980,7 @@
       </w:pPr>
       <w:r>
         <w:rPr>
-          <w:rFonts w:ascii="Courier New" w:eastAsia="Times New Roman" w:hAnsi="Courier New" w:cs="Courier New"/>
+          <w:rFonts w:ascii="Courier New" w:hAnsi="Courier New" w:eastAsia="Times New Roman" w:cs="Courier New"/>
           <w:color w:val="333333"/>
           <w:sz w:val="20"/>
           <w:szCs w:val="20"/>
@@ -1124,7 +1010,7 @@
         </w:tabs>
         <w:spacing w:before="0" w:after="0" w:line="244" w:lineRule="atLeast"/>
         <w:rPr>
-          <w:rFonts w:ascii="Courier New" w:eastAsia="Times New Roman" w:hAnsi="Courier New" w:cs="Courier New"/>
+          <w:rFonts w:ascii="Courier New" w:hAnsi="Courier New" w:eastAsia="Times New Roman" w:cs="Courier New"/>
           <w:color w:val="333333"/>
           <w:sz w:val="20"/>
           <w:szCs w:val="20"/>
@@ -1132,7 +1018,7 @@
       </w:pPr>
       <w:r>
         <w:rPr>
-          <w:rFonts w:ascii="Courier New" w:eastAsia="Times New Roman" w:hAnsi="Courier New" w:cs="Courier New"/>
+          <w:rFonts w:ascii="Courier New" w:hAnsi="Courier New" w:eastAsia="Times New Roman" w:cs="Courier New"/>
           <w:color w:val="333333"/>
           <w:sz w:val="20"/>
           <w:szCs w:val="20"/>
@@ -1141,7 +1027,7 @@
       </w:r>
       <w:r>
         <w:rPr>
-          <w:rFonts w:ascii="Courier New" w:eastAsia="Times New Roman" w:hAnsi="Courier New" w:cs="Courier New"/>
+          <w:rFonts w:ascii="Courier New" w:hAnsi="Courier New" w:eastAsia="Times New Roman" w:cs="Courier New"/>
           <w:color w:val="666666"/>
           <w:sz w:val="20"/>
           <w:szCs w:val="20"/>
@@ -1150,7 +1036,7 @@
       </w:r>
       <w:r>
         <w:rPr>
-          <w:rFonts w:ascii="Courier New" w:eastAsia="Times New Roman" w:hAnsi="Courier New" w:cs="Courier New"/>
+          <w:rFonts w:ascii="Courier New" w:hAnsi="Courier New" w:eastAsia="Times New Roman" w:cs="Courier New"/>
           <w:color w:val="333333"/>
           <w:sz w:val="20"/>
           <w:szCs w:val="20"/>
@@ -1159,7 +1045,7 @@
       </w:r>
       <w:r>
         <w:rPr>
-          <w:rFonts w:ascii="Courier New" w:eastAsia="Times New Roman" w:hAnsi="Courier New" w:cs="Courier New"/>
+          <w:rFonts w:ascii="Courier New" w:hAnsi="Courier New" w:eastAsia="Times New Roman" w:cs="Courier New"/>
           <w:color w:val="BA2121"/>
           <w:sz w:val="20"/>
           <w:szCs w:val="20"/>
@@ -1168,7 +1054,7 @@
       </w:r>
       <w:r>
         <w:rPr>
-          <w:rFonts w:ascii="Courier New" w:eastAsia="Times New Roman" w:hAnsi="Courier New" w:cs="Courier New"/>
+          <w:rFonts w:ascii="Courier New" w:hAnsi="Courier New" w:eastAsia="Times New Roman" w:cs="Courier New"/>
           <w:color w:val="333333"/>
           <w:sz w:val="20"/>
           <w:szCs w:val="20"/>
@@ -1198,7 +1084,7 @@
         </w:tabs>
         <w:spacing w:before="0" w:after="0" w:line="244" w:lineRule="atLeast"/>
         <w:rPr>
-          <w:rFonts w:ascii="Courier New" w:eastAsia="Times New Roman" w:hAnsi="Courier New" w:cs="Courier New"/>
+          <w:rFonts w:ascii="Courier New" w:hAnsi="Courier New" w:eastAsia="Times New Roman" w:cs="Courier New"/>
           <w:color w:val="333333"/>
           <w:sz w:val="20"/>
           <w:szCs w:val="20"/>
@@ -1206,7 +1092,7 @@
       </w:pPr>
       <w:r>
         <w:rPr>
-          <w:rFonts w:ascii="Courier New" w:eastAsia="Times New Roman" w:hAnsi="Courier New" w:cs="Courier New"/>
+          <w:rFonts w:ascii="Courier New" w:hAnsi="Courier New" w:eastAsia="Times New Roman" w:cs="Courier New"/>
           <w:color w:val="333333"/>
           <w:sz w:val="20"/>
           <w:szCs w:val="20"/>
@@ -1215,7 +1101,7 @@
       </w:r>
       <w:r>
         <w:rPr>
-          <w:rFonts w:ascii="Courier New" w:eastAsia="Times New Roman" w:hAnsi="Courier New" w:cs="Courier New"/>
+          <w:rFonts w:ascii="Courier New" w:hAnsi="Courier New" w:eastAsia="Times New Roman" w:cs="Courier New"/>
           <w:color w:val="666666"/>
           <w:sz w:val="20"/>
           <w:szCs w:val="20"/>
@@ -1224,7 +1110,7 @@
       </w:r>
       <w:r>
         <w:rPr>
-          <w:rFonts w:ascii="Courier New" w:eastAsia="Times New Roman" w:hAnsi="Courier New" w:cs="Courier New"/>
+          <w:rFonts w:ascii="Courier New" w:hAnsi="Courier New" w:eastAsia="Times New Roman" w:cs="Courier New"/>
           <w:color w:val="333333"/>
           <w:sz w:val="20"/>
           <w:szCs w:val="20"/>
@@ -1233,7 +1119,7 @@
       </w:r>
       <w:r>
         <w:rPr>
-          <w:rFonts w:ascii="Courier New" w:eastAsia="Times New Roman" w:hAnsi="Courier New" w:cs="Courier New"/>
+          <w:rFonts w:ascii="Courier New" w:hAnsi="Courier New" w:eastAsia="Times New Roman" w:cs="Courier New"/>
           <w:color w:val="BA2121"/>
           <w:sz w:val="20"/>
           <w:szCs w:val="20"/>
@@ -1243,7 +1129,7 @@
       <w:proofErr w:type="spellStart"/>
       <w:r>
         <w:rPr>
-          <w:rFonts w:ascii="Courier New" w:eastAsia="Times New Roman" w:hAnsi="Courier New" w:cs="Courier New"/>
+          <w:rFonts w:ascii="Courier New" w:hAnsi="Courier New" w:eastAsia="Times New Roman" w:cs="Courier New"/>
           <w:color w:val="BA2121"/>
           <w:sz w:val="20"/>
           <w:szCs w:val="20"/>
@@ -1253,7 +1139,7 @@
       <w:proofErr w:type="spellEnd"/>
       <w:r>
         <w:rPr>
-          <w:rFonts w:ascii="Courier New" w:eastAsia="Times New Roman" w:hAnsi="Courier New" w:cs="Courier New"/>
+          <w:rFonts w:ascii="Courier New" w:hAnsi="Courier New" w:eastAsia="Times New Roman" w:cs="Courier New"/>
           <w:color w:val="BA2121"/>
           <w:sz w:val="20"/>
           <w:szCs w:val="20"/>
@@ -1262,7 +1148,7 @@
       </w:r>
       <w:r>
         <w:rPr>
-          <w:rFonts w:ascii="Courier New" w:eastAsia="Times New Roman" w:hAnsi="Courier New" w:cs="Courier New"/>
+          <w:rFonts w:ascii="Courier New" w:hAnsi="Courier New" w:eastAsia="Times New Roman" w:cs="Courier New"/>
           <w:color w:val="333333"/>
           <w:sz w:val="20"/>
           <w:szCs w:val="20"/>
@@ -1292,7 +1178,7 @@
         </w:tabs>
         <w:spacing w:before="0" w:after="0" w:line="244" w:lineRule="atLeast"/>
         <w:rPr>
-          <w:rFonts w:ascii="Courier New" w:eastAsia="Times New Roman" w:hAnsi="Courier New" w:cs="Courier New"/>
+          <w:rFonts w:ascii="Courier New" w:hAnsi="Courier New" w:eastAsia="Times New Roman" w:cs="Courier New"/>
           <w:color w:val="333333"/>
           <w:sz w:val="20"/>
           <w:szCs w:val="20"/>
@@ -1300,7 +1186,7 @@
       </w:pPr>
       <w:r>
         <w:rPr>
-          <w:rFonts w:ascii="Courier New" w:eastAsia="Times New Roman" w:hAnsi="Courier New" w:cs="Courier New"/>
+          <w:rFonts w:ascii="Courier New" w:hAnsi="Courier New" w:eastAsia="Times New Roman" w:cs="Courier New"/>
           <w:color w:val="333333"/>
           <w:sz w:val="20"/>
           <w:szCs w:val="20"/>
@@ -1310,7 +1196,7 @@
       <w:proofErr w:type="spellStart"/>
       <w:r>
         <w:rPr>
-          <w:rFonts w:ascii="Courier New" w:eastAsia="Times New Roman" w:hAnsi="Courier New" w:cs="Courier New"/>
+          <w:rFonts w:ascii="Courier New" w:hAnsi="Courier New" w:eastAsia="Times New Roman" w:cs="Courier New"/>
           <w:color w:val="333333"/>
           <w:sz w:val="20"/>
           <w:szCs w:val="20"/>
@@ -1320,7 +1206,7 @@
       <w:proofErr w:type="spellEnd"/>
       <w:r>
         <w:rPr>
-          <w:rFonts w:ascii="Courier New" w:eastAsia="Times New Roman" w:hAnsi="Courier New" w:cs="Courier New"/>
+          <w:rFonts w:ascii="Courier New" w:hAnsi="Courier New" w:eastAsia="Times New Roman" w:cs="Courier New"/>
           <w:color w:val="666666"/>
           <w:sz w:val="20"/>
           <w:szCs w:val="20"/>
@@ -1329,7 +1215,7 @@
       </w:r>
       <w:r>
         <w:rPr>
-          <w:rFonts w:ascii="Courier New" w:eastAsia="Times New Roman" w:hAnsi="Courier New" w:cs="Courier New"/>
+          <w:rFonts w:ascii="Courier New" w:hAnsi="Courier New" w:eastAsia="Times New Roman" w:cs="Courier New"/>
           <w:color w:val="333333"/>
           <w:sz w:val="20"/>
           <w:szCs w:val="20"/>
@@ -1338,7 +1224,7 @@
       </w:r>
       <w:r>
         <w:rPr>
-          <w:rFonts w:ascii="Courier New" w:eastAsia="Times New Roman" w:hAnsi="Courier New" w:cs="Courier New"/>
+          <w:rFonts w:ascii="Courier New" w:hAnsi="Courier New" w:eastAsia="Times New Roman" w:cs="Courier New"/>
           <w:color w:val="BA2121"/>
           <w:sz w:val="20"/>
           <w:szCs w:val="20"/>
@@ -1348,7 +1234,7 @@
       <w:proofErr w:type="spellStart"/>
       <w:r>
         <w:rPr>
-          <w:rFonts w:ascii="Courier New" w:eastAsia="Times New Roman" w:hAnsi="Courier New" w:cs="Courier New"/>
+          <w:rFonts w:ascii="Courier New" w:hAnsi="Courier New" w:eastAsia="Times New Roman" w:cs="Courier New"/>
           <w:color w:val="BA2121"/>
           <w:sz w:val="20"/>
           <w:szCs w:val="20"/>
@@ -1358,7 +1244,7 @@
       <w:proofErr w:type="spellEnd"/>
       <w:r>
         <w:rPr>
-          <w:rFonts w:ascii="Courier New" w:eastAsia="Times New Roman" w:hAnsi="Courier New" w:cs="Courier New"/>
+          <w:rFonts w:ascii="Courier New" w:hAnsi="Courier New" w:eastAsia="Times New Roman" w:cs="Courier New"/>
           <w:color w:val="BA2121"/>
           <w:sz w:val="20"/>
           <w:szCs w:val="20"/>
@@ -1367,7 +1253,7 @@
       </w:r>
       <w:r>
         <w:rPr>
-          <w:rFonts w:ascii="Courier New" w:eastAsia="Times New Roman" w:hAnsi="Courier New" w:cs="Courier New"/>
+          <w:rFonts w:ascii="Courier New" w:hAnsi="Courier New" w:eastAsia="Times New Roman" w:cs="Courier New"/>
           <w:color w:val="333333"/>
           <w:sz w:val="20"/>
           <w:szCs w:val="20"/>
@@ -1397,7 +1283,7 @@
         </w:tabs>
         <w:spacing w:before="0" w:after="0" w:line="244" w:lineRule="atLeast"/>
         <w:rPr>
-          <w:rFonts w:ascii="Courier New" w:eastAsia="Times New Roman" w:hAnsi="Courier New" w:cs="Courier New"/>
+          <w:rFonts w:ascii="Courier New" w:hAnsi="Courier New" w:eastAsia="Times New Roman" w:cs="Courier New"/>
           <w:color w:val="333333"/>
           <w:sz w:val="20"/>
           <w:szCs w:val="20"/>
@@ -1405,7 +1291,7 @@
       </w:pPr>
       <w:r>
         <w:rPr>
-          <w:rFonts w:ascii="Courier New" w:eastAsia="Times New Roman" w:hAnsi="Courier New" w:cs="Courier New"/>
+          <w:rFonts w:ascii="Courier New" w:hAnsi="Courier New" w:eastAsia="Times New Roman" w:cs="Courier New"/>
           <w:color w:val="333333"/>
           <w:sz w:val="20"/>
           <w:szCs w:val="20"/>
@@ -1414,7 +1300,7 @@
       </w:r>
       <w:r>
         <w:rPr>
-          <w:rFonts w:ascii="Courier New" w:eastAsia="Times New Roman" w:hAnsi="Courier New" w:cs="Courier New"/>
+          <w:rFonts w:ascii="Courier New" w:hAnsi="Courier New" w:eastAsia="Times New Roman" w:cs="Courier New"/>
           <w:color w:val="666666"/>
           <w:sz w:val="20"/>
           <w:szCs w:val="20"/>
@@ -1423,7 +1309,7 @@
       </w:r>
       <w:r>
         <w:rPr>
-          <w:rFonts w:ascii="Courier New" w:eastAsia="Times New Roman" w:hAnsi="Courier New" w:cs="Courier New"/>
+          <w:rFonts w:ascii="Courier New" w:hAnsi="Courier New" w:eastAsia="Times New Roman" w:cs="Courier New"/>
           <w:color w:val="333333"/>
           <w:sz w:val="20"/>
           <w:szCs w:val="20"/>
@@ -1432,7 +1318,7 @@
       </w:r>
       <w:r>
         <w:rPr>
-          <w:rFonts w:ascii="Courier New" w:eastAsia="Times New Roman" w:hAnsi="Courier New" w:cs="Courier New"/>
+          <w:rFonts w:ascii="Courier New" w:hAnsi="Courier New" w:eastAsia="Times New Roman" w:cs="Courier New"/>
           <w:color w:val="BA2121"/>
           <w:sz w:val="20"/>
           <w:szCs w:val="20"/>
@@ -1441,7 +1327,7 @@
       </w:r>
       <w:r>
         <w:rPr>
-          <w:rFonts w:ascii="Courier New" w:eastAsia="Times New Roman" w:hAnsi="Courier New" w:cs="Courier New"/>
+          <w:rFonts w:ascii="Courier New" w:hAnsi="Courier New" w:eastAsia="Times New Roman" w:cs="Courier New"/>
           <w:color w:val="333333"/>
           <w:sz w:val="20"/>
           <w:szCs w:val="20"/>
@@ -1471,7 +1357,7 @@
         </w:tabs>
         <w:spacing w:before="0" w:after="0" w:line="244" w:lineRule="atLeast"/>
         <w:rPr>
-          <w:rFonts w:ascii="Courier New" w:eastAsia="Times New Roman" w:hAnsi="Courier New" w:cs="Courier New"/>
+          <w:rFonts w:ascii="Courier New" w:hAnsi="Courier New" w:eastAsia="Times New Roman" w:cs="Courier New"/>
           <w:color w:val="333333"/>
           <w:sz w:val="20"/>
           <w:szCs w:val="20"/>
@@ -1479,7 +1365,7 @@
       </w:pPr>
       <w:r>
         <w:rPr>
-          <w:rFonts w:ascii="Courier New" w:eastAsia="Times New Roman" w:hAnsi="Courier New" w:cs="Courier New"/>
+          <w:rFonts w:ascii="Courier New" w:hAnsi="Courier New" w:eastAsia="Times New Roman" w:cs="Courier New"/>
           <w:color w:val="333333"/>
           <w:sz w:val="20"/>
           <w:szCs w:val="20"/>
@@ -1489,7 +1375,7 @@
       <w:proofErr w:type="spellStart"/>
       <w:r>
         <w:rPr>
-          <w:rFonts w:ascii="Courier New" w:eastAsia="Times New Roman" w:hAnsi="Courier New" w:cs="Courier New"/>
+          <w:rFonts w:ascii="Courier New" w:hAnsi="Courier New" w:eastAsia="Times New Roman" w:cs="Courier New"/>
           <w:color w:val="333333"/>
           <w:sz w:val="20"/>
           <w:szCs w:val="20"/>
@@ -1499,7 +1385,7 @@
       <w:proofErr w:type="spellEnd"/>
       <w:r>
         <w:rPr>
-          <w:rFonts w:ascii="Courier New" w:eastAsia="Times New Roman" w:hAnsi="Courier New" w:cs="Courier New"/>
+          <w:rFonts w:ascii="Courier New" w:hAnsi="Courier New" w:eastAsia="Times New Roman" w:cs="Courier New"/>
           <w:color w:val="666666"/>
           <w:sz w:val="20"/>
           <w:szCs w:val="20"/>
@@ -1508,7 +1394,7 @@
       </w:r>
       <w:r>
         <w:rPr>
-          <w:rFonts w:ascii="Courier New" w:eastAsia="Times New Roman" w:hAnsi="Courier New" w:cs="Courier New"/>
+          <w:rFonts w:ascii="Courier New" w:hAnsi="Courier New" w:eastAsia="Times New Roman" w:cs="Courier New"/>
           <w:color w:val="333333"/>
           <w:sz w:val="20"/>
           <w:szCs w:val="20"/>
@@ -1517,7 +1403,7 @@
       </w:r>
       <w:r>
         <w:rPr>
-          <w:rFonts w:ascii="Courier New" w:eastAsia="Times New Roman" w:hAnsi="Courier New" w:cs="Courier New"/>
+          <w:rFonts w:ascii="Courier New" w:hAnsi="Courier New" w:eastAsia="Times New Roman" w:cs="Courier New"/>
           <w:color w:val="BA2121"/>
           <w:sz w:val="20"/>
           <w:szCs w:val="20"/>
@@ -1526,7 +1412,7 @@
       </w:r>
       <w:r>
         <w:rPr>
-          <w:rFonts w:ascii="Courier New" w:eastAsia="Times New Roman" w:hAnsi="Courier New" w:cs="Courier New"/>
+          <w:rFonts w:ascii="Courier New" w:hAnsi="Courier New" w:eastAsia="Times New Roman" w:cs="Courier New"/>
           <w:color w:val="333333"/>
           <w:sz w:val="20"/>
           <w:szCs w:val="20"/>
@@ -1556,7 +1442,7 @@
         </w:tabs>
         <w:spacing w:before="0" w:after="0" w:line="244" w:lineRule="atLeast"/>
         <w:rPr>
-          <w:rFonts w:ascii="Courier New" w:eastAsia="Times New Roman" w:hAnsi="Courier New" w:cs="Courier New"/>
+          <w:rFonts w:ascii="Courier New" w:hAnsi="Courier New" w:eastAsia="Times New Roman" w:cs="Courier New"/>
           <w:color w:val="333333"/>
           <w:sz w:val="20"/>
           <w:szCs w:val="20"/>
@@ -1564,7 +1450,7 @@
       </w:pPr>
       <w:r>
         <w:rPr>
-          <w:rFonts w:ascii="Courier New" w:eastAsia="Times New Roman" w:hAnsi="Courier New" w:cs="Courier New"/>
+          <w:rFonts w:ascii="Courier New" w:hAnsi="Courier New" w:eastAsia="Times New Roman" w:cs="Courier New"/>
           <w:color w:val="333333"/>
           <w:sz w:val="20"/>
           <w:szCs w:val="20"/>
@@ -1573,7 +1459,7 @@
       </w:r>
       <w:r>
         <w:rPr>
-          <w:rFonts w:ascii="Courier New" w:eastAsia="Times New Roman" w:hAnsi="Courier New" w:cs="Courier New"/>
+          <w:rFonts w:ascii="Courier New" w:hAnsi="Courier New" w:eastAsia="Times New Roman" w:cs="Courier New"/>
           <w:color w:val="666666"/>
           <w:sz w:val="20"/>
           <w:szCs w:val="20"/>
@@ -1582,7 +1468,7 @@
       </w:r>
       <w:r>
         <w:rPr>
-          <w:rFonts w:ascii="Courier New" w:eastAsia="Times New Roman" w:hAnsi="Courier New" w:cs="Courier New"/>
+          <w:rFonts w:ascii="Courier New" w:hAnsi="Courier New" w:eastAsia="Times New Roman" w:cs="Courier New"/>
           <w:color w:val="333333"/>
           <w:sz w:val="20"/>
           <w:szCs w:val="20"/>
@@ -1591,7 +1477,7 @@
       </w:r>
       <w:r>
         <w:rPr>
-          <w:rFonts w:ascii="Courier New" w:eastAsia="Times New Roman" w:hAnsi="Courier New" w:cs="Courier New"/>
+          <w:rFonts w:ascii="Courier New" w:hAnsi="Courier New" w:eastAsia="Times New Roman" w:cs="Courier New"/>
           <w:b/>
           <w:bCs/>
           <w:color w:val="008000"/>
@@ -1602,7 +1488,7 @@
       </w:r>
       <w:r>
         <w:rPr>
-          <w:rFonts w:ascii="Courier New" w:eastAsia="Times New Roman" w:hAnsi="Courier New" w:cs="Courier New"/>
+          <w:rFonts w:ascii="Courier New" w:hAnsi="Courier New" w:eastAsia="Times New Roman" w:cs="Courier New"/>
           <w:color w:val="333333"/>
           <w:sz w:val="20"/>
           <w:szCs w:val="20"/>
@@ -1632,7 +1518,7 @@
         </w:tabs>
         <w:spacing w:before="0" w:after="0" w:line="244" w:lineRule="atLeast"/>
         <w:rPr>
-          <w:rFonts w:ascii="Courier New" w:eastAsia="Times New Roman" w:hAnsi="Courier New" w:cs="Courier New"/>
+          <w:rFonts w:ascii="Courier New" w:hAnsi="Courier New" w:eastAsia="Times New Roman" w:cs="Courier New"/>
           <w:color w:val="333333"/>
           <w:sz w:val="20"/>
           <w:szCs w:val="20"/>
@@ -1640,7 +1526,7 @@
       </w:pPr>
       <w:r>
         <w:rPr>
-          <w:rFonts w:ascii="Courier New" w:eastAsia="Times New Roman" w:hAnsi="Courier New" w:cs="Courier New"/>
+          <w:rFonts w:ascii="Courier New" w:hAnsi="Courier New" w:eastAsia="Times New Roman" w:cs="Courier New"/>
           <w:color w:val="333333"/>
           <w:sz w:val="20"/>
           <w:szCs w:val="20"/>
@@ -1649,7 +1535,7 @@
       </w:r>
       <w:r>
         <w:rPr>
-          <w:rFonts w:ascii="Courier New" w:eastAsia="Times New Roman" w:hAnsi="Courier New" w:cs="Courier New"/>
+          <w:rFonts w:ascii="Courier New" w:hAnsi="Courier New" w:eastAsia="Times New Roman" w:cs="Courier New"/>
           <w:color w:val="666666"/>
           <w:sz w:val="20"/>
           <w:szCs w:val="20"/>
@@ -1658,7 +1544,7 @@
       </w:r>
       <w:r>
         <w:rPr>
-          <w:rFonts w:ascii="Courier New" w:eastAsia="Times New Roman" w:hAnsi="Courier New" w:cs="Courier New"/>
+          <w:rFonts w:ascii="Courier New" w:hAnsi="Courier New" w:eastAsia="Times New Roman" w:cs="Courier New"/>
           <w:color w:val="333333"/>
           <w:sz w:val="20"/>
           <w:szCs w:val="20"/>
@@ -1667,7 +1553,7 @@
       </w:r>
       <w:r>
         <w:rPr>
-          <w:rFonts w:ascii="Courier New" w:eastAsia="Times New Roman" w:hAnsi="Courier New" w:cs="Courier New"/>
+          <w:rFonts w:ascii="Courier New" w:hAnsi="Courier New" w:eastAsia="Times New Roman" w:cs="Courier New"/>
           <w:color w:val="666666"/>
           <w:sz w:val="20"/>
           <w:szCs w:val="20"/>
@@ -1676,7 +1562,7 @@
       </w:r>
       <w:r>
         <w:rPr>
-          <w:rFonts w:ascii="Courier New" w:eastAsia="Times New Roman" w:hAnsi="Courier New" w:cs="Courier New"/>
+          <w:rFonts w:ascii="Courier New" w:hAnsi="Courier New" w:eastAsia="Times New Roman" w:cs="Courier New"/>
           <w:color w:val="333333"/>
           <w:sz w:val="20"/>
           <w:szCs w:val="20"/>
@@ -1706,7 +1592,7 @@
         </w:tabs>
         <w:spacing w:before="0" w:after="0" w:line="244" w:lineRule="atLeast"/>
         <w:rPr>
-          <w:rFonts w:ascii="Courier New" w:eastAsia="Times New Roman" w:hAnsi="Courier New" w:cs="Courier New"/>
+          <w:rFonts w:ascii="Courier New" w:hAnsi="Courier New" w:eastAsia="Times New Roman" w:cs="Courier New"/>
           <w:color w:val="333333"/>
           <w:sz w:val="20"/>
           <w:szCs w:val="20"/>
@@ -1714,7 +1600,7 @@
       </w:pPr>
       <w:r>
         <w:rPr>
-          <w:rFonts w:ascii="Courier New" w:eastAsia="Times New Roman" w:hAnsi="Courier New" w:cs="Courier New"/>
+          <w:rFonts w:ascii="Courier New" w:hAnsi="Courier New" w:eastAsia="Times New Roman" w:cs="Courier New"/>
           <w:color w:val="333333"/>
           <w:sz w:val="20"/>
           <w:szCs w:val="20"/>
@@ -1744,7 +1630,7 @@
         </w:tabs>
         <w:spacing w:before="0" w:after="0" w:line="244" w:lineRule="atLeast"/>
         <w:rPr>
-          <w:rFonts w:ascii="Courier New" w:eastAsia="Times New Roman" w:hAnsi="Courier New" w:cs="Courier New"/>
+          <w:rFonts w:ascii="Courier New" w:hAnsi="Courier New" w:eastAsia="Times New Roman" w:cs="Courier New"/>
           <w:color w:val="333333"/>
           <w:sz w:val="20"/>
           <w:szCs w:val="20"/>
@@ -1752,7 +1638,7 @@
       </w:pPr>
       <w:r>
         <w:rPr>
-          <w:rFonts w:ascii="Courier New" w:eastAsia="Times New Roman" w:hAnsi="Courier New" w:cs="Courier New"/>
+          <w:rFonts w:ascii="Courier New" w:hAnsi="Courier New" w:eastAsia="Times New Roman" w:cs="Courier New"/>
           <w:color w:val="333333"/>
           <w:sz w:val="20"/>
           <w:szCs w:val="20"/>
@@ -1782,7 +1668,7 @@
         </w:tabs>
         <w:spacing w:before="0" w:after="0" w:line="244" w:lineRule="atLeast"/>
         <w:rPr>
-          <w:rFonts w:ascii="Courier New" w:eastAsia="Times New Roman" w:hAnsi="Courier New" w:cs="Courier New"/>
+          <w:rFonts w:ascii="Courier New" w:hAnsi="Courier New" w:eastAsia="Times New Roman" w:cs="Courier New"/>
           <w:color w:val="333333"/>
           <w:sz w:val="20"/>
           <w:szCs w:val="20"/>
@@ -1790,7 +1676,7 @@
       </w:pPr>
       <w:r>
         <w:rPr>
-          <w:rFonts w:ascii="Courier New" w:eastAsia="Times New Roman" w:hAnsi="Courier New" w:cs="Courier New"/>
+          <w:rFonts w:ascii="Courier New" w:hAnsi="Courier New" w:eastAsia="Times New Roman" w:cs="Courier New"/>
           <w:color w:val="333333"/>
           <w:sz w:val="20"/>
           <w:szCs w:val="20"/>
@@ -1799,7 +1685,7 @@
       </w:r>
       <w:r>
         <w:rPr>
-          <w:rFonts w:ascii="Courier New" w:eastAsia="Times New Roman" w:hAnsi="Courier New" w:cs="Courier New"/>
+          <w:rFonts w:ascii="Courier New" w:hAnsi="Courier New" w:eastAsia="Times New Roman" w:cs="Courier New"/>
           <w:color w:val="666666"/>
           <w:sz w:val="20"/>
           <w:szCs w:val="20"/>
@@ -1808,7 +1694,7 @@
       </w:r>
       <w:r>
         <w:rPr>
-          <w:rFonts w:ascii="Courier New" w:eastAsia="Times New Roman" w:hAnsi="Courier New" w:cs="Courier New"/>
+          <w:rFonts w:ascii="Courier New" w:hAnsi="Courier New" w:eastAsia="Times New Roman" w:cs="Courier New"/>
           <w:color w:val="333333"/>
           <w:sz w:val="20"/>
           <w:szCs w:val="20"/>
@@ -1817,7 +1703,7 @@
       </w:r>
       <w:r>
         <w:rPr>
-          <w:rFonts w:ascii="Courier New" w:eastAsia="Times New Roman" w:hAnsi="Courier New" w:cs="Courier New"/>
+          <w:rFonts w:ascii="Courier New" w:hAnsi="Courier New" w:eastAsia="Times New Roman" w:cs="Courier New"/>
           <w:color w:val="BA2121"/>
           <w:sz w:val="20"/>
           <w:szCs w:val="20"/>
@@ -1826,7 +1712,7 @@
       </w:r>
       <w:r>
         <w:rPr>
-          <w:rFonts w:ascii="Courier New" w:eastAsia="Times New Roman" w:hAnsi="Courier New" w:cs="Courier New"/>
+          <w:rFonts w:ascii="Courier New" w:hAnsi="Courier New" w:eastAsia="Times New Roman" w:cs="Courier New"/>
           <w:color w:val="333333"/>
           <w:sz w:val="20"/>
           <w:szCs w:val="20"/>
@@ -1856,7 +1742,7 @@
         </w:tabs>
         <w:spacing w:before="0" w:after="0" w:line="244" w:lineRule="atLeast"/>
         <w:rPr>
-          <w:rFonts w:ascii="Courier New" w:eastAsia="Times New Roman" w:hAnsi="Courier New" w:cs="Courier New"/>
+          <w:rFonts w:ascii="Courier New" w:hAnsi="Courier New" w:eastAsia="Times New Roman" w:cs="Courier New"/>
           <w:color w:val="333333"/>
           <w:sz w:val="20"/>
           <w:szCs w:val="20"/>
@@ -1865,7 +1751,7 @@
       <w:proofErr w:type="gramStart"/>
       <w:r>
         <w:rPr>
-          <w:rFonts w:ascii="Courier New" w:eastAsia="Times New Roman" w:hAnsi="Courier New" w:cs="Courier New"/>
+          <w:rFonts w:ascii="Courier New" w:hAnsi="Courier New" w:eastAsia="Times New Roman" w:cs="Courier New"/>
           <w:color w:val="333333"/>
           <w:sz w:val="20"/>
           <w:szCs w:val="20"/>
@@ -1906,7 +1792,7 @@
       <w:r>
         <w:t xml:space="preserve">Log into </w:t>
       </w:r>
-      <w:hyperlink r:id="rId14" w:history="1">
+      <w:hyperlink w:history="1" r:id="rId14">
         <w:r>
           <w:rPr>
             <w:rStyle w:val="Hyperlink"/>
@@ -2054,7 +1940,7 @@
       <w:pPr>
         <w:spacing w:before="0" w:after="200"/>
         <w:rPr>
-          <w:rFonts w:ascii="Arial" w:eastAsiaTheme="majorEastAsia" w:hAnsi="Arial" w:cs="Arial"/>
+          <w:rFonts w:ascii="Arial" w:hAnsi="Arial" w:cs="Arial" w:eastAsiaTheme="majorEastAsia"/>
           <w:b/>
           <w:bCs/>
           <w:color w:val="000000" w:themeColor="text1"/>
@@ -2069,13 +1955,14 @@
     <w:p>
       <w:pPr>
         <w:pStyle w:val="EsriHeading2"/>
-      </w:pPr>
-      <w:bookmarkStart w:id="7" w:name="_Toc224552026"/>
-      <w:r>
-        <w:lastRenderedPageBreak/>
+        <w:rPr/>
+      </w:pPr>
+      <w:bookmarkStart w:name="_Toc1459094738" w:id="266483252"/>
+      <w:r>
+        <w:rPr/>
         <w:t>Single URL</w:t>
       </w:r>
-      <w:bookmarkEnd w:id="7"/>
+      <w:bookmarkEnd w:id="266483252"/>
     </w:p>
     <w:p>
       <w:r>
@@ -2125,7 +2012,7 @@
       <w:r>
         <w:t xml:space="preserve">, for example, URL and tag information for these can be found </w:t>
       </w:r>
-      <w:hyperlink r:id="rId15" w:anchor="basemap" w:history="1">
+      <w:hyperlink w:history="1" w:anchor="basemap" r:id="rId15">
         <w:r>
           <w:rPr>
             <w:rStyle w:val="Hyperlink"/>
@@ -2139,7 +2026,7 @@
       <w:pPr>
         <w:spacing w:before="0" w:after="200"/>
         <w:rPr>
-          <w:rFonts w:ascii="Arial" w:eastAsiaTheme="majorEastAsia" w:hAnsi="Arial" w:cs="Arial"/>
+          <w:rFonts w:ascii="Arial" w:hAnsi="Arial" w:cs="Arial" w:eastAsiaTheme="majorEastAsia"/>
           <w:b/>
           <w:bCs/>
           <w:color w:val="007AC2"/>
@@ -2154,13 +2041,14 @@
     <w:p>
       <w:pPr>
         <w:pStyle w:val="EsriHeading1"/>
-      </w:pPr>
-      <w:bookmarkStart w:id="8" w:name="_Toc224552027"/>
-      <w:r>
-        <w:lastRenderedPageBreak/>
+        <w:rPr/>
+      </w:pPr>
+      <w:bookmarkStart w:name="_Toc1883368926" w:id="96820411"/>
+      <w:r>
+        <w:rPr/>
         <w:t>Alternate Basemap</w:t>
       </w:r>
-      <w:bookmarkEnd w:id="8"/>
+      <w:bookmarkEnd w:id="96820411"/>
     </w:p>
     <w:p>
       <w:r>
@@ -2221,7 +2109,7 @@
           <w:rStyle w:val="Hyperlink"/>
         </w:rPr>
       </w:pPr>
-      <w:hyperlink r:id="rId16" w:anchor="basemap" w:history="1">
+      <w:hyperlink w:history="1" w:anchor="basemap" r:id="rId16">
         <w:r>
           <w:rPr>
             <w:rStyle w:val="Hyperlink"/>
@@ -2240,7 +2128,7 @@
       <w:pPr>
         <w:spacing w:before="0" w:after="200"/>
         <w:rPr>
-          <w:rFonts w:ascii="Arial" w:eastAsiaTheme="majorEastAsia" w:hAnsi="Arial" w:cs="Arial"/>
+          <w:rFonts w:ascii="Arial" w:hAnsi="Arial" w:cs="Arial" w:eastAsiaTheme="majorEastAsia"/>
           <w:b/>
           <w:bCs/>
           <w:color w:val="007AC2"/>
@@ -2255,13 +2143,14 @@
     <w:p>
       <w:pPr>
         <w:pStyle w:val="EsriHeading1"/>
-      </w:pPr>
-      <w:bookmarkStart w:id="9" w:name="_Toc224552028"/>
-      <w:r>
-        <w:lastRenderedPageBreak/>
+        <w:rPr/>
+      </w:pPr>
+      <w:bookmarkStart w:name="_Toc630289017" w:id="183217770"/>
+      <w:r>
+        <w:rPr/>
         <w:t>Using Custom Basemap</w:t>
       </w:r>
-      <w:bookmarkEnd w:id="9"/>
+      <w:bookmarkEnd w:id="183217770"/>
     </w:p>
     <w:p>
       <w:r>
@@ -2416,16 +2305,1828 @@
         <w:spacing w:before="0" w:after="200"/>
       </w:pPr>
     </w:p>
+    <w:p>
+      <w:pPr>
+        <w:pStyle w:val="EsriHeading1"/>
+        <w:numPr>
+          <w:ilvl w:val="0"/>
+          <w:numId w:val="0"/>
+        </w:numPr>
+        <w:suppressLineNumbers w:val="0"/>
+        <w:bidi w:val="0"/>
+        <w:spacing w:before="240" w:beforeAutospacing="off" w:after="480" w:afterAutospacing="off" w:line="240" w:lineRule="auto"/>
+        <w:ind w:left="720" w:right="0" w:hanging="720"/>
+        <w:jc w:val="left"/>
+      </w:pPr>
+    </w:p>
+    <w:p>
+      <w:pPr>
+        <w:numPr>
+          <w:ilvl w:val="0"/>
+          <w:numId w:val="0"/>
+        </w:numPr>
+        <w:suppressLineNumbers w:val="0"/>
+        <w:bidi w:val="0"/>
+        <w:spacing w:before="240" w:beforeAutospacing="off" w:after="480" w:afterAutospacing="off" w:line="240" w:lineRule="auto"/>
+        <w:ind/>
+      </w:pPr>
+      <w:r>
+        <w:br w:type="page"/>
+      </w:r>
+    </w:p>
+    <w:p>
+      <w:pPr>
+        <w:pStyle w:val="EsriHeading1"/>
+        <w:suppressLineNumbers w:val="0"/>
+        <w:bidi w:val="0"/>
+        <w:spacing w:before="240" w:beforeAutospacing="off" w:after="480" w:afterAutospacing="off" w:line="240" w:lineRule="auto"/>
+        <w:ind w:left="720" w:right="0" w:hanging="720"/>
+        <w:jc w:val="left"/>
+        <w:rPr/>
+      </w:pPr>
+      <w:bookmarkStart w:name="_Toc552748028" w:id="1795727403"/>
+      <w:r>
+        <w:rPr/>
+        <w:t>Configure Labels to Draw Above Fe</w:t>
+      </w:r>
+      <w:r>
+        <w:rPr/>
+        <w:t>at</w:t>
+      </w:r>
+      <w:r>
+        <w:rPr/>
+        <w:t>ures</w:t>
+      </w:r>
+      <w:bookmarkEnd w:id="1795727403"/>
+    </w:p>
+    <w:p>
+      <w:pPr>
+        <w:spacing w:before="40" w:beforeAutospacing="off" w:after="80" w:afterAutospacing="off" w:line="276" w:lineRule="auto"/>
+      </w:pPr>
+      <w:r>
+        <w:rPr>
+          <w:rFonts w:ascii="Times New Roman" w:hAnsi="Times New Roman" w:eastAsia="Times New Roman" w:cs="Times New Roman"/>
+          <w:noProof w:val="0"/>
+          <w:sz w:val="24"/>
+          <w:szCs w:val="24"/>
+          <w:lang w:val="en-US"/>
+        </w:rPr>
+        <w:t>With some configuration work, a custom basemap can be created that uses the existing available basemaps and has the labels draw above features. For example, after customizing labels, a highway badge would no longer be below.</w:t>
+      </w:r>
+    </w:p>
+    <w:p>
+      <w:pPr>
+        <w:spacing w:before="40" w:beforeAutospacing="off" w:after="80" w:afterAutospacing="off" w:line="276" w:lineRule="auto"/>
+      </w:pPr>
+      <w:r>
+        <w:rPr>
+          <w:rFonts w:ascii="Times New Roman" w:hAnsi="Times New Roman" w:eastAsia="Times New Roman" w:cs="Times New Roman"/>
+          <w:noProof w:val="0"/>
+          <w:sz w:val="24"/>
+          <w:szCs w:val="24"/>
+          <w:lang w:val="en-US"/>
+        </w:rPr>
+        <w:t xml:space="preserve"> </w:t>
+      </w:r>
+    </w:p>
+    <w:p>
+      <w:pPr>
+        <w:spacing w:before="0" w:beforeAutospacing="off" w:after="200" w:afterAutospacing="off" w:line="276" w:lineRule="auto"/>
+      </w:pPr>
+      <w:r>
+        <w:rPr>
+          <w:rFonts w:ascii="Times New Roman" w:hAnsi="Times New Roman" w:eastAsia="Times New Roman" w:cs="Times New Roman"/>
+          <w:noProof w:val="0"/>
+          <w:sz w:val="24"/>
+          <w:szCs w:val="24"/>
+          <w:lang w:val="en-US"/>
+        </w:rPr>
+        <w:t>Open Basemap Style in Vector Tile Style Editor (VTSE)</w:t>
+      </w:r>
+    </w:p>
+    <w:p>
+      <w:pPr>
+        <w:pStyle w:val="ListParagraph"/>
+        <w:numPr>
+          <w:ilvl w:val="0"/>
+          <w:numId w:val="30"/>
+        </w:numPr>
+        <w:spacing w:before="0" w:beforeAutospacing="off" w:after="0" w:afterAutospacing="off" w:line="276" w:lineRule="auto"/>
+        <w:ind w:left="720" w:right="0" w:hanging="360"/>
+        <w:rPr>
+          <w:rFonts w:ascii="Times New Roman" w:hAnsi="Times New Roman" w:eastAsia="Times New Roman" w:cs="Times New Roman"/>
+          <w:noProof w:val="0"/>
+          <w:sz w:val="24"/>
+          <w:szCs w:val="24"/>
+          <w:lang w:val="en-US"/>
+        </w:rPr>
+      </w:pPr>
+      <w:r>
+        <w:rPr>
+          <w:rFonts w:ascii="Times New Roman" w:hAnsi="Times New Roman" w:eastAsia="Times New Roman" w:cs="Times New Roman"/>
+          <w:noProof w:val="0"/>
+          <w:sz w:val="24"/>
+          <w:szCs w:val="24"/>
+          <w:lang w:val="en-US"/>
+        </w:rPr>
+        <w:t>Open VTSE in Portal in your chiclet menu in the top right corner of Portal.</w:t>
+      </w:r>
+    </w:p>
+    <w:p>
+      <w:pPr>
+        <w:spacing w:before="0" w:beforeAutospacing="off" w:after="0" w:afterAutospacing="off"/>
+      </w:pPr>
+    </w:p>
+    <w:p>
+      <w:pPr>
+        <w:pStyle w:val="ListParagraph"/>
+        <w:spacing w:before="0" w:after="200"/>
+        <w:ind w:left="720"/>
+      </w:pPr>
+      <w:r>
+        <w:drawing>
+          <wp:inline wp14:editId="2C7F4203" wp14:anchorId="370B505C">
+            <wp:extent cx="3229202" cy="5432302"/>
+            <wp:effectExtent l="114300" t="114300" r="104775" b="149860"/>
+            <wp:docPr id="878372962" name="drawing"/>
+            <wp:cNvGraphicFramePr>
+              <a:graphicFrameLocks noChangeAspect="1"/>
+            </wp:cNvGraphicFramePr>
+            <a:graphic>
+              <a:graphicData xmlns:a="http://schemas.openxmlformats.org/drawingml/2006/main" uri="http://schemas.openxmlformats.org/drawingml/2006/picture">
+                <pic:pic xmlns:pic="http://schemas.openxmlformats.org/drawingml/2006/picture">
+                  <pic:nvPicPr>
+                    <pic:cNvPr id="878372962" name="Picture 878372962"/>
+                    <pic:cNvPicPr/>
+                  </pic:nvPicPr>
+                  <pic:blipFill>
+                    <a:blip xmlns:r="http://schemas.openxmlformats.org/officeDocument/2006/relationships" r:embed="rId1705584978">
+                      <a:extLst>
+                        <a:ext uri="{28A0092B-C50C-407E-A947-70E740481C1C}">
+                          <a14:useLocalDpi xmlns:a14="http://schemas.microsoft.com/office/drawing/2010/main"/>
+                        </a:ext>
+                      </a:extLst>
+                    </a:blip>
+                    <a:srcRect/>
+                    <a:stretch>
+                      <a:fillRect/>
+                    </a:stretch>
+                  </pic:blipFill>
+                  <pic:spPr>
+                    <a:xfrm>
+                      <a:off x="0" y="0"/>
+                      <a:ext cx="3229202" cy="5432302"/>
+                    </a:xfrm>
+                    <a:prstGeom prst="rect">
+                      <a:avLst/>
+                    </a:prstGeom>
+                    <a:solidFill>
+                      <a:srgbClr val="FFFFFF">
+                        <a:shade val="85000"/>
+                      </a:srgbClr>
+                    </a:solidFill>
+                    <a:ln w="88900" cap="sq">
+                      <a:solidFill>
+                        <a:srgbClr val="FFFFFF"/>
+                      </a:solidFill>
+                      <a:miter lim="800000"/>
+                    </a:ln>
+                    <a:effectLst>
+                      <a:outerShdw blurRad="55000" dist="18000" dir="5400000" algn="tl" rotWithShape="0">
+                        <a:srgbClr val="000000">
+                          <a:alpha val="40000"/>
+                        </a:srgbClr>
+                      </a:outerShdw>
+                    </a:effectLst>
+                    <a:scene3d>
+                      <a:camera prst="orthographicFront"/>
+                      <a:lightRig rig="twoPt" dir="t">
+                        <a:rot lat="0" lon="0" rev="7200000"/>
+                      </a:lightRig>
+                    </a:scene3d>
+                    <a:sp3d>
+                      <a:bevelT w="25400" h="19050"/>
+                      <a:contourClr>
+                        <a:srgbClr val="FFFFFF"/>
+                      </a:contourClr>
+                    </a:sp3d>
+                  </pic:spPr>
+                </pic:pic>
+              </a:graphicData>
+            </a:graphic>
+          </wp:inline>
+        </w:drawing>
+      </w:r>
+    </w:p>
+    <w:p>
+      <w:pPr>
+        <w:pStyle w:val="ListParagraph"/>
+        <w:numPr>
+          <w:ilvl w:val="0"/>
+          <w:numId w:val="22"/>
+        </w:numPr>
+        <w:spacing w:before="0" w:after="200"/>
+        <w:rPr/>
+      </w:pPr>
+      <w:r>
+        <w:rPr/>
+        <w:t>Select the New Style button in the top right.</w:t>
+      </w:r>
+    </w:p>
+    <w:p>
+      <w:pPr>
+        <w:pStyle w:val="ListParagraph"/>
+        <w:spacing w:before="0" w:after="200"/>
+        <w:ind w:left="720"/>
+      </w:pPr>
+      <w:r>
+        <w:drawing>
+          <wp:inline wp14:editId="2B653A65" wp14:anchorId="68FA5A19">
+            <wp:extent cx="2238687" cy="1019317"/>
+            <wp:effectExtent l="0" t="0" r="0" b="0"/>
+            <wp:docPr id="97952053" name="drawing"/>
+            <wp:cNvGraphicFramePr>
+              <a:graphicFrameLocks noChangeAspect="1"/>
+            </wp:cNvGraphicFramePr>
+            <a:graphic>
+              <a:graphicData xmlns:a="http://schemas.openxmlformats.org/drawingml/2006/main" uri="http://schemas.openxmlformats.org/drawingml/2006/picture">
+                <pic:pic xmlns:pic="http://schemas.openxmlformats.org/drawingml/2006/picture">
+                  <pic:nvPicPr>
+                    <pic:cNvPr id="97952053" name="Picture 97952053"/>
+                    <pic:cNvPicPr/>
+                  </pic:nvPicPr>
+                  <pic:blipFill>
+                    <a:blip xmlns:r="http://schemas.openxmlformats.org/officeDocument/2006/relationships" r:embed="rId751025371">
+                      <a:extLst>
+                        <a:ext uri="{28A0092B-C50C-407E-A947-70E740481C1C}">
+                          <a14:useLocalDpi xmlns:a14="http://schemas.microsoft.com/office/drawing/2010/main"/>
+                        </a:ext>
+                      </a:extLst>
+                    </a:blip>
+                    <a:stretch>
+                      <a:fillRect/>
+                    </a:stretch>
+                  </pic:blipFill>
+                  <pic:spPr>
+                    <a:xfrm>
+                      <a:off x="0" y="0"/>
+                      <a:ext cx="2238687" cy="1019317"/>
+                    </a:xfrm>
+                    <a:prstGeom prst="rect">
+                      <a:avLst/>
+                    </a:prstGeom>
+                  </pic:spPr>
+                </pic:pic>
+              </a:graphicData>
+            </a:graphic>
+          </wp:inline>
+        </w:drawing>
+      </w:r>
+    </w:p>
+    <w:p>
+      <w:pPr>
+        <w:pStyle w:val="ListParagraph"/>
+        <w:numPr>
+          <w:ilvl w:val="0"/>
+          <w:numId w:val="22"/>
+        </w:numPr>
+        <w:spacing w:before="0" w:after="200"/>
+        <w:rPr/>
+      </w:pPr>
+      <w:r>
+        <w:rPr/>
+        <w:t>Locate the style you want to edit and click to open.</w:t>
+      </w:r>
+      <w:r>
+        <w:rPr/>
+        <w:t xml:space="preserve">  You can use the search text box or scroll </w:t>
+      </w:r>
+      <w:r>
+        <w:rPr/>
+        <w:t>through the styles to find what you are looking for.</w:t>
+      </w:r>
+    </w:p>
+    <w:p>
+      <w:pPr>
+        <w:pStyle w:val="ListParagraph"/>
+        <w:spacing w:before="0" w:after="200"/>
+        <w:ind w:left="720"/>
+      </w:pPr>
+      <w:r>
+        <w:drawing>
+          <wp:inline wp14:editId="46A3274E" wp14:anchorId="481ACD18">
+            <wp:extent cx="3277058" cy="1024982"/>
+            <wp:effectExtent l="0" t="0" r="0" b="0"/>
+            <wp:docPr id="1757189091" name="drawing"/>
+            <wp:cNvGraphicFramePr>
+              <a:graphicFrameLocks noChangeAspect="1"/>
+            </wp:cNvGraphicFramePr>
+            <a:graphic>
+              <a:graphicData xmlns:a="http://schemas.openxmlformats.org/drawingml/2006/main" uri="http://schemas.openxmlformats.org/drawingml/2006/picture">
+                <pic:pic xmlns:pic="http://schemas.openxmlformats.org/drawingml/2006/picture">
+                  <pic:nvPicPr>
+                    <pic:cNvPr id="1757189091" name="Picture 1757189091"/>
+                    <pic:cNvPicPr/>
+                  </pic:nvPicPr>
+                  <pic:blipFill>
+                    <a:blip xmlns:r="http://schemas.openxmlformats.org/officeDocument/2006/relationships" r:embed="rId1904685386">
+                      <a:extLst>
+                        <a:ext uri="{28A0092B-C50C-407E-A947-70E740481C1C}">
+                          <a14:useLocalDpi xmlns:a14="http://schemas.microsoft.com/office/drawing/2010/main"/>
+                        </a:ext>
+                      </a:extLst>
+                    </a:blip>
+                    <a:stretch>
+                      <a:fillRect/>
+                    </a:stretch>
+                  </pic:blipFill>
+                  <pic:spPr>
+                    <a:xfrm rot="0">
+                      <a:off x="0" y="0"/>
+                      <a:ext cx="3277058" cy="1024982"/>
+                    </a:xfrm>
+                    <a:prstGeom prst="rect">
+                      <a:avLst/>
+                    </a:prstGeom>
+                  </pic:spPr>
+                </pic:pic>
+              </a:graphicData>
+            </a:graphic>
+          </wp:inline>
+        </w:drawing>
+      </w:r>
+    </w:p>
+    <w:p>
+      <w:pPr>
+        <w:pStyle w:val="ListParagraph"/>
+        <w:spacing w:before="0" w:after="200"/>
+        <w:ind w:left="720"/>
+      </w:pPr>
+    </w:p>
+    <w:p>
+      <w:pPr>
+        <w:pStyle w:val="ListParagraph"/>
+        <w:spacing w:before="0" w:after="200"/>
+        <w:ind w:left="0"/>
+        <w:rPr>
+          <w:b w:val="1"/>
+          <w:bCs w:val="1"/>
+        </w:rPr>
+      </w:pPr>
+      <w:r>
+        <w:rPr>
+          <w:b w:val="1"/>
+          <w:bCs w:val="1"/>
+        </w:rPr>
+        <w:t>Saving the Base Layer</w:t>
+      </w:r>
+    </w:p>
+    <w:p>
+      <w:pPr>
+        <w:pStyle w:val="ListParagraph"/>
+        <w:numPr>
+          <w:ilvl w:val="0"/>
+          <w:numId w:val="23"/>
+        </w:numPr>
+        <w:spacing w:before="0" w:after="200"/>
+        <w:rPr/>
+      </w:pPr>
+      <w:r>
+        <w:rPr/>
+        <w:t>In the VTSE</w:t>
+      </w:r>
+      <w:r>
+        <w:rPr/>
+        <w:t>, select the Quick Edit Tab.</w:t>
+      </w:r>
+    </w:p>
+    <w:p>
+      <w:pPr>
+        <w:pStyle w:val="ListParagraph"/>
+        <w:numPr>
+          <w:ilvl w:val="0"/>
+          <w:numId w:val="23"/>
+        </w:numPr>
+        <w:spacing w:before="0" w:after="200"/>
+        <w:rPr/>
+      </w:pPr>
+      <w:r>
+        <w:rPr/>
+        <w:t>Select Hide All Labels.</w:t>
+      </w:r>
+    </w:p>
+    <w:p>
+      <w:pPr>
+        <w:pStyle w:val="ListParagraph"/>
+        <w:numPr>
+          <w:ilvl w:val="0"/>
+          <w:numId w:val="23"/>
+        </w:numPr>
+        <w:spacing w:before="0" w:after="200"/>
+        <w:rPr/>
+      </w:pPr>
+      <w:r>
+        <w:rPr/>
+        <w:t>Select Save As and name the tile layer “Custom ____ Basemap {Base}.”</w:t>
+      </w:r>
+    </w:p>
+    <w:p>
+      <w:pPr>
+        <w:pStyle w:val="Normal"/>
+        <w:spacing w:before="0" w:after="200"/>
+        <w:rPr>
+          <w:b w:val="1"/>
+          <w:bCs w:val="1"/>
+          <w:sz w:val="24"/>
+          <w:szCs w:val="24"/>
+        </w:rPr>
+      </w:pPr>
+      <w:r>
+        <w:rPr>
+          <w:b w:val="1"/>
+          <w:bCs w:val="1"/>
+          <w:sz w:val="24"/>
+          <w:szCs w:val="24"/>
+        </w:rPr>
+        <w:t>Save Reference Layer</w:t>
+      </w:r>
+    </w:p>
+    <w:p>
+      <w:pPr>
+        <w:pStyle w:val="ListParagraph"/>
+        <w:numPr>
+          <w:ilvl w:val="0"/>
+          <w:numId w:val="24"/>
+        </w:numPr>
+        <w:spacing w:before="0" w:after="200"/>
+        <w:rPr>
+          <w:sz w:val="24"/>
+          <w:szCs w:val="24"/>
+        </w:rPr>
+      </w:pPr>
+      <w:r>
+        <w:rPr>
+          <w:sz w:val="24"/>
+          <w:szCs w:val="24"/>
+        </w:rPr>
+        <w:t xml:space="preserve">Select Edit Layer </w:t>
+      </w:r>
+      <w:r>
+        <w:rPr>
+          <w:sz w:val="24"/>
+          <w:szCs w:val="24"/>
+        </w:rPr>
+        <w:t>from</w:t>
+      </w:r>
+      <w:r>
+        <w:rPr>
+          <w:sz w:val="24"/>
+          <w:szCs w:val="24"/>
+        </w:rPr>
+        <w:t xml:space="preserve"> the side menu</w:t>
+      </w:r>
+      <w:r>
+        <w:rPr>
+          <w:sz w:val="24"/>
+          <w:szCs w:val="24"/>
+        </w:rPr>
+        <w:t>.</w:t>
+      </w:r>
+    </w:p>
+    <w:p>
+      <w:pPr>
+        <w:pStyle w:val="ListParagraph"/>
+        <w:spacing w:before="0" w:after="200"/>
+        <w:ind w:left="720"/>
+      </w:pPr>
+      <w:r>
+        <w:drawing>
+          <wp:inline wp14:editId="72106226" wp14:anchorId="32E83F58">
+            <wp:extent cx="2769091" cy="3586501"/>
+            <wp:effectExtent l="0" t="0" r="0" b="0"/>
+            <wp:docPr id="2061908704" name="drawing"/>
+            <wp:cNvGraphicFramePr>
+              <a:graphicFrameLocks noChangeAspect="1"/>
+            </wp:cNvGraphicFramePr>
+            <a:graphic>
+              <a:graphicData xmlns:a="http://schemas.openxmlformats.org/drawingml/2006/main" uri="http://schemas.openxmlformats.org/drawingml/2006/picture">
+                <pic:pic xmlns:pic="http://schemas.openxmlformats.org/drawingml/2006/picture">
+                  <pic:nvPicPr>
+                    <pic:cNvPr id="2061908704" name="Picture 2061908704"/>
+                    <pic:cNvPicPr/>
+                  </pic:nvPicPr>
+                  <pic:blipFill>
+                    <a:blip xmlns:r="http://schemas.openxmlformats.org/officeDocument/2006/relationships" r:embed="rId1692317356">
+                      <a:extLst>
+                        <a:ext uri="{28A0092B-C50C-407E-A947-70E740481C1C}">
+                          <a14:useLocalDpi xmlns:a14="http://schemas.microsoft.com/office/drawing/2010/main"/>
+                        </a:ext>
+                      </a:extLst>
+                    </a:blip>
+                    <a:stretch>
+                      <a:fillRect/>
+                    </a:stretch>
+                  </pic:blipFill>
+                  <pic:spPr>
+                    <a:xfrm rot="0">
+                      <a:off x="0" y="0"/>
+                      <a:ext cx="2769091" cy="3586501"/>
+                    </a:xfrm>
+                    <a:prstGeom prst="rect">
+                      <a:avLst/>
+                    </a:prstGeom>
+                  </pic:spPr>
+                </pic:pic>
+              </a:graphicData>
+            </a:graphic>
+          </wp:inline>
+        </w:drawing>
+      </w:r>
+    </w:p>
+    <w:p>
+      <w:pPr>
+        <w:pStyle w:val="ListParagraph"/>
+        <w:spacing w:before="0" w:after="200"/>
+        <w:ind w:left="720"/>
+      </w:pPr>
+    </w:p>
+    <w:p>
+      <w:pPr>
+        <w:pStyle w:val="ListParagraph"/>
+        <w:spacing w:before="0" w:after="200"/>
+        <w:ind w:left="720"/>
+      </w:pPr>
+    </w:p>
+    <w:p>
+      <w:pPr>
+        <w:pStyle w:val="ListParagraph"/>
+        <w:numPr>
+          <w:ilvl w:val="0"/>
+          <w:numId w:val="24"/>
+        </w:numPr>
+        <w:spacing w:before="0" w:after="200"/>
+        <w:rPr/>
+      </w:pPr>
+      <w:r>
+        <w:rPr/>
+        <w:t>Turn off Visibility for the Background Color</w:t>
+      </w:r>
+      <w:r>
+        <w:rPr/>
+        <w:t>.</w:t>
+      </w:r>
+    </w:p>
+    <w:p>
+      <w:pPr>
+        <w:pStyle w:val="ListParagraph"/>
+        <w:spacing w:before="0" w:after="200"/>
+        <w:ind w:left="720"/>
+      </w:pPr>
+      <w:r>
+        <w:drawing>
+          <wp:inline wp14:editId="1EF86D40" wp14:anchorId="613BBBF4">
+            <wp:extent cx="3151905" cy="5133277"/>
+            <wp:effectExtent l="0" t="0" r="0" b="0"/>
+            <wp:docPr id="114154540" name="drawing"/>
+            <wp:cNvGraphicFramePr>
+              <a:graphicFrameLocks noChangeAspect="1"/>
+            </wp:cNvGraphicFramePr>
+            <a:graphic>
+              <a:graphicData xmlns:a="http://schemas.openxmlformats.org/drawingml/2006/main" uri="http://schemas.openxmlformats.org/drawingml/2006/picture">
+                <pic:pic xmlns:pic="http://schemas.openxmlformats.org/drawingml/2006/picture">
+                  <pic:nvPicPr>
+                    <pic:cNvPr id="114154540" name="Picture 114154540"/>
+                    <pic:cNvPicPr/>
+                  </pic:nvPicPr>
+                  <pic:blipFill>
+                    <a:blip xmlns:r="http://schemas.openxmlformats.org/officeDocument/2006/relationships" r:embed="rId2033014470">
+                      <a:extLst>
+                        <a:ext uri="{28A0092B-C50C-407E-A947-70E740481C1C}">
+                          <a14:useLocalDpi xmlns:a14="http://schemas.microsoft.com/office/drawing/2010/main"/>
+                        </a:ext>
+                      </a:extLst>
+                    </a:blip>
+                    <a:stretch>
+                      <a:fillRect/>
+                    </a:stretch>
+                  </pic:blipFill>
+                  <pic:spPr>
+                    <a:xfrm>
+                      <a:off x="0" y="0"/>
+                      <a:ext cx="3151905" cy="5133277"/>
+                    </a:xfrm>
+                    <a:prstGeom prst="rect">
+                      <a:avLst/>
+                    </a:prstGeom>
+                  </pic:spPr>
+                </pic:pic>
+              </a:graphicData>
+            </a:graphic>
+          </wp:inline>
+        </w:drawing>
+      </w:r>
+    </w:p>
+    <w:p>
+      <w:pPr>
+        <w:pStyle w:val="ListParagraph"/>
+        <w:numPr>
+          <w:ilvl w:val="0"/>
+          <w:numId w:val="24"/>
+        </w:numPr>
+        <w:spacing w:before="0" w:after="200"/>
+        <w:rPr/>
+      </w:pPr>
+      <w:r>
+        <w:rPr/>
+        <w:t>Click on each of the main groups (</w:t>
+      </w:r>
+      <w:r>
+        <w:rPr/>
+        <w:t>i.e.</w:t>
+      </w:r>
+      <w:r>
+        <w:rPr/>
+        <w:t xml:space="preserve"> Natural, Populated Places, Land Use, etc.)</w:t>
+      </w:r>
+    </w:p>
+    <w:p>
+      <w:pPr>
+        <w:pStyle w:val="ListParagraph"/>
+        <w:spacing w:before="0" w:after="200"/>
+        <w:ind w:left="720"/>
+      </w:pPr>
+      <w:r>
+        <w:drawing>
+          <wp:inline wp14:editId="73B0CDFF" wp14:anchorId="5CA98086">
+            <wp:extent cx="3151905" cy="5133277"/>
+            <wp:effectExtent l="0" t="0" r="0" b="0"/>
+            <wp:docPr id="597349427" name="drawing"/>
+            <wp:cNvGraphicFramePr>
+              <a:graphicFrameLocks noChangeAspect="1"/>
+            </wp:cNvGraphicFramePr>
+            <a:graphic>
+              <a:graphicData xmlns:a="http://schemas.openxmlformats.org/drawingml/2006/main" uri="http://schemas.openxmlformats.org/drawingml/2006/picture">
+                <pic:pic xmlns:pic="http://schemas.openxmlformats.org/drawingml/2006/picture">
+                  <pic:nvPicPr>
+                    <pic:cNvPr id="597349427" name="Picture 597349427"/>
+                    <pic:cNvPicPr/>
+                  </pic:nvPicPr>
+                  <pic:blipFill>
+                    <a:blip xmlns:r="http://schemas.openxmlformats.org/officeDocument/2006/relationships" r:embed="rId572579194">
+                      <a:extLst>
+                        <a:ext uri="{28A0092B-C50C-407E-A947-70E740481C1C}">
+                          <a14:useLocalDpi xmlns:a14="http://schemas.microsoft.com/office/drawing/2010/main"/>
+                        </a:ext>
+                      </a:extLst>
+                    </a:blip>
+                    <a:stretch>
+                      <a:fillRect/>
+                    </a:stretch>
+                  </pic:blipFill>
+                  <pic:spPr>
+                    <a:xfrm>
+                      <a:off x="0" y="0"/>
+                      <a:ext cx="3151905" cy="5133277"/>
+                    </a:xfrm>
+                    <a:prstGeom prst="rect">
+                      <a:avLst/>
+                    </a:prstGeom>
+                  </pic:spPr>
+                </pic:pic>
+              </a:graphicData>
+            </a:graphic>
+          </wp:inline>
+        </w:drawing>
+      </w:r>
+    </w:p>
+    <w:p>
+      <w:pPr>
+        <w:pStyle w:val="ListParagraph"/>
+        <w:numPr>
+          <w:ilvl w:val="0"/>
+          <w:numId w:val="24"/>
+        </w:numPr>
+        <w:spacing w:before="0" w:after="200"/>
+        <w:rPr/>
+      </w:pPr>
+      <w:r>
+        <w:rPr/>
+        <w:t>Turn off the visibility toggle for each of the main groups</w:t>
+      </w:r>
+      <w:r>
+        <w:rPr/>
+        <w:t>.</w:t>
+      </w:r>
+    </w:p>
+    <w:p>
+      <w:pPr>
+        <w:pStyle w:val="ListParagraph"/>
+        <w:spacing w:before="0" w:after="200"/>
+        <w:ind w:left="720"/>
+      </w:pPr>
+      <w:r>
+        <w:drawing>
+          <wp:inline wp14:editId="4D0A7252" wp14:anchorId="2543DA45">
+            <wp:extent cx="5060119" cy="6395258"/>
+            <wp:effectExtent l="0" t="0" r="0" b="0"/>
+            <wp:docPr id="1833146558" name="drawing"/>
+            <wp:cNvGraphicFramePr>
+              <a:graphicFrameLocks noChangeAspect="1"/>
+            </wp:cNvGraphicFramePr>
+            <a:graphic>
+              <a:graphicData xmlns:a="http://schemas.openxmlformats.org/drawingml/2006/main" uri="http://schemas.openxmlformats.org/drawingml/2006/picture">
+                <pic:pic xmlns:pic="http://schemas.openxmlformats.org/drawingml/2006/picture">
+                  <pic:nvPicPr>
+                    <pic:cNvPr id="1833146558" name="Picture 1833146558"/>
+                    <pic:cNvPicPr/>
+                  </pic:nvPicPr>
+                  <pic:blipFill>
+                    <a:blip xmlns:r="http://schemas.openxmlformats.org/officeDocument/2006/relationships" r:embed="rId1357409765">
+                      <a:extLst>
+                        <a:ext uri="{28A0092B-C50C-407E-A947-70E740481C1C}">
+                          <a14:useLocalDpi xmlns:a14="http://schemas.microsoft.com/office/drawing/2010/main"/>
+                        </a:ext>
+                      </a:extLst>
+                    </a:blip>
+                    <a:stretch>
+                      <a:fillRect/>
+                    </a:stretch>
+                  </pic:blipFill>
+                  <pic:spPr>
+                    <a:xfrm>
+                      <a:off x="0" y="0"/>
+                      <a:ext cx="5060119" cy="6395258"/>
+                    </a:xfrm>
+                    <a:prstGeom prst="rect">
+                      <a:avLst/>
+                    </a:prstGeom>
+                  </pic:spPr>
+                </pic:pic>
+              </a:graphicData>
+            </a:graphic>
+          </wp:inline>
+        </w:drawing>
+      </w:r>
+    </w:p>
+    <w:p>
+      <w:pPr>
+        <w:pStyle w:val="ListParagraph"/>
+        <w:numPr>
+          <w:ilvl w:val="0"/>
+          <w:numId w:val="24"/>
+        </w:numPr>
+        <w:spacing w:before="0" w:after="200"/>
+        <w:rPr/>
+      </w:pPr>
+      <w:r>
+        <w:rPr/>
+        <w:t>Got to the Quick Edit tab and select Show All labels</w:t>
+      </w:r>
+      <w:r>
+        <w:rPr/>
+        <w:t>.</w:t>
+      </w:r>
+    </w:p>
+    <w:p>
+      <w:pPr>
+        <w:pStyle w:val="ListParagraph"/>
+        <w:spacing w:before="0" w:after="200"/>
+        <w:ind w:left="720"/>
+      </w:pPr>
+      <w:r>
+        <w:drawing>
+          <wp:inline wp14:editId="4F08C267" wp14:anchorId="65BFB5AD">
+            <wp:extent cx="3457575" cy="6858000"/>
+            <wp:effectExtent l="0" t="0" r="0" b="0"/>
+            <wp:docPr id="898172335" name="drawing"/>
+            <wp:cNvGraphicFramePr>
+              <a:graphicFrameLocks noChangeAspect="1"/>
+            </wp:cNvGraphicFramePr>
+            <a:graphic>
+              <a:graphicData xmlns:a="http://schemas.openxmlformats.org/drawingml/2006/main" uri="http://schemas.openxmlformats.org/drawingml/2006/picture">
+                <pic:pic xmlns:pic="http://schemas.openxmlformats.org/drawingml/2006/picture">
+                  <pic:nvPicPr>
+                    <pic:cNvPr id="898172335" name="Picture 898172335"/>
+                    <pic:cNvPicPr/>
+                  </pic:nvPicPr>
+                  <pic:blipFill>
+                    <a:blip xmlns:r="http://schemas.openxmlformats.org/officeDocument/2006/relationships" r:embed="rId1893995886">
+                      <a:extLst>
+                        <a:ext uri="{28A0092B-C50C-407E-A947-70E740481C1C}">
+                          <a14:useLocalDpi xmlns:a14="http://schemas.microsoft.com/office/drawing/2010/main"/>
+                        </a:ext>
+                      </a:extLst>
+                    </a:blip>
+                    <a:stretch>
+                      <a:fillRect/>
+                    </a:stretch>
+                  </pic:blipFill>
+                  <pic:spPr>
+                    <a:xfrm>
+                      <a:off x="0" y="0"/>
+                      <a:ext cx="3457575" cy="6858000"/>
+                    </a:xfrm>
+                    <a:prstGeom prst="rect">
+                      <a:avLst/>
+                    </a:prstGeom>
+                  </pic:spPr>
+                </pic:pic>
+              </a:graphicData>
+            </a:graphic>
+          </wp:inline>
+        </w:drawing>
+      </w:r>
+    </w:p>
+    <w:p>
+      <w:pPr>
+        <w:pStyle w:val="ListParagraph"/>
+        <w:numPr>
+          <w:ilvl w:val="0"/>
+          <w:numId w:val="24"/>
+        </w:numPr>
+        <w:spacing w:before="0" w:after="200"/>
+        <w:rPr/>
+      </w:pPr>
+      <w:r>
+        <w:rPr/>
+        <w:t>Confirm Places are showing at large scales</w:t>
+      </w:r>
+      <w:r>
+        <w:rPr/>
+        <w:t>.</w:t>
+      </w:r>
+    </w:p>
+    <w:p>
+      <w:pPr>
+        <w:pStyle w:val="ListParagraph"/>
+        <w:numPr>
+          <w:ilvl w:val="0"/>
+          <w:numId w:val="24"/>
+        </w:numPr>
+        <w:spacing w:before="0" w:after="200"/>
+        <w:rPr/>
+      </w:pPr>
+      <w:r>
+        <w:rPr/>
+        <w:t>Select Save As and name the tile layer “Custom ______ Basemap (Reference)”</w:t>
+      </w:r>
+    </w:p>
+    <w:p>
+      <w:pPr>
+        <w:pStyle w:val="ListParagraph"/>
+        <w:numPr>
+          <w:ilvl w:val="0"/>
+          <w:numId w:val="24"/>
+        </w:numPr>
+        <w:spacing w:before="0" w:after="200"/>
+        <w:rPr/>
+      </w:pPr>
+      <w:r>
+        <w:drawing>
+          <wp:inline wp14:editId="74B939AF" wp14:anchorId="2A5B4496">
+            <wp:extent cx="6629400" cy="3733800"/>
+            <wp:effectExtent l="0" t="0" r="0" b="0"/>
+            <wp:docPr id="1030904223" name="drawing"/>
+            <wp:cNvGraphicFramePr>
+              <a:graphicFrameLocks noChangeAspect="1"/>
+            </wp:cNvGraphicFramePr>
+            <a:graphic>
+              <a:graphicData xmlns:a="http://schemas.openxmlformats.org/drawingml/2006/main" uri="http://schemas.openxmlformats.org/drawingml/2006/picture">
+                <pic:pic xmlns:pic="http://schemas.openxmlformats.org/drawingml/2006/picture">
+                  <pic:nvPicPr>
+                    <pic:cNvPr id="1030904223" name="Picture 1030904223"/>
+                    <pic:cNvPicPr/>
+                  </pic:nvPicPr>
+                  <pic:blipFill>
+                    <a:blip xmlns:r="http://schemas.openxmlformats.org/officeDocument/2006/relationships" r:embed="rId758182216">
+                      <a:extLst>
+                        <a:ext uri="{28A0092B-C50C-407E-A947-70E740481C1C}">
+                          <a14:useLocalDpi xmlns:a14="http://schemas.microsoft.com/office/drawing/2010/main"/>
+                        </a:ext>
+                      </a:extLst>
+                    </a:blip>
+                    <a:stretch>
+                      <a:fillRect/>
+                    </a:stretch>
+                  </pic:blipFill>
+                  <pic:spPr>
+                    <a:xfrm>
+                      <a:off x="0" y="0"/>
+                      <a:ext cx="6629400" cy="3733800"/>
+                    </a:xfrm>
+                    <a:prstGeom prst="rect">
+                      <a:avLst/>
+                    </a:prstGeom>
+                  </pic:spPr>
+                </pic:pic>
+              </a:graphicData>
+            </a:graphic>
+          </wp:inline>
+        </w:drawing>
+      </w:r>
+    </w:p>
+    <w:p>
+      <w:pPr>
+        <w:pStyle w:val="Normal"/>
+        <w:spacing w:before="0" w:after="200"/>
+        <w:ind w:left="0"/>
+        <w:rPr>
+          <w:b w:val="1"/>
+          <w:bCs w:val="1"/>
+        </w:rPr>
+      </w:pPr>
+      <w:r>
+        <w:rPr>
+          <w:b w:val="1"/>
+          <w:bCs w:val="1"/>
+        </w:rPr>
+        <w:t>Build the Basemap</w:t>
+      </w:r>
+    </w:p>
+    <w:p>
+      <w:pPr>
+        <w:pStyle w:val="ListParagraph"/>
+        <w:numPr>
+          <w:ilvl w:val="0"/>
+          <w:numId w:val="25"/>
+        </w:numPr>
+        <w:spacing w:before="0" w:after="200"/>
+        <w:rPr/>
+      </w:pPr>
+      <w:r>
+        <w:rPr/>
+        <w:t>Open a new empty map</w:t>
+      </w:r>
+      <w:r>
+        <w:rPr/>
+        <w:t>.</w:t>
+      </w:r>
+    </w:p>
+    <w:p>
+      <w:pPr>
+        <w:pStyle w:val="ListParagraph"/>
+        <w:spacing w:before="0" w:after="200"/>
+        <w:ind w:left="720"/>
+      </w:pPr>
+      <w:r>
+        <w:drawing>
+          <wp:inline wp14:editId="7BBB48D4" wp14:anchorId="212FCC31">
+            <wp:extent cx="2486372" cy="1467055"/>
+            <wp:effectExtent l="0" t="0" r="0" b="0"/>
+            <wp:docPr id="396902014" name="drawing"/>
+            <wp:cNvGraphicFramePr>
+              <a:graphicFrameLocks noChangeAspect="1"/>
+            </wp:cNvGraphicFramePr>
+            <a:graphic>
+              <a:graphicData xmlns:a="http://schemas.openxmlformats.org/drawingml/2006/main" uri="http://schemas.openxmlformats.org/drawingml/2006/picture">
+                <pic:pic xmlns:pic="http://schemas.openxmlformats.org/drawingml/2006/picture">
+                  <pic:nvPicPr>
+                    <pic:cNvPr id="396902014" name="Picture 396902014"/>
+                    <pic:cNvPicPr/>
+                  </pic:nvPicPr>
+                  <pic:blipFill>
+                    <a:blip xmlns:r="http://schemas.openxmlformats.org/officeDocument/2006/relationships" r:embed="rId1072034697">
+                      <a:extLst>
+                        <a:ext uri="{28A0092B-C50C-407E-A947-70E740481C1C}">
+                          <a14:useLocalDpi xmlns:a14="http://schemas.microsoft.com/office/drawing/2010/main"/>
+                        </a:ext>
+                      </a:extLst>
+                    </a:blip>
+                    <a:stretch>
+                      <a:fillRect/>
+                    </a:stretch>
+                  </pic:blipFill>
+                  <pic:spPr>
+                    <a:xfrm>
+                      <a:off x="0" y="0"/>
+                      <a:ext cx="2486372" cy="1467055"/>
+                    </a:xfrm>
+                    <a:prstGeom prst="rect">
+                      <a:avLst/>
+                    </a:prstGeom>
+                  </pic:spPr>
+                </pic:pic>
+              </a:graphicData>
+            </a:graphic>
+          </wp:inline>
+        </w:drawing>
+      </w:r>
+    </w:p>
+    <w:p>
+      <w:pPr>
+        <w:pStyle w:val="ListParagraph"/>
+        <w:numPr>
+          <w:ilvl w:val="0"/>
+          <w:numId w:val="25"/>
+        </w:numPr>
+        <w:spacing w:before="0" w:after="200"/>
+        <w:rPr/>
+      </w:pPr>
+      <w:r>
+        <w:rPr/>
+        <w:t>Click Add Layer &gt; Browse Layers &gt; select and add the base and reference tile layers to the map</w:t>
+      </w:r>
+    </w:p>
+    <w:p>
+      <w:pPr>
+        <w:pStyle w:val="ListParagraph"/>
+        <w:numPr>
+          <w:ilvl w:val="0"/>
+          <w:numId w:val="25"/>
+        </w:numPr>
+        <w:spacing w:before="0" w:after="200"/>
+        <w:rPr/>
+      </w:pPr>
+    </w:p>
+    <w:p>
+      <w:pPr>
+        <w:pStyle w:val="ListParagraph"/>
+        <w:spacing w:before="0" w:after="200"/>
+        <w:ind w:left="720"/>
+      </w:pPr>
+      <w:r>
+        <w:drawing>
+          <wp:inline wp14:editId="4885D07A" wp14:anchorId="313BEC9F">
+            <wp:extent cx="1247949" cy="1905266"/>
+            <wp:effectExtent l="0" t="0" r="0" b="0"/>
+            <wp:docPr id="1169416049" name="drawing"/>
+            <wp:cNvGraphicFramePr>
+              <a:graphicFrameLocks noChangeAspect="1"/>
+            </wp:cNvGraphicFramePr>
+            <a:graphic>
+              <a:graphicData xmlns:a="http://schemas.openxmlformats.org/drawingml/2006/main" uri="http://schemas.openxmlformats.org/drawingml/2006/picture">
+                <pic:pic xmlns:pic="http://schemas.openxmlformats.org/drawingml/2006/picture">
+                  <pic:nvPicPr>
+                    <pic:cNvPr id="1169416049" name="Picture 1169416049"/>
+                    <pic:cNvPicPr/>
+                  </pic:nvPicPr>
+                  <pic:blipFill>
+                    <a:blip xmlns:r="http://schemas.openxmlformats.org/officeDocument/2006/relationships" r:embed="rId1953065109">
+                      <a:extLst>
+                        <a:ext uri="{28A0092B-C50C-407E-A947-70E740481C1C}">
+                          <a14:useLocalDpi xmlns:a14="http://schemas.microsoft.com/office/drawing/2010/main"/>
+                        </a:ext>
+                      </a:extLst>
+                    </a:blip>
+                    <a:stretch>
+                      <a:fillRect/>
+                    </a:stretch>
+                  </pic:blipFill>
+                  <pic:spPr>
+                    <a:xfrm>
+                      <a:off x="0" y="0"/>
+                      <a:ext cx="1247949" cy="1905266"/>
+                    </a:xfrm>
+                    <a:prstGeom prst="rect">
+                      <a:avLst/>
+                    </a:prstGeom>
+                  </pic:spPr>
+                </pic:pic>
+              </a:graphicData>
+            </a:graphic>
+          </wp:inline>
+        </w:drawing>
+      </w:r>
+    </w:p>
+    <w:p>
+      <w:pPr>
+        <w:pStyle w:val="ListParagraph"/>
+        <w:spacing w:before="0" w:after="200"/>
+        <w:ind w:left="720"/>
+      </w:pPr>
+      <w:r>
+        <w:drawing>
+          <wp:inline wp14:editId="557FC3CC" wp14:anchorId="5D8F2162">
+            <wp:extent cx="6858594" cy="3487214"/>
+            <wp:effectExtent l="0" t="0" r="0" b="0"/>
+            <wp:docPr id="2122365553" name="drawing"/>
+            <wp:cNvGraphicFramePr>
+              <a:graphicFrameLocks noChangeAspect="1"/>
+            </wp:cNvGraphicFramePr>
+            <a:graphic>
+              <a:graphicData xmlns:a="http://schemas.openxmlformats.org/drawingml/2006/main" uri="http://schemas.openxmlformats.org/drawingml/2006/picture">
+                <pic:pic xmlns:pic="http://schemas.openxmlformats.org/drawingml/2006/picture">
+                  <pic:nvPicPr>
+                    <pic:cNvPr id="2122365553" name="Picture 2122365553"/>
+                    <pic:cNvPicPr/>
+                  </pic:nvPicPr>
+                  <pic:blipFill>
+                    <a:blip xmlns:r="http://schemas.openxmlformats.org/officeDocument/2006/relationships" r:embed="rId2090698468">
+                      <a:extLst>
+                        <a:ext uri="{28A0092B-C50C-407E-A947-70E740481C1C}">
+                          <a14:useLocalDpi xmlns:a14="http://schemas.microsoft.com/office/drawing/2010/main"/>
+                        </a:ext>
+                      </a:extLst>
+                    </a:blip>
+                    <a:stretch>
+                      <a:fillRect/>
+                    </a:stretch>
+                  </pic:blipFill>
+                  <pic:spPr>
+                    <a:xfrm>
+                      <a:off x="0" y="0"/>
+                      <a:ext cx="6858594" cy="3487214"/>
+                    </a:xfrm>
+                    <a:prstGeom prst="rect">
+                      <a:avLst/>
+                    </a:prstGeom>
+                  </pic:spPr>
+                </pic:pic>
+              </a:graphicData>
+            </a:graphic>
+          </wp:inline>
+        </w:drawing>
+      </w:r>
+    </w:p>
+    <w:p>
+      <w:pPr>
+        <w:pStyle w:val="ListParagraph"/>
+        <w:spacing w:before="0" w:after="200"/>
+        <w:ind w:left="720"/>
+      </w:pPr>
+    </w:p>
+    <w:p>
+      <w:pPr>
+        <w:pStyle w:val="ListParagraph"/>
+        <w:numPr>
+          <w:ilvl w:val="0"/>
+          <w:numId w:val="25"/>
+        </w:numPr>
+        <w:spacing w:before="0" w:after="200"/>
+        <w:rPr/>
+      </w:pPr>
+      <w:r>
+        <w:rPr/>
+        <w:t>Navigate to the Basemap Tab</w:t>
+      </w:r>
+    </w:p>
+    <w:p>
+      <w:pPr>
+        <w:pStyle w:val="ListParagraph"/>
+        <w:spacing w:before="0" w:after="200"/>
+        <w:ind w:left="720"/>
+      </w:pPr>
+      <w:r>
+        <w:drawing>
+          <wp:inline wp14:editId="5E1B97AF" wp14:anchorId="76C09606">
+            <wp:extent cx="640135" cy="1164437"/>
+            <wp:effectExtent l="0" t="0" r="0" b="0"/>
+            <wp:docPr id="1901902300" name="drawing"/>
+            <wp:cNvGraphicFramePr>
+              <a:graphicFrameLocks noChangeAspect="1"/>
+            </wp:cNvGraphicFramePr>
+            <a:graphic>
+              <a:graphicData xmlns:a="http://schemas.openxmlformats.org/drawingml/2006/main" uri="http://schemas.openxmlformats.org/drawingml/2006/picture">
+                <pic:pic xmlns:pic="http://schemas.openxmlformats.org/drawingml/2006/picture">
+                  <pic:nvPicPr>
+                    <pic:cNvPr id="1901902300" name="Picture 1901902300"/>
+                    <pic:cNvPicPr/>
+                  </pic:nvPicPr>
+                  <pic:blipFill>
+                    <a:blip xmlns:r="http://schemas.openxmlformats.org/officeDocument/2006/relationships" r:embed="rId59724203">
+                      <a:extLst>
+                        <a:ext uri="{28A0092B-C50C-407E-A947-70E740481C1C}">
+                          <a14:useLocalDpi xmlns:a14="http://schemas.microsoft.com/office/drawing/2010/main"/>
+                        </a:ext>
+                      </a:extLst>
+                    </a:blip>
+                    <a:stretch>
+                      <a:fillRect/>
+                    </a:stretch>
+                  </pic:blipFill>
+                  <pic:spPr>
+                    <a:xfrm>
+                      <a:off x="0" y="0"/>
+                      <a:ext cx="640135" cy="1164437"/>
+                    </a:xfrm>
+                    <a:prstGeom prst="rect">
+                      <a:avLst/>
+                    </a:prstGeom>
+                  </pic:spPr>
+                </pic:pic>
+              </a:graphicData>
+            </a:graphic>
+          </wp:inline>
+        </w:drawing>
+      </w:r>
+    </w:p>
+    <w:p>
+      <w:pPr>
+        <w:pStyle w:val="ListParagraph"/>
+        <w:spacing w:before="0" w:after="200"/>
+        <w:ind w:left="720"/>
+      </w:pPr>
+    </w:p>
+    <w:p>
+      <w:pPr>
+        <w:pStyle w:val="ListParagraph"/>
+        <w:numPr>
+          <w:ilvl w:val="0"/>
+          <w:numId w:val="25"/>
+        </w:numPr>
+        <w:spacing w:before="0" w:after="200"/>
+        <w:rPr/>
+      </w:pPr>
+      <w:r>
+        <w:rPr/>
+        <w:t>Remove any existing layers for another basemap</w:t>
+      </w:r>
+      <w:r>
+        <w:rPr/>
+        <w:t>.</w:t>
+      </w:r>
+    </w:p>
+    <w:p>
+      <w:pPr>
+        <w:pStyle w:val="ListParagraph"/>
+        <w:spacing w:before="0" w:after="200"/>
+        <w:ind w:left="720"/>
+      </w:pPr>
+      <w:r>
+        <w:drawing>
+          <wp:inline wp14:editId="358385E6" wp14:anchorId="4C8E1EA4">
+            <wp:extent cx="1231499" cy="1694835"/>
+            <wp:effectExtent l="0" t="0" r="0" b="0"/>
+            <wp:docPr id="482416960" name="drawing"/>
+            <wp:cNvGraphicFramePr>
+              <a:graphicFrameLocks noChangeAspect="1"/>
+            </wp:cNvGraphicFramePr>
+            <a:graphic>
+              <a:graphicData xmlns:a="http://schemas.openxmlformats.org/drawingml/2006/main" uri="http://schemas.openxmlformats.org/drawingml/2006/picture">
+                <pic:pic xmlns:pic="http://schemas.openxmlformats.org/drawingml/2006/picture">
+                  <pic:nvPicPr>
+                    <pic:cNvPr id="482416960" name="Picture 482416960"/>
+                    <pic:cNvPicPr/>
+                  </pic:nvPicPr>
+                  <pic:blipFill>
+                    <a:blip xmlns:r="http://schemas.openxmlformats.org/officeDocument/2006/relationships" r:embed="rId2124614823">
+                      <a:extLst>
+                        <a:ext uri="{28A0092B-C50C-407E-A947-70E740481C1C}">
+                          <a14:useLocalDpi xmlns:a14="http://schemas.microsoft.com/office/drawing/2010/main"/>
+                        </a:ext>
+                      </a:extLst>
+                    </a:blip>
+                    <a:stretch>
+                      <a:fillRect/>
+                    </a:stretch>
+                  </pic:blipFill>
+                  <pic:spPr>
+                    <a:xfrm>
+                      <a:off x="0" y="0"/>
+                      <a:ext cx="1231499" cy="1694835"/>
+                    </a:xfrm>
+                    <a:prstGeom prst="rect">
+                      <a:avLst/>
+                    </a:prstGeom>
+                  </pic:spPr>
+                </pic:pic>
+              </a:graphicData>
+            </a:graphic>
+          </wp:inline>
+        </w:drawing>
+      </w:r>
+    </w:p>
+    <w:p>
+      <w:pPr>
+        <w:pStyle w:val="ListParagraph"/>
+        <w:numPr>
+          <w:ilvl w:val="0"/>
+          <w:numId w:val="25"/>
+        </w:numPr>
+        <w:spacing w:before="0" w:after="200"/>
+        <w:rPr/>
+      </w:pPr>
+      <w:r>
+        <w:rPr/>
+        <w:t>Drag the Reference layer to be in the Reference section</w:t>
+      </w:r>
+      <w:r>
+        <w:rPr/>
+        <w:t xml:space="preserve"> </w:t>
+      </w:r>
+      <w:r>
+        <w:rPr/>
+        <w:t>and the Base Layer to be in the Base Section</w:t>
+      </w:r>
+      <w:r>
+        <w:rPr/>
+        <w:t>.</w:t>
+      </w:r>
+    </w:p>
+    <w:p>
+      <w:pPr>
+        <w:pStyle w:val="Normal"/>
+        <w:spacing w:before="0" w:after="200"/>
+        <w:ind w:left="720"/>
+      </w:pPr>
+      <w:r>
+        <w:drawing>
+          <wp:inline wp14:editId="689557FA" wp14:anchorId="7654AD52">
+            <wp:extent cx="4194412" cy="5669771"/>
+            <wp:effectExtent l="0" t="0" r="0" b="0"/>
+            <wp:docPr id="216824415" name="drawing"/>
+            <wp:cNvGraphicFramePr>
+              <a:graphicFrameLocks noChangeAspect="1"/>
+            </wp:cNvGraphicFramePr>
+            <a:graphic>
+              <a:graphicData xmlns:a="http://schemas.openxmlformats.org/drawingml/2006/main" uri="http://schemas.openxmlformats.org/drawingml/2006/picture">
+                <pic:pic xmlns:pic="http://schemas.openxmlformats.org/drawingml/2006/picture">
+                  <pic:nvPicPr>
+                    <pic:cNvPr id="216824415" name="Picture 216824415"/>
+                    <pic:cNvPicPr/>
+                  </pic:nvPicPr>
+                  <pic:blipFill>
+                    <a:blip xmlns:r="http://schemas.openxmlformats.org/officeDocument/2006/relationships" r:embed="rId448675221">
+                      <a:extLst>
+                        <a:ext uri="{28A0092B-C50C-407E-A947-70E740481C1C}">
+                          <a14:useLocalDpi xmlns:a14="http://schemas.microsoft.com/office/drawing/2010/main"/>
+                        </a:ext>
+                      </a:extLst>
+                    </a:blip>
+                    <a:stretch>
+                      <a:fillRect/>
+                    </a:stretch>
+                  </pic:blipFill>
+                  <pic:spPr>
+                    <a:xfrm>
+                      <a:off x="0" y="0"/>
+                      <a:ext cx="4194412" cy="5669771"/>
+                    </a:xfrm>
+                    <a:prstGeom prst="rect">
+                      <a:avLst/>
+                    </a:prstGeom>
+                  </pic:spPr>
+                </pic:pic>
+              </a:graphicData>
+            </a:graphic>
+          </wp:inline>
+        </w:drawing>
+      </w:r>
+    </w:p>
+    <w:p>
+      <w:pPr>
+        <w:pStyle w:val="ListParagraph"/>
+        <w:numPr>
+          <w:ilvl w:val="0"/>
+          <w:numId w:val="25"/>
+        </w:numPr>
+        <w:spacing w:before="0" w:after="200"/>
+        <w:rPr/>
+      </w:pPr>
+      <w:r>
+        <w:rPr/>
+        <w:t>Rename the Basemap by clicking on the edit pencil next to the name</w:t>
+      </w:r>
+      <w:r>
+        <w:rPr/>
+        <w:t>.</w:t>
+      </w:r>
+    </w:p>
+    <w:p>
+      <w:pPr>
+        <w:pStyle w:val="ListParagraph"/>
+        <w:spacing w:before="0" w:after="200"/>
+        <w:ind w:left="720"/>
+      </w:pPr>
+      <w:r>
+        <w:drawing>
+          <wp:inline wp14:editId="631B5FE3" wp14:anchorId="0922366C">
+            <wp:extent cx="1316850" cy="1475360"/>
+            <wp:effectExtent l="0" t="0" r="0" b="0"/>
+            <wp:docPr id="231855442" name="drawing"/>
+            <wp:cNvGraphicFramePr>
+              <a:graphicFrameLocks noChangeAspect="1"/>
+            </wp:cNvGraphicFramePr>
+            <a:graphic>
+              <a:graphicData xmlns:a="http://schemas.openxmlformats.org/drawingml/2006/main" uri="http://schemas.openxmlformats.org/drawingml/2006/picture">
+                <pic:pic xmlns:pic="http://schemas.openxmlformats.org/drawingml/2006/picture">
+                  <pic:nvPicPr>
+                    <pic:cNvPr id="231855442" name="Picture 231855442"/>
+                    <pic:cNvPicPr/>
+                  </pic:nvPicPr>
+                  <pic:blipFill>
+                    <a:blip xmlns:r="http://schemas.openxmlformats.org/officeDocument/2006/relationships" r:embed="rId335488043">
+                      <a:extLst>
+                        <a:ext uri="{28A0092B-C50C-407E-A947-70E740481C1C}">
+                          <a14:useLocalDpi xmlns:a14="http://schemas.microsoft.com/office/drawing/2010/main"/>
+                        </a:ext>
+                      </a:extLst>
+                    </a:blip>
+                    <a:stretch>
+                      <a:fillRect/>
+                    </a:stretch>
+                  </pic:blipFill>
+                  <pic:spPr>
+                    <a:xfrm>
+                      <a:off x="0" y="0"/>
+                      <a:ext cx="1316850" cy="1475360"/>
+                    </a:xfrm>
+                    <a:prstGeom prst="rect">
+                      <a:avLst/>
+                    </a:prstGeom>
+                  </pic:spPr>
+                </pic:pic>
+              </a:graphicData>
+            </a:graphic>
+          </wp:inline>
+        </w:drawing>
+      </w:r>
+    </w:p>
+    <w:p>
+      <w:pPr>
+        <w:pStyle w:val="ListParagraph"/>
+        <w:spacing w:before="0" w:after="200"/>
+        <w:ind w:left="720"/>
+      </w:pPr>
+    </w:p>
+    <w:p>
+      <w:pPr>
+        <w:pStyle w:val="ListParagraph"/>
+        <w:numPr>
+          <w:ilvl w:val="0"/>
+          <w:numId w:val="25"/>
+        </w:numPr>
+        <w:spacing w:before="0" w:after="200"/>
+        <w:rPr/>
+      </w:pPr>
+      <w:r>
+        <w:rPr/>
+        <w:t>Save the Map</w:t>
+      </w:r>
+      <w:r>
+        <w:rPr/>
+        <w:t>.</w:t>
+      </w:r>
+    </w:p>
+    <w:p>
+      <w:pPr>
+        <w:pStyle w:val="ListParagraph"/>
+        <w:spacing w:before="0" w:after="200"/>
+        <w:ind w:left="720"/>
+      </w:pPr>
+      <w:r>
+        <w:drawing>
+          <wp:inline wp14:editId="7F1EB726" wp14:anchorId="34DC2AC0">
+            <wp:extent cx="1536325" cy="1201016"/>
+            <wp:effectExtent l="0" t="0" r="0" b="0"/>
+            <wp:docPr id="135275168" name="drawing"/>
+            <wp:cNvGraphicFramePr>
+              <a:graphicFrameLocks noChangeAspect="1"/>
+            </wp:cNvGraphicFramePr>
+            <a:graphic>
+              <a:graphicData xmlns:a="http://schemas.openxmlformats.org/drawingml/2006/main" uri="http://schemas.openxmlformats.org/drawingml/2006/picture">
+                <pic:pic xmlns:pic="http://schemas.openxmlformats.org/drawingml/2006/picture">
+                  <pic:nvPicPr>
+                    <pic:cNvPr id="135275168" name="Picture 135275168"/>
+                    <pic:cNvPicPr/>
+                  </pic:nvPicPr>
+                  <pic:blipFill>
+                    <a:blip xmlns:r="http://schemas.openxmlformats.org/officeDocument/2006/relationships" r:embed="rId1595076483">
+                      <a:extLst>
+                        <a:ext uri="{28A0092B-C50C-407E-A947-70E740481C1C}">
+                          <a14:useLocalDpi xmlns:a14="http://schemas.microsoft.com/office/drawing/2010/main"/>
+                        </a:ext>
+                      </a:extLst>
+                    </a:blip>
+                    <a:stretch>
+                      <a:fillRect/>
+                    </a:stretch>
+                  </pic:blipFill>
+                  <pic:spPr>
+                    <a:xfrm>
+                      <a:off x="0" y="0"/>
+                      <a:ext cx="1536325" cy="1201016"/>
+                    </a:xfrm>
+                    <a:prstGeom prst="rect">
+                      <a:avLst/>
+                    </a:prstGeom>
+                  </pic:spPr>
+                </pic:pic>
+              </a:graphicData>
+            </a:graphic>
+          </wp:inline>
+        </w:drawing>
+      </w:r>
+    </w:p>
+    <w:p>
+      <w:pPr>
+        <w:pStyle w:val="ListParagraph"/>
+        <w:numPr>
+          <w:ilvl w:val="0"/>
+          <w:numId w:val="25"/>
+        </w:numPr>
+        <w:spacing w:before="0" w:after="200"/>
+        <w:rPr/>
+      </w:pPr>
+      <w:r>
+        <w:rPr/>
+        <w:t>Name the Map the name of the basemap (</w:t>
+      </w:r>
+      <w:r>
+        <w:rPr/>
+        <w:t>i.e.</w:t>
+      </w:r>
+      <w:r>
+        <w:rPr/>
+        <w:t xml:space="preserve"> Custom Dark Navigation Basemap)</w:t>
+      </w:r>
+      <w:r>
+        <w:rPr/>
+        <w:t>.</w:t>
+      </w:r>
+    </w:p>
+    <w:p>
+      <w:pPr>
+        <w:pStyle w:val="ListParagraph"/>
+        <w:spacing w:before="0" w:after="200"/>
+        <w:ind w:left="720"/>
+      </w:pPr>
+      <w:r>
+        <w:drawing>
+          <wp:inline wp14:editId="0EEA3FFA" wp14:anchorId="649A7C7C">
+            <wp:extent cx="4877223" cy="5675868"/>
+            <wp:effectExtent l="0" t="0" r="0" b="0"/>
+            <wp:docPr id="832717356" name="drawing"/>
+            <wp:cNvGraphicFramePr>
+              <a:graphicFrameLocks noChangeAspect="1"/>
+            </wp:cNvGraphicFramePr>
+            <a:graphic>
+              <a:graphicData xmlns:a="http://schemas.openxmlformats.org/drawingml/2006/main" uri="http://schemas.openxmlformats.org/drawingml/2006/picture">
+                <pic:pic xmlns:pic="http://schemas.openxmlformats.org/drawingml/2006/picture">
+                  <pic:nvPicPr>
+                    <pic:cNvPr id="832717356" name="Picture 832717356"/>
+                    <pic:cNvPicPr/>
+                  </pic:nvPicPr>
+                  <pic:blipFill>
+                    <a:blip xmlns:r="http://schemas.openxmlformats.org/officeDocument/2006/relationships" r:embed="rId1294569303">
+                      <a:extLst>
+                        <a:ext uri="{28A0092B-C50C-407E-A947-70E740481C1C}">
+                          <a14:useLocalDpi xmlns:a14="http://schemas.microsoft.com/office/drawing/2010/main"/>
+                        </a:ext>
+                      </a:extLst>
+                    </a:blip>
+                    <a:stretch>
+                      <a:fillRect/>
+                    </a:stretch>
+                  </pic:blipFill>
+                  <pic:spPr>
+                    <a:xfrm>
+                      <a:off x="0" y="0"/>
+                      <a:ext cx="4877223" cy="5675868"/>
+                    </a:xfrm>
+                    <a:prstGeom prst="rect">
+                      <a:avLst/>
+                    </a:prstGeom>
+                  </pic:spPr>
+                </pic:pic>
+              </a:graphicData>
+            </a:graphic>
+          </wp:inline>
+        </w:drawing>
+      </w:r>
+    </w:p>
+    <w:p>
+      <w:pPr>
+        <w:pStyle w:val="ListParagraph"/>
+        <w:spacing w:before="0" w:after="200"/>
+        <w:ind w:left="720"/>
+      </w:pPr>
+    </w:p>
+    <w:p>
+      <w:pPr>
+        <w:pStyle w:val="ListParagraph"/>
+        <w:spacing w:before="0" w:after="200"/>
+        <w:ind w:left="720"/>
+      </w:pPr>
+    </w:p>
+    <w:p>
+      <w:pPr>
+        <w:pStyle w:val="ListParagraph"/>
+        <w:spacing w:before="0" w:after="200"/>
+        <w:ind w:left="0"/>
+        <w:rPr>
+          <w:b w:val="1"/>
+          <w:bCs w:val="1"/>
+        </w:rPr>
+      </w:pPr>
+      <w:r>
+        <w:rPr>
+          <w:b w:val="1"/>
+          <w:bCs w:val="1"/>
+        </w:rPr>
+        <w:t>Share the Basemap</w:t>
+      </w:r>
+    </w:p>
+    <w:p>
+      <w:pPr>
+        <w:pStyle w:val="ListParagraph"/>
+        <w:numPr>
+          <w:ilvl w:val="0"/>
+          <w:numId w:val="26"/>
+        </w:numPr>
+        <w:suppressLineNumbers w:val="0"/>
+        <w:bidi w:val="0"/>
+        <w:spacing w:before="0" w:beforeAutospacing="off" w:after="200" w:afterAutospacing="off" w:line="276" w:lineRule="auto"/>
+        <w:ind w:left="720" w:right="0" w:hanging="360"/>
+        <w:jc w:val="left"/>
+        <w:rPr/>
+      </w:pPr>
+      <w:r>
+        <w:rPr/>
+        <w:t>Share the created map to the organization and the</w:t>
+      </w:r>
+      <w:r>
+        <w:rPr/>
+        <w:t xml:space="preserve"> Custom Basemaps </w:t>
+      </w:r>
+      <w:r>
+        <w:rPr/>
+        <w:t>Group</w:t>
+      </w:r>
+      <w:r>
+        <w:rPr/>
+        <w:t xml:space="preserve"> (if you do not have a Custom Basemaps Group already, create one now to share this map to)</w:t>
+      </w:r>
+      <w:r>
+        <w:rPr/>
+        <w:t>.</w:t>
+      </w:r>
+    </w:p>
+    <w:p>
+      <w:pPr>
+        <w:pStyle w:val="ListParagraph"/>
+        <w:spacing w:before="0" w:after="200"/>
+        <w:ind w:left="720"/>
+      </w:pPr>
+      <w:r>
+        <w:drawing>
+          <wp:inline wp14:editId="1626C379" wp14:anchorId="532C0B27">
+            <wp:extent cx="2066723" cy="1639966"/>
+            <wp:effectExtent l="0" t="0" r="0" b="0"/>
+            <wp:docPr id="1085356357" name="drawing"/>
+            <wp:cNvGraphicFramePr>
+              <a:graphicFrameLocks noChangeAspect="1"/>
+            </wp:cNvGraphicFramePr>
+            <a:graphic>
+              <a:graphicData xmlns:a="http://schemas.openxmlformats.org/drawingml/2006/main" uri="http://schemas.openxmlformats.org/drawingml/2006/picture">
+                <pic:pic xmlns:pic="http://schemas.openxmlformats.org/drawingml/2006/picture">
+                  <pic:nvPicPr>
+                    <pic:cNvPr id="1085356357" name="Picture 1085356357"/>
+                    <pic:cNvPicPr/>
+                  </pic:nvPicPr>
+                  <pic:blipFill>
+                    <a:blip xmlns:r="http://schemas.openxmlformats.org/officeDocument/2006/relationships" r:embed="rId1497555509">
+                      <a:extLst>
+                        <a:ext uri="{28A0092B-C50C-407E-A947-70E740481C1C}">
+                          <a14:useLocalDpi xmlns:a14="http://schemas.microsoft.com/office/drawing/2010/main"/>
+                        </a:ext>
+                      </a:extLst>
+                    </a:blip>
+                    <a:stretch>
+                      <a:fillRect/>
+                    </a:stretch>
+                  </pic:blipFill>
+                  <pic:spPr>
+                    <a:xfrm>
+                      <a:off x="0" y="0"/>
+                      <a:ext cx="2066723" cy="1639966"/>
+                    </a:xfrm>
+                    <a:prstGeom prst="rect">
+                      <a:avLst/>
+                    </a:prstGeom>
+                  </pic:spPr>
+                </pic:pic>
+              </a:graphicData>
+            </a:graphic>
+          </wp:inline>
+        </w:drawing>
+      </w:r>
+    </w:p>
+    <w:p>
+      <w:pPr>
+        <w:pStyle w:val="ListParagraph"/>
+        <w:spacing w:before="0" w:after="200"/>
+        <w:ind w:left="720"/>
+      </w:pPr>
+      <w:r>
+        <w:drawing>
+          <wp:inline wp14:editId="527E1EC6" wp14:anchorId="4C1EC0AF">
+            <wp:extent cx="4828450" cy="5669771"/>
+            <wp:effectExtent l="0" t="0" r="0" b="0"/>
+            <wp:docPr id="1395600538" name="drawing"/>
+            <wp:cNvGraphicFramePr>
+              <a:graphicFrameLocks noChangeAspect="1"/>
+            </wp:cNvGraphicFramePr>
+            <a:graphic>
+              <a:graphicData xmlns:a="http://schemas.openxmlformats.org/drawingml/2006/main" uri="http://schemas.openxmlformats.org/drawingml/2006/picture">
+                <pic:pic xmlns:pic="http://schemas.openxmlformats.org/drawingml/2006/picture">
+                  <pic:nvPicPr>
+                    <pic:cNvPr id="1395600538" name="Picture 1395600538"/>
+                    <pic:cNvPicPr/>
+                  </pic:nvPicPr>
+                  <pic:blipFill>
+                    <a:blip xmlns:r="http://schemas.openxmlformats.org/officeDocument/2006/relationships" r:embed="rId305977789">
+                      <a:extLst>
+                        <a:ext uri="{28A0092B-C50C-407E-A947-70E740481C1C}">
+                          <a14:useLocalDpi xmlns:a14="http://schemas.microsoft.com/office/drawing/2010/main"/>
+                        </a:ext>
+                      </a:extLst>
+                    </a:blip>
+                    <a:stretch>
+                      <a:fillRect/>
+                    </a:stretch>
+                  </pic:blipFill>
+                  <pic:spPr>
+                    <a:xfrm>
+                      <a:off x="0" y="0"/>
+                      <a:ext cx="4828450" cy="5669771"/>
+                    </a:xfrm>
+                    <a:prstGeom prst="rect">
+                      <a:avLst/>
+                    </a:prstGeom>
+                  </pic:spPr>
+                </pic:pic>
+              </a:graphicData>
+            </a:graphic>
+          </wp:inline>
+        </w:drawing>
+      </w:r>
+      <w:r>
+        <w:drawing>
+          <wp:inline wp14:editId="4C549CDB" wp14:anchorId="75FCC91F">
+            <wp:extent cx="6858594" cy="4828450"/>
+            <wp:effectExtent l="0" t="0" r="0" b="0"/>
+            <wp:docPr id="1303491934" name="drawing"/>
+            <wp:cNvGraphicFramePr>
+              <a:graphicFrameLocks noChangeAspect="1"/>
+            </wp:cNvGraphicFramePr>
+            <a:graphic>
+              <a:graphicData xmlns:a="http://schemas.openxmlformats.org/drawingml/2006/main" uri="http://schemas.openxmlformats.org/drawingml/2006/picture">
+                <pic:pic xmlns:pic="http://schemas.openxmlformats.org/drawingml/2006/picture">
+                  <pic:nvPicPr>
+                    <pic:cNvPr id="1303491934" name="Picture 1303491934"/>
+                    <pic:cNvPicPr/>
+                  </pic:nvPicPr>
+                  <pic:blipFill>
+                    <a:blip xmlns:r="http://schemas.openxmlformats.org/officeDocument/2006/relationships" r:embed="rId1360108962">
+                      <a:extLst>
+                        <a:ext uri="{28A0092B-C50C-407E-A947-70E740481C1C}">
+                          <a14:useLocalDpi xmlns:a14="http://schemas.microsoft.com/office/drawing/2010/main"/>
+                        </a:ext>
+                      </a:extLst>
+                    </a:blip>
+                    <a:stretch>
+                      <a:fillRect/>
+                    </a:stretch>
+                  </pic:blipFill>
+                  <pic:spPr>
+                    <a:xfrm>
+                      <a:off x="0" y="0"/>
+                      <a:ext cx="6858594" cy="4828450"/>
+                    </a:xfrm>
+                    <a:prstGeom prst="rect">
+                      <a:avLst/>
+                    </a:prstGeom>
+                  </pic:spPr>
+                </pic:pic>
+              </a:graphicData>
+            </a:graphic>
+          </wp:inline>
+        </w:drawing>
+      </w:r>
+    </w:p>
+    <w:p>
+      <w:pPr>
+        <w:pStyle w:val="ListParagraph"/>
+        <w:spacing w:before="0" w:after="200"/>
+        <w:ind w:left="720"/>
+      </w:pPr>
+    </w:p>
+    <w:p>
+      <w:pPr>
+        <w:pStyle w:val="ListParagraph"/>
+        <w:spacing w:before="0" w:after="200"/>
+        <w:ind w:left="720"/>
+      </w:pPr>
+    </w:p>
     <w:sectPr>
       <w:headerReference w:type="default" r:id="rId17"/>
       <w:footerReference w:type="default" r:id="rId18"/>
-      <w:pgSz w:w="12240" w:h="15840"/>
+      <w:pgSz w:w="12240" w:h="15840" w:orient="portrait"/>
       <w:pgMar w:top="720" w:right="720" w:bottom="720" w:left="720" w:header="720" w:footer="936" w:gutter="0"/>
       <w:cols w:space="720"/>
       <w:docGrid w:linePitch="360"/>
     </w:sectPr>
   </w:body>
 </w:document>
+</file>
+
+<file path=word/commentsExtended.xml><?xml version="1.0" encoding="utf-8"?>
+<w15:commentsEx xmlns:mc="http://schemas.openxmlformats.org/markup-compatibility/2006" xmlns:w15="http://schemas.microsoft.com/office/word/2012/wordml" mc:Ignorable="w15"/>
+</file>
+
+<file path=word/commentsIds.xml><?xml version="1.0" encoding="utf-8"?>
+<w16cid:commentsIds xmlns:mc="http://schemas.openxmlformats.org/markup-compatibility/2006" xmlns:w16cid="http://schemas.microsoft.com/office/word/2016/wordml/cid" mc:Ignorable="w16cid"/>
 </file>
 
 <file path=word/endnotes.xml><?xml version="1.0" encoding="utf-8"?>
@@ -2574,7 +4275,7 @@
 </file>
 
 <file path=word/header1.xml><?xml version="1.0" encoding="utf-8"?>
-<w:hdr xmlns:wpc="http://schemas.microsoft.com/office/word/2010/wordprocessingCanvas" xmlns:cx="http://schemas.microsoft.com/office/drawing/2014/chartex" xmlns:cx1="http://schemas.microsoft.com/office/drawing/2015/9/8/chartex" xmlns:cx2="http://schemas.microsoft.com/office/drawing/2015/10/21/chartex" xmlns:cx3="http://schemas.microsoft.com/office/drawing/2016/5/9/chartex" xmlns:cx4="http://schemas.microsoft.com/office/drawing/2016/5/10/chartex" xmlns:cx5="http://schemas.microsoft.com/office/drawing/2016/5/11/chartex" xmlns:cx6="http://schemas.microsoft.com/office/drawing/2016/5/12/chartex" xmlns:cx7="http://schemas.microsoft.com/office/drawing/2016/5/13/chartex" xmlns:cx8="http://schemas.microsoft.com/office/drawing/2016/5/14/chartex" xmlns:mc="http://schemas.openxmlformats.org/markup-compatibility/2006" xmlns:aink="http://schemas.microsoft.com/office/drawing/2016/ink" xmlns:am3d="http://schemas.microsoft.com/office/drawing/2017/model3d" xmlns:o="urn:schemas-microsoft-com:office:office" xmlns:oel="http://schemas.microsoft.com/office/2019/extlst" xmlns:r="http://schemas.openxmlformats.org/officeDocument/2006/relationships" xmlns:m="http://schemas.openxmlformats.org/officeDocument/2006/math" xmlns:v="urn:schemas-microsoft-com:vml" xmlns:wp14="http://schemas.microsoft.com/office/word/2010/wordprocessingDrawing" xmlns:wp="http://schemas.openxmlformats.org/drawingml/2006/wordprocessingDrawing" xmlns:w10="urn:schemas-microsoft-com:office:word" xmlns:w="http://schemas.openxmlformats.org/wordprocessingml/2006/main" xmlns:w14="http://schemas.microsoft.com/office/word/2010/wordml" xmlns:w15="http://schemas.microsoft.com/office/word/2012/wordml" xmlns:w16cex="http://schemas.microsoft.com/office/word/2018/wordml/cex" xmlns:w16cid="http://schemas.microsoft.com/office/word/2016/wordml/cid" xmlns:w16="http://schemas.microsoft.com/office/word/2018/wordml" xmlns:w16du="http://schemas.microsoft.com/office/word/2023/wordml/word16du" xmlns:w16sdtdh="http://schemas.microsoft.com/office/word/2020/wordml/sdtdatahash" xmlns:w16sdtfl="http://schemas.microsoft.com/office/word/2024/wordml/sdtformatlock" xmlns:w16se="http://schemas.microsoft.com/office/word/2015/wordml/symex" xmlns:wpg="http://schemas.microsoft.com/office/word/2010/wordprocessingGroup" xmlns:wpi="http://schemas.microsoft.com/office/word/2010/wordprocessingInk" xmlns:wne="http://schemas.microsoft.com/office/word/2006/wordml" xmlns:wps="http://schemas.microsoft.com/office/word/2010/wordprocessingShape" mc:Ignorable="w14 w15 w16se w16cid w16 w16cex w16sdtdh w16sdtfl w16du wp14">
+<w:hdr xmlns:wpc="http://schemas.microsoft.com/office/word/2010/wordprocessingCanvas" xmlns:cx="http://schemas.microsoft.com/office/drawing/2014/chartex" xmlns:cx1="http://schemas.microsoft.com/office/drawing/2015/9/8/chartex" xmlns:cx2="http://schemas.microsoft.com/office/drawing/2015/10/21/chartex" xmlns:cx3="http://schemas.microsoft.com/office/drawing/2016/5/9/chartex" xmlns:cx4="http://schemas.microsoft.com/office/drawing/2016/5/10/chartex" xmlns:cx5="http://schemas.microsoft.com/office/drawing/2016/5/11/chartex" xmlns:cx6="http://schemas.microsoft.com/office/drawing/2016/5/12/chartex" xmlns:cx7="http://schemas.microsoft.com/office/drawing/2016/5/13/chartex" xmlns:cx8="http://schemas.microsoft.com/office/drawing/2016/5/14/chartex" xmlns:mc="http://schemas.openxmlformats.org/markup-compatibility/2006" xmlns:aink="http://schemas.microsoft.com/office/drawing/2016/ink" xmlns:am3d="http://schemas.microsoft.com/office/drawing/2017/model3d" xmlns:o="urn:schemas-microsoft-com:office:office" xmlns:oel="http://schemas.microsoft.com/office/2019/extlst" xmlns:r="http://schemas.openxmlformats.org/officeDocument/2006/relationships" xmlns:m="http://schemas.openxmlformats.org/officeDocument/2006/math" xmlns:v="urn:schemas-microsoft-com:vml" xmlns:wp14="http://schemas.microsoft.com/office/word/2010/wordprocessingDrawing" xmlns:wp="http://schemas.openxmlformats.org/drawingml/2006/wordprocessingDrawing" xmlns:w10="urn:schemas-microsoft-com:office:word" xmlns:w="http://schemas.openxmlformats.org/wordprocessingml/2006/main" xmlns:w14="http://schemas.microsoft.com/office/word/2010/wordml" xmlns:w15="http://schemas.microsoft.com/office/word/2012/wordml" xmlns:w16cex="http://schemas.microsoft.com/office/word/2018/wordml/cex" xmlns:w16cid="http://schemas.microsoft.com/office/word/2016/wordml/cid" xmlns:w16="http://schemas.microsoft.com/office/word/2018/wordml" xmlns:w16du="http://schemas.microsoft.com/office/word/2023/wordml/word16du" xmlns:w16sdtdh="http://schemas.microsoft.com/office/word/2020/wordml/sdtdatahash" xmlns:w16sdtfl="http://schemas.microsoft.com/office/word/2024/wordml/sdtformatlock" xmlns:w16se="http://schemas.microsoft.com/office/word/2015/wordml/symex" xmlns:wpg="http://schemas.microsoft.com/office/word/2010/wordprocessingGroup" xmlns:wpi="http://schemas.microsoft.com/office/word/2010/wordprocessingInk" xmlns:wne="http://schemas.microsoft.com/office/word/2006/wordml" xmlns:wps="http://schemas.microsoft.com/office/word/2010/wordprocessingShape" xmlns:a="http://schemas.openxmlformats.org/drawingml/2006/main" xmlns:pic="http://schemas.openxmlformats.org/drawingml/2006/picture" xmlns:a14="http://schemas.microsoft.com/office/drawing/2010/main" xmlns:ma14="http://schemas.microsoft.com/office/mac/drawingml/2011/main" mc:Ignorable="w14 w15 w16se w16cid w16 w16cex w16sdtdh w16sdtfl w16du wp14">
   <w:p>
     <w:pPr>
       <w:pStyle w:val="Header"/>
@@ -2674,6 +4375,771 @@
 
 <file path=word/numbering.xml><?xml version="1.0" encoding="utf-8"?>
 <w:numbering xmlns:wpc="http://schemas.microsoft.com/office/word/2010/wordprocessingCanvas" xmlns:cx="http://schemas.microsoft.com/office/drawing/2014/chartex" xmlns:cx1="http://schemas.microsoft.com/office/drawing/2015/9/8/chartex" xmlns:cx2="http://schemas.microsoft.com/office/drawing/2015/10/21/chartex" xmlns:cx3="http://schemas.microsoft.com/office/drawing/2016/5/9/chartex" xmlns:cx4="http://schemas.microsoft.com/office/drawing/2016/5/10/chartex" xmlns:cx5="http://schemas.microsoft.com/office/drawing/2016/5/11/chartex" xmlns:cx6="http://schemas.microsoft.com/office/drawing/2016/5/12/chartex" xmlns:cx7="http://schemas.microsoft.com/office/drawing/2016/5/13/chartex" xmlns:cx8="http://schemas.microsoft.com/office/drawing/2016/5/14/chartex" xmlns:mc="http://schemas.openxmlformats.org/markup-compatibility/2006" xmlns:aink="http://schemas.microsoft.com/office/drawing/2016/ink" xmlns:am3d="http://schemas.microsoft.com/office/drawing/2017/model3d" xmlns:o="urn:schemas-microsoft-com:office:office" xmlns:oel="http://schemas.microsoft.com/office/2019/extlst" xmlns:r="http://schemas.openxmlformats.org/officeDocument/2006/relationships" xmlns:m="http://schemas.openxmlformats.org/officeDocument/2006/math" xmlns:v="urn:schemas-microsoft-com:vml" xmlns:wp14="http://schemas.microsoft.com/office/word/2010/wordprocessingDrawing" xmlns:wp="http://schemas.openxmlformats.org/drawingml/2006/wordprocessingDrawing" xmlns:w10="urn:schemas-microsoft-com:office:word" xmlns:w="http://schemas.openxmlformats.org/wordprocessingml/2006/main" xmlns:w14="http://schemas.microsoft.com/office/word/2010/wordml" xmlns:w15="http://schemas.microsoft.com/office/word/2012/wordml" xmlns:w16cex="http://schemas.microsoft.com/office/word/2018/wordml/cex" xmlns:w16cid="http://schemas.microsoft.com/office/word/2016/wordml/cid" xmlns:w16="http://schemas.microsoft.com/office/word/2018/wordml" xmlns:w16du="http://schemas.microsoft.com/office/word/2023/wordml/word16du" xmlns:w16sdtdh="http://schemas.microsoft.com/office/word/2020/wordml/sdtdatahash" xmlns:w16sdtfl="http://schemas.microsoft.com/office/word/2024/wordml/sdtformatlock" xmlns:w16se="http://schemas.microsoft.com/office/word/2015/wordml/symex" xmlns:wpg="http://schemas.microsoft.com/office/word/2010/wordprocessingGroup" xmlns:wpi="http://schemas.microsoft.com/office/word/2010/wordprocessingInk" xmlns:wne="http://schemas.microsoft.com/office/word/2006/wordml" xmlns:wps="http://schemas.microsoft.com/office/word/2010/wordprocessingShape" mc:Ignorable="w14 w15 w16se w16cid w16 w16cex w16sdtdh w16sdtfl w16du wp14">
+  <w:abstractNum xmlns:w="http://schemas.openxmlformats.org/wordprocessingml/2006/main" w:abstractNumId="27">
+    <w:nsid w:val="634c0cc7"/>
+    <w:multiLevelType xmlns:w="http://schemas.openxmlformats.org/wordprocessingml/2006/main" w:val="hybridMultilevel"/>
+    <w:lvl xmlns:w="http://schemas.openxmlformats.org/wordprocessingml/2006/main" w:ilvl="0">
+      <w:start w:val="1"/>
+      <w:numFmt w:val="decimal"/>
+      <w:lvlText w:val="%1."/>
+      <w:lvlJc w:val="left"/>
+      <w:pPr>
+        <w:ind w:left="720" w:hanging="360"/>
+      </w:pPr>
+    </w:lvl>
+    <w:lvl xmlns:w="http://schemas.openxmlformats.org/wordprocessingml/2006/main" w:ilvl="1">
+      <w:start w:val="1"/>
+      <w:numFmt w:val="lowerLetter"/>
+      <w:lvlText w:val="%2."/>
+      <w:lvlJc w:val="left"/>
+      <w:pPr>
+        <w:ind w:left="1440" w:hanging="360"/>
+      </w:pPr>
+    </w:lvl>
+    <w:lvl xmlns:w="http://schemas.openxmlformats.org/wordprocessingml/2006/main" w:ilvl="2">
+      <w:start w:val="1"/>
+      <w:numFmt w:val="lowerRoman"/>
+      <w:lvlText w:val="%3."/>
+      <w:lvlJc w:val="right"/>
+      <w:pPr>
+        <w:ind w:left="2160" w:hanging="180"/>
+      </w:pPr>
+    </w:lvl>
+    <w:lvl xmlns:w="http://schemas.openxmlformats.org/wordprocessingml/2006/main" w:ilvl="3">
+      <w:start w:val="1"/>
+      <w:numFmt w:val="decimal"/>
+      <w:lvlText w:val="%4."/>
+      <w:lvlJc w:val="left"/>
+      <w:pPr>
+        <w:ind w:left="2880" w:hanging="360"/>
+      </w:pPr>
+    </w:lvl>
+    <w:lvl xmlns:w="http://schemas.openxmlformats.org/wordprocessingml/2006/main" w:ilvl="4">
+      <w:start w:val="1"/>
+      <w:numFmt w:val="lowerLetter"/>
+      <w:lvlText w:val="%5."/>
+      <w:lvlJc w:val="left"/>
+      <w:pPr>
+        <w:ind w:left="3600" w:hanging="360"/>
+      </w:pPr>
+    </w:lvl>
+    <w:lvl xmlns:w="http://schemas.openxmlformats.org/wordprocessingml/2006/main" w:ilvl="5">
+      <w:start w:val="1"/>
+      <w:numFmt w:val="lowerRoman"/>
+      <w:lvlText w:val="%6."/>
+      <w:lvlJc w:val="right"/>
+      <w:pPr>
+        <w:ind w:left="4320" w:hanging="180"/>
+      </w:pPr>
+    </w:lvl>
+    <w:lvl xmlns:w="http://schemas.openxmlformats.org/wordprocessingml/2006/main" w:ilvl="6">
+      <w:start w:val="1"/>
+      <w:numFmt w:val="decimal"/>
+      <w:lvlText w:val="%7."/>
+      <w:lvlJc w:val="left"/>
+      <w:pPr>
+        <w:ind w:left="5040" w:hanging="360"/>
+      </w:pPr>
+    </w:lvl>
+    <w:lvl xmlns:w="http://schemas.openxmlformats.org/wordprocessingml/2006/main" w:ilvl="7">
+      <w:start w:val="1"/>
+      <w:numFmt w:val="lowerLetter"/>
+      <w:lvlText w:val="%8."/>
+      <w:lvlJc w:val="left"/>
+      <w:pPr>
+        <w:ind w:left="5760" w:hanging="360"/>
+      </w:pPr>
+    </w:lvl>
+    <w:lvl xmlns:w="http://schemas.openxmlformats.org/wordprocessingml/2006/main" w:ilvl="8">
+      <w:start w:val="1"/>
+      <w:numFmt w:val="lowerRoman"/>
+      <w:lvlText w:val="%9."/>
+      <w:lvlJc w:val="right"/>
+      <w:pPr>
+        <w:ind w:left="6480" w:hanging="180"/>
+      </w:pPr>
+    </w:lvl>
+  </w:abstractNum>
+  <w:abstractNum xmlns:w="http://schemas.openxmlformats.org/wordprocessingml/2006/main" w:abstractNumId="26">
+    <w:nsid w:val="12cdb865"/>
+    <w:multiLevelType xmlns:w="http://schemas.openxmlformats.org/wordprocessingml/2006/main" w:val="hybridMultilevel"/>
+    <w:lvl xmlns:w="http://schemas.openxmlformats.org/wordprocessingml/2006/main" w:ilvl="0">
+      <w:start w:val="1"/>
+      <w:numFmt w:val="decimal"/>
+      <w:lvlText w:val="%1."/>
+      <w:lvlJc w:val="left"/>
+      <w:pPr>
+        <w:ind w:left="720" w:hanging="360"/>
+      </w:pPr>
+    </w:lvl>
+    <w:lvl xmlns:w="http://schemas.openxmlformats.org/wordprocessingml/2006/main" w:ilvl="1">
+      <w:start w:val="1"/>
+      <w:numFmt w:val="lowerLetter"/>
+      <w:lvlText w:val="%2."/>
+      <w:lvlJc w:val="left"/>
+      <w:pPr>
+        <w:ind w:left="1440" w:hanging="360"/>
+      </w:pPr>
+    </w:lvl>
+    <w:lvl xmlns:w="http://schemas.openxmlformats.org/wordprocessingml/2006/main" w:ilvl="2">
+      <w:start w:val="1"/>
+      <w:numFmt w:val="lowerRoman"/>
+      <w:lvlText w:val="%3."/>
+      <w:lvlJc w:val="right"/>
+      <w:pPr>
+        <w:ind w:left="2160" w:hanging="180"/>
+      </w:pPr>
+    </w:lvl>
+    <w:lvl xmlns:w="http://schemas.openxmlformats.org/wordprocessingml/2006/main" w:ilvl="3">
+      <w:start w:val="1"/>
+      <w:numFmt w:val="decimal"/>
+      <w:lvlText w:val="%4."/>
+      <w:lvlJc w:val="left"/>
+      <w:pPr>
+        <w:ind w:left="2880" w:hanging="360"/>
+      </w:pPr>
+    </w:lvl>
+    <w:lvl xmlns:w="http://schemas.openxmlformats.org/wordprocessingml/2006/main" w:ilvl="4">
+      <w:start w:val="1"/>
+      <w:numFmt w:val="lowerLetter"/>
+      <w:lvlText w:val="%5."/>
+      <w:lvlJc w:val="left"/>
+      <w:pPr>
+        <w:ind w:left="3600" w:hanging="360"/>
+      </w:pPr>
+    </w:lvl>
+    <w:lvl xmlns:w="http://schemas.openxmlformats.org/wordprocessingml/2006/main" w:ilvl="5">
+      <w:start w:val="1"/>
+      <w:numFmt w:val="lowerRoman"/>
+      <w:lvlText w:val="%6."/>
+      <w:lvlJc w:val="right"/>
+      <w:pPr>
+        <w:ind w:left="4320" w:hanging="180"/>
+      </w:pPr>
+    </w:lvl>
+    <w:lvl xmlns:w="http://schemas.openxmlformats.org/wordprocessingml/2006/main" w:ilvl="6">
+      <w:start w:val="1"/>
+      <w:numFmt w:val="decimal"/>
+      <w:lvlText w:val="%7."/>
+      <w:lvlJc w:val="left"/>
+      <w:pPr>
+        <w:ind w:left="5040" w:hanging="360"/>
+      </w:pPr>
+    </w:lvl>
+    <w:lvl xmlns:w="http://schemas.openxmlformats.org/wordprocessingml/2006/main" w:ilvl="7">
+      <w:start w:val="1"/>
+      <w:numFmt w:val="lowerLetter"/>
+      <w:lvlText w:val="%8."/>
+      <w:lvlJc w:val="left"/>
+      <w:pPr>
+        <w:ind w:left="5760" w:hanging="360"/>
+      </w:pPr>
+    </w:lvl>
+    <w:lvl xmlns:w="http://schemas.openxmlformats.org/wordprocessingml/2006/main" w:ilvl="8">
+      <w:start w:val="1"/>
+      <w:numFmt w:val="lowerRoman"/>
+      <w:lvlText w:val="%9."/>
+      <w:lvlJc w:val="right"/>
+      <w:pPr>
+        <w:ind w:left="6480" w:hanging="180"/>
+      </w:pPr>
+    </w:lvl>
+  </w:abstractNum>
+  <w:abstractNum xmlns:w="http://schemas.openxmlformats.org/wordprocessingml/2006/main" w:abstractNumId="25">
+    <w:nsid w:val="43a8764f"/>
+    <w:multiLevelType xmlns:w="http://schemas.openxmlformats.org/wordprocessingml/2006/main" w:val="hybridMultilevel"/>
+    <w:lvl xmlns:w="http://schemas.openxmlformats.org/wordprocessingml/2006/main" w:ilvl="0">
+      <w:start w:val="1"/>
+      <w:numFmt w:val="decimal"/>
+      <w:lvlText w:val="%1."/>
+      <w:lvlJc w:val="left"/>
+      <w:pPr>
+        <w:ind w:left="720" w:hanging="360"/>
+      </w:pPr>
+    </w:lvl>
+    <w:lvl xmlns:w="http://schemas.openxmlformats.org/wordprocessingml/2006/main" w:ilvl="1">
+      <w:start w:val="1"/>
+      <w:numFmt w:val="lowerLetter"/>
+      <w:lvlText w:val="%2."/>
+      <w:lvlJc w:val="left"/>
+      <w:pPr>
+        <w:ind w:left="1440" w:hanging="360"/>
+      </w:pPr>
+    </w:lvl>
+    <w:lvl xmlns:w="http://schemas.openxmlformats.org/wordprocessingml/2006/main" w:ilvl="2">
+      <w:start w:val="1"/>
+      <w:numFmt w:val="lowerRoman"/>
+      <w:lvlText w:val="%3."/>
+      <w:lvlJc w:val="right"/>
+      <w:pPr>
+        <w:ind w:left="2160" w:hanging="180"/>
+      </w:pPr>
+    </w:lvl>
+    <w:lvl xmlns:w="http://schemas.openxmlformats.org/wordprocessingml/2006/main" w:ilvl="3">
+      <w:start w:val="1"/>
+      <w:numFmt w:val="decimal"/>
+      <w:lvlText w:val="%4."/>
+      <w:lvlJc w:val="left"/>
+      <w:pPr>
+        <w:ind w:left="2880" w:hanging="360"/>
+      </w:pPr>
+    </w:lvl>
+    <w:lvl xmlns:w="http://schemas.openxmlformats.org/wordprocessingml/2006/main" w:ilvl="4">
+      <w:start w:val="1"/>
+      <w:numFmt w:val="lowerLetter"/>
+      <w:lvlText w:val="%5."/>
+      <w:lvlJc w:val="left"/>
+      <w:pPr>
+        <w:ind w:left="3600" w:hanging="360"/>
+      </w:pPr>
+    </w:lvl>
+    <w:lvl xmlns:w="http://schemas.openxmlformats.org/wordprocessingml/2006/main" w:ilvl="5">
+      <w:start w:val="1"/>
+      <w:numFmt w:val="lowerRoman"/>
+      <w:lvlText w:val="%6."/>
+      <w:lvlJc w:val="right"/>
+      <w:pPr>
+        <w:ind w:left="4320" w:hanging="180"/>
+      </w:pPr>
+    </w:lvl>
+    <w:lvl xmlns:w="http://schemas.openxmlformats.org/wordprocessingml/2006/main" w:ilvl="6">
+      <w:start w:val="1"/>
+      <w:numFmt w:val="decimal"/>
+      <w:lvlText w:val="%7."/>
+      <w:lvlJc w:val="left"/>
+      <w:pPr>
+        <w:ind w:left="5040" w:hanging="360"/>
+      </w:pPr>
+    </w:lvl>
+    <w:lvl xmlns:w="http://schemas.openxmlformats.org/wordprocessingml/2006/main" w:ilvl="7">
+      <w:start w:val="1"/>
+      <w:numFmt w:val="lowerLetter"/>
+      <w:lvlText w:val="%8."/>
+      <w:lvlJc w:val="left"/>
+      <w:pPr>
+        <w:ind w:left="5760" w:hanging="360"/>
+      </w:pPr>
+    </w:lvl>
+    <w:lvl xmlns:w="http://schemas.openxmlformats.org/wordprocessingml/2006/main" w:ilvl="8">
+      <w:start w:val="1"/>
+      <w:numFmt w:val="lowerRoman"/>
+      <w:lvlText w:val="%9."/>
+      <w:lvlJc w:val="right"/>
+      <w:pPr>
+        <w:ind w:left="6480" w:hanging="180"/>
+      </w:pPr>
+    </w:lvl>
+  </w:abstractNum>
+  <w:abstractNum xmlns:w="http://schemas.openxmlformats.org/wordprocessingml/2006/main" w:abstractNumId="24">
+    <w:nsid w:val="643dc25"/>
+    <w:multiLevelType xmlns:w="http://schemas.openxmlformats.org/wordprocessingml/2006/main" w:val="hybridMultilevel"/>
+    <w:lvl xmlns:w="http://schemas.openxmlformats.org/wordprocessingml/2006/main" w:ilvl="0">
+      <w:start w:val="1"/>
+      <w:numFmt w:val="decimal"/>
+      <w:lvlText w:val="%1."/>
+      <w:lvlJc w:val="left"/>
+      <w:pPr>
+        <w:ind w:left="720" w:hanging="360"/>
+      </w:pPr>
+    </w:lvl>
+    <w:lvl xmlns:w="http://schemas.openxmlformats.org/wordprocessingml/2006/main" w:ilvl="1">
+      <w:start w:val="1"/>
+      <w:numFmt w:val="lowerLetter"/>
+      <w:lvlText w:val="%2."/>
+      <w:lvlJc w:val="left"/>
+      <w:pPr>
+        <w:ind w:left="1440" w:hanging="360"/>
+      </w:pPr>
+    </w:lvl>
+    <w:lvl xmlns:w="http://schemas.openxmlformats.org/wordprocessingml/2006/main" w:ilvl="2">
+      <w:start w:val="1"/>
+      <w:numFmt w:val="lowerRoman"/>
+      <w:lvlText w:val="%3."/>
+      <w:lvlJc w:val="right"/>
+      <w:pPr>
+        <w:ind w:left="2160" w:hanging="180"/>
+      </w:pPr>
+    </w:lvl>
+    <w:lvl xmlns:w="http://schemas.openxmlformats.org/wordprocessingml/2006/main" w:ilvl="3">
+      <w:start w:val="1"/>
+      <w:numFmt w:val="decimal"/>
+      <w:lvlText w:val="%4."/>
+      <w:lvlJc w:val="left"/>
+      <w:pPr>
+        <w:ind w:left="2880" w:hanging="360"/>
+      </w:pPr>
+    </w:lvl>
+    <w:lvl xmlns:w="http://schemas.openxmlformats.org/wordprocessingml/2006/main" w:ilvl="4">
+      <w:start w:val="1"/>
+      <w:numFmt w:val="lowerLetter"/>
+      <w:lvlText w:val="%5."/>
+      <w:lvlJc w:val="left"/>
+      <w:pPr>
+        <w:ind w:left="3600" w:hanging="360"/>
+      </w:pPr>
+    </w:lvl>
+    <w:lvl xmlns:w="http://schemas.openxmlformats.org/wordprocessingml/2006/main" w:ilvl="5">
+      <w:start w:val="1"/>
+      <w:numFmt w:val="lowerRoman"/>
+      <w:lvlText w:val="%6."/>
+      <w:lvlJc w:val="right"/>
+      <w:pPr>
+        <w:ind w:left="4320" w:hanging="180"/>
+      </w:pPr>
+    </w:lvl>
+    <w:lvl xmlns:w="http://schemas.openxmlformats.org/wordprocessingml/2006/main" w:ilvl="6">
+      <w:start w:val="1"/>
+      <w:numFmt w:val="decimal"/>
+      <w:lvlText w:val="%7."/>
+      <w:lvlJc w:val="left"/>
+      <w:pPr>
+        <w:ind w:left="5040" w:hanging="360"/>
+      </w:pPr>
+    </w:lvl>
+    <w:lvl xmlns:w="http://schemas.openxmlformats.org/wordprocessingml/2006/main" w:ilvl="7">
+      <w:start w:val="1"/>
+      <w:numFmt w:val="lowerLetter"/>
+      <w:lvlText w:val="%8."/>
+      <w:lvlJc w:val="left"/>
+      <w:pPr>
+        <w:ind w:left="5760" w:hanging="360"/>
+      </w:pPr>
+    </w:lvl>
+    <w:lvl xmlns:w="http://schemas.openxmlformats.org/wordprocessingml/2006/main" w:ilvl="8">
+      <w:start w:val="1"/>
+      <w:numFmt w:val="lowerRoman"/>
+      <w:lvlText w:val="%9."/>
+      <w:lvlJc w:val="right"/>
+      <w:pPr>
+        <w:ind w:left="6480" w:hanging="180"/>
+      </w:pPr>
+    </w:lvl>
+  </w:abstractNum>
+  <w:abstractNum xmlns:w="http://schemas.openxmlformats.org/wordprocessingml/2006/main" w:abstractNumId="23">
+    <w:nsid w:val="244aec33"/>
+    <w:multiLevelType xmlns:w="http://schemas.openxmlformats.org/wordprocessingml/2006/main" w:val="hybridMultilevel"/>
+    <w:lvl xmlns:w="http://schemas.openxmlformats.org/wordprocessingml/2006/main" w:ilvl="0">
+      <w:start w:val="1"/>
+      <w:numFmt w:val="decimal"/>
+      <w:lvlText w:val="%1."/>
+      <w:lvlJc w:val="left"/>
+      <w:pPr>
+        <w:ind w:left="720" w:hanging="360"/>
+      </w:pPr>
+    </w:lvl>
+    <w:lvl xmlns:w="http://schemas.openxmlformats.org/wordprocessingml/2006/main" w:ilvl="1">
+      <w:start w:val="1"/>
+      <w:numFmt w:val="lowerLetter"/>
+      <w:lvlText w:val="%2."/>
+      <w:lvlJc w:val="left"/>
+      <w:pPr>
+        <w:ind w:left="1440" w:hanging="360"/>
+      </w:pPr>
+    </w:lvl>
+    <w:lvl xmlns:w="http://schemas.openxmlformats.org/wordprocessingml/2006/main" w:ilvl="2">
+      <w:start w:val="1"/>
+      <w:numFmt w:val="lowerRoman"/>
+      <w:lvlText w:val="%3."/>
+      <w:lvlJc w:val="right"/>
+      <w:pPr>
+        <w:ind w:left="2160" w:hanging="180"/>
+      </w:pPr>
+    </w:lvl>
+    <w:lvl xmlns:w="http://schemas.openxmlformats.org/wordprocessingml/2006/main" w:ilvl="3">
+      <w:start w:val="1"/>
+      <w:numFmt w:val="decimal"/>
+      <w:lvlText w:val="%4."/>
+      <w:lvlJc w:val="left"/>
+      <w:pPr>
+        <w:ind w:left="2880" w:hanging="360"/>
+      </w:pPr>
+    </w:lvl>
+    <w:lvl xmlns:w="http://schemas.openxmlformats.org/wordprocessingml/2006/main" w:ilvl="4">
+      <w:start w:val="1"/>
+      <w:numFmt w:val="lowerLetter"/>
+      <w:lvlText w:val="%5."/>
+      <w:lvlJc w:val="left"/>
+      <w:pPr>
+        <w:ind w:left="3600" w:hanging="360"/>
+      </w:pPr>
+    </w:lvl>
+    <w:lvl xmlns:w="http://schemas.openxmlformats.org/wordprocessingml/2006/main" w:ilvl="5">
+      <w:start w:val="1"/>
+      <w:numFmt w:val="lowerRoman"/>
+      <w:lvlText w:val="%6."/>
+      <w:lvlJc w:val="right"/>
+      <w:pPr>
+        <w:ind w:left="4320" w:hanging="180"/>
+      </w:pPr>
+    </w:lvl>
+    <w:lvl xmlns:w="http://schemas.openxmlformats.org/wordprocessingml/2006/main" w:ilvl="6">
+      <w:start w:val="1"/>
+      <w:numFmt w:val="decimal"/>
+      <w:lvlText w:val="%7."/>
+      <w:lvlJc w:val="left"/>
+      <w:pPr>
+        <w:ind w:left="5040" w:hanging="360"/>
+      </w:pPr>
+    </w:lvl>
+    <w:lvl xmlns:w="http://schemas.openxmlformats.org/wordprocessingml/2006/main" w:ilvl="7">
+      <w:start w:val="1"/>
+      <w:numFmt w:val="lowerLetter"/>
+      <w:lvlText w:val="%8."/>
+      <w:lvlJc w:val="left"/>
+      <w:pPr>
+        <w:ind w:left="5760" w:hanging="360"/>
+      </w:pPr>
+    </w:lvl>
+    <w:lvl xmlns:w="http://schemas.openxmlformats.org/wordprocessingml/2006/main" w:ilvl="8">
+      <w:start w:val="1"/>
+      <w:numFmt w:val="lowerRoman"/>
+      <w:lvlText w:val="%9."/>
+      <w:lvlJc w:val="right"/>
+      <w:pPr>
+        <w:ind w:left="6480" w:hanging="180"/>
+      </w:pPr>
+    </w:lvl>
+  </w:abstractNum>
+  <w:abstractNum xmlns:w="http://schemas.openxmlformats.org/wordprocessingml/2006/main" w:abstractNumId="22">
+    <w:nsid w:val="2cd62ac8"/>
+    <w:multiLevelType xmlns:w="http://schemas.openxmlformats.org/wordprocessingml/2006/main" w:val="hybridMultilevel"/>
+    <w:lvl xmlns:w="http://schemas.openxmlformats.org/wordprocessingml/2006/main" w:ilvl="0">
+      <w:start w:val="1"/>
+      <w:numFmt w:val="decimal"/>
+      <w:lvlText w:val="%1."/>
+      <w:lvlJc w:val="left"/>
+      <w:pPr>
+        <w:ind w:left="720" w:hanging="360"/>
+      </w:pPr>
+    </w:lvl>
+    <w:lvl xmlns:w="http://schemas.openxmlformats.org/wordprocessingml/2006/main" w:ilvl="1">
+      <w:start w:val="1"/>
+      <w:numFmt w:val="lowerLetter"/>
+      <w:lvlText w:val="%2."/>
+      <w:lvlJc w:val="left"/>
+      <w:pPr>
+        <w:ind w:left="1440" w:hanging="360"/>
+      </w:pPr>
+    </w:lvl>
+    <w:lvl xmlns:w="http://schemas.openxmlformats.org/wordprocessingml/2006/main" w:ilvl="2">
+      <w:start w:val="1"/>
+      <w:numFmt w:val="lowerRoman"/>
+      <w:lvlText w:val="%3."/>
+      <w:lvlJc w:val="right"/>
+      <w:pPr>
+        <w:ind w:left="2160" w:hanging="180"/>
+      </w:pPr>
+    </w:lvl>
+    <w:lvl xmlns:w="http://schemas.openxmlformats.org/wordprocessingml/2006/main" w:ilvl="3">
+      <w:start w:val="1"/>
+      <w:numFmt w:val="decimal"/>
+      <w:lvlText w:val="%4."/>
+      <w:lvlJc w:val="left"/>
+      <w:pPr>
+        <w:ind w:left="2880" w:hanging="360"/>
+      </w:pPr>
+    </w:lvl>
+    <w:lvl xmlns:w="http://schemas.openxmlformats.org/wordprocessingml/2006/main" w:ilvl="4">
+      <w:start w:val="1"/>
+      <w:numFmt w:val="lowerLetter"/>
+      <w:lvlText w:val="%5."/>
+      <w:lvlJc w:val="left"/>
+      <w:pPr>
+        <w:ind w:left="3600" w:hanging="360"/>
+      </w:pPr>
+    </w:lvl>
+    <w:lvl xmlns:w="http://schemas.openxmlformats.org/wordprocessingml/2006/main" w:ilvl="5">
+      <w:start w:val="1"/>
+      <w:numFmt w:val="lowerRoman"/>
+      <w:lvlText w:val="%6."/>
+      <w:lvlJc w:val="right"/>
+      <w:pPr>
+        <w:ind w:left="4320" w:hanging="180"/>
+      </w:pPr>
+    </w:lvl>
+    <w:lvl xmlns:w="http://schemas.openxmlformats.org/wordprocessingml/2006/main" w:ilvl="6">
+      <w:start w:val="1"/>
+      <w:numFmt w:val="decimal"/>
+      <w:lvlText w:val="%7."/>
+      <w:lvlJc w:val="left"/>
+      <w:pPr>
+        <w:ind w:left="5040" w:hanging="360"/>
+      </w:pPr>
+    </w:lvl>
+    <w:lvl xmlns:w="http://schemas.openxmlformats.org/wordprocessingml/2006/main" w:ilvl="7">
+      <w:start w:val="1"/>
+      <w:numFmt w:val="lowerLetter"/>
+      <w:lvlText w:val="%8."/>
+      <w:lvlJc w:val="left"/>
+      <w:pPr>
+        <w:ind w:left="5760" w:hanging="360"/>
+      </w:pPr>
+    </w:lvl>
+    <w:lvl xmlns:w="http://schemas.openxmlformats.org/wordprocessingml/2006/main" w:ilvl="8">
+      <w:start w:val="1"/>
+      <w:numFmt w:val="lowerRoman"/>
+      <w:lvlText w:val="%9."/>
+      <w:lvlJc w:val="right"/>
+      <w:pPr>
+        <w:ind w:left="6480" w:hanging="180"/>
+      </w:pPr>
+    </w:lvl>
+  </w:abstractNum>
+  <w:abstractNum xmlns:w="http://schemas.openxmlformats.org/wordprocessingml/2006/main" w:abstractNumId="21">
+    <w:nsid w:val="1a99e50a"/>
+    <w:multiLevelType xmlns:w="http://schemas.openxmlformats.org/wordprocessingml/2006/main" w:val="hybridMultilevel"/>
+    <w:lvl xmlns:w="http://schemas.openxmlformats.org/wordprocessingml/2006/main" w:ilvl="0">
+      <w:start w:val="1"/>
+      <w:numFmt w:val="decimal"/>
+      <w:lvlText w:val="%1."/>
+      <w:lvlJc w:val="left"/>
+      <w:pPr>
+        <w:ind w:left="720" w:hanging="360"/>
+      </w:pPr>
+    </w:lvl>
+    <w:lvl xmlns:w="http://schemas.openxmlformats.org/wordprocessingml/2006/main" w:ilvl="1">
+      <w:start w:val="1"/>
+      <w:numFmt w:val="lowerLetter"/>
+      <w:lvlText w:val="%2."/>
+      <w:lvlJc w:val="left"/>
+      <w:pPr>
+        <w:ind w:left="1440" w:hanging="360"/>
+      </w:pPr>
+    </w:lvl>
+    <w:lvl xmlns:w="http://schemas.openxmlformats.org/wordprocessingml/2006/main" w:ilvl="2">
+      <w:start w:val="1"/>
+      <w:numFmt w:val="lowerRoman"/>
+      <w:lvlText w:val="%3."/>
+      <w:lvlJc w:val="right"/>
+      <w:pPr>
+        <w:ind w:left="2160" w:hanging="180"/>
+      </w:pPr>
+    </w:lvl>
+    <w:lvl xmlns:w="http://schemas.openxmlformats.org/wordprocessingml/2006/main" w:ilvl="3">
+      <w:start w:val="1"/>
+      <w:numFmt w:val="decimal"/>
+      <w:lvlText w:val="%4."/>
+      <w:lvlJc w:val="left"/>
+      <w:pPr>
+        <w:ind w:left="2880" w:hanging="360"/>
+      </w:pPr>
+    </w:lvl>
+    <w:lvl xmlns:w="http://schemas.openxmlformats.org/wordprocessingml/2006/main" w:ilvl="4">
+      <w:start w:val="1"/>
+      <w:numFmt w:val="lowerLetter"/>
+      <w:lvlText w:val="%5."/>
+      <w:lvlJc w:val="left"/>
+      <w:pPr>
+        <w:ind w:left="3600" w:hanging="360"/>
+      </w:pPr>
+    </w:lvl>
+    <w:lvl xmlns:w="http://schemas.openxmlformats.org/wordprocessingml/2006/main" w:ilvl="5">
+      <w:start w:val="1"/>
+      <w:numFmt w:val="lowerRoman"/>
+      <w:lvlText w:val="%6."/>
+      <w:lvlJc w:val="right"/>
+      <w:pPr>
+        <w:ind w:left="4320" w:hanging="180"/>
+      </w:pPr>
+    </w:lvl>
+    <w:lvl xmlns:w="http://schemas.openxmlformats.org/wordprocessingml/2006/main" w:ilvl="6">
+      <w:start w:val="1"/>
+      <w:numFmt w:val="decimal"/>
+      <w:lvlText w:val="%7."/>
+      <w:lvlJc w:val="left"/>
+      <w:pPr>
+        <w:ind w:left="5040" w:hanging="360"/>
+      </w:pPr>
+    </w:lvl>
+    <w:lvl xmlns:w="http://schemas.openxmlformats.org/wordprocessingml/2006/main" w:ilvl="7">
+      <w:start w:val="1"/>
+      <w:numFmt w:val="lowerLetter"/>
+      <w:lvlText w:val="%8."/>
+      <w:lvlJc w:val="left"/>
+      <w:pPr>
+        <w:ind w:left="5760" w:hanging="360"/>
+      </w:pPr>
+    </w:lvl>
+    <w:lvl xmlns:w="http://schemas.openxmlformats.org/wordprocessingml/2006/main" w:ilvl="8">
+      <w:start w:val="1"/>
+      <w:numFmt w:val="lowerRoman"/>
+      <w:lvlText w:val="%9."/>
+      <w:lvlJc w:val="right"/>
+      <w:pPr>
+        <w:ind w:left="6480" w:hanging="180"/>
+      </w:pPr>
+    </w:lvl>
+  </w:abstractNum>
+  <w:abstractNum xmlns:w="http://schemas.openxmlformats.org/wordprocessingml/2006/main" w:abstractNumId="20">
+    <w:nsid w:val="5a5d1eef"/>
+    <w:multiLevelType xmlns:w="http://schemas.openxmlformats.org/wordprocessingml/2006/main" w:val="hybridMultilevel"/>
+    <w:lvl xmlns:w="http://schemas.openxmlformats.org/wordprocessingml/2006/main" w:ilvl="0">
+      <w:start w:val="1"/>
+      <w:numFmt w:val="decimal"/>
+      <w:lvlText w:val="%1."/>
+      <w:lvlJc w:val="left"/>
+      <w:pPr>
+        <w:ind w:left="720" w:hanging="360"/>
+      </w:pPr>
+    </w:lvl>
+    <w:lvl xmlns:w="http://schemas.openxmlformats.org/wordprocessingml/2006/main" w:ilvl="1">
+      <w:start w:val="1"/>
+      <w:numFmt w:val="lowerLetter"/>
+      <w:lvlText w:val="%2."/>
+      <w:lvlJc w:val="left"/>
+      <w:pPr>
+        <w:ind w:left="1440" w:hanging="360"/>
+      </w:pPr>
+    </w:lvl>
+    <w:lvl xmlns:w="http://schemas.openxmlformats.org/wordprocessingml/2006/main" w:ilvl="2">
+      <w:start w:val="1"/>
+      <w:numFmt w:val="lowerRoman"/>
+      <w:lvlText w:val="%3."/>
+      <w:lvlJc w:val="right"/>
+      <w:pPr>
+        <w:ind w:left="2160" w:hanging="180"/>
+      </w:pPr>
+    </w:lvl>
+    <w:lvl xmlns:w="http://schemas.openxmlformats.org/wordprocessingml/2006/main" w:ilvl="3">
+      <w:start w:val="1"/>
+      <w:numFmt w:val="decimal"/>
+      <w:lvlText w:val="%4."/>
+      <w:lvlJc w:val="left"/>
+      <w:pPr>
+        <w:ind w:left="2880" w:hanging="360"/>
+      </w:pPr>
+    </w:lvl>
+    <w:lvl xmlns:w="http://schemas.openxmlformats.org/wordprocessingml/2006/main" w:ilvl="4">
+      <w:start w:val="1"/>
+      <w:numFmt w:val="lowerLetter"/>
+      <w:lvlText w:val="%5."/>
+      <w:lvlJc w:val="left"/>
+      <w:pPr>
+        <w:ind w:left="3600" w:hanging="360"/>
+      </w:pPr>
+    </w:lvl>
+    <w:lvl xmlns:w="http://schemas.openxmlformats.org/wordprocessingml/2006/main" w:ilvl="5">
+      <w:start w:val="1"/>
+      <w:numFmt w:val="lowerRoman"/>
+      <w:lvlText w:val="%6."/>
+      <w:lvlJc w:val="right"/>
+      <w:pPr>
+        <w:ind w:left="4320" w:hanging="180"/>
+      </w:pPr>
+    </w:lvl>
+    <w:lvl xmlns:w="http://schemas.openxmlformats.org/wordprocessingml/2006/main" w:ilvl="6">
+      <w:start w:val="1"/>
+      <w:numFmt w:val="decimal"/>
+      <w:lvlText w:val="%7."/>
+      <w:lvlJc w:val="left"/>
+      <w:pPr>
+        <w:ind w:left="5040" w:hanging="360"/>
+      </w:pPr>
+    </w:lvl>
+    <w:lvl xmlns:w="http://schemas.openxmlformats.org/wordprocessingml/2006/main" w:ilvl="7">
+      <w:start w:val="1"/>
+      <w:numFmt w:val="lowerLetter"/>
+      <w:lvlText w:val="%8."/>
+      <w:lvlJc w:val="left"/>
+      <w:pPr>
+        <w:ind w:left="5760" w:hanging="360"/>
+      </w:pPr>
+    </w:lvl>
+    <w:lvl xmlns:w="http://schemas.openxmlformats.org/wordprocessingml/2006/main" w:ilvl="8">
+      <w:start w:val="1"/>
+      <w:numFmt w:val="lowerRoman"/>
+      <w:lvlText w:val="%9."/>
+      <w:lvlJc w:val="right"/>
+      <w:pPr>
+        <w:ind w:left="6480" w:hanging="180"/>
+      </w:pPr>
+    </w:lvl>
+  </w:abstractNum>
+  <w:abstractNum xmlns:w="http://schemas.openxmlformats.org/wordprocessingml/2006/main" w:abstractNumId="19">
+    <w:nsid w:val="14baa6da"/>
+    <w:multiLevelType xmlns:w="http://schemas.openxmlformats.org/wordprocessingml/2006/main" w:val="hybridMultilevel"/>
+    <w:lvl xmlns:w="http://schemas.openxmlformats.org/wordprocessingml/2006/main" w:ilvl="0">
+      <w:start w:val="1"/>
+      <w:numFmt w:val="decimal"/>
+      <w:lvlText w:val="%1."/>
+      <w:lvlJc w:val="left"/>
+      <w:pPr>
+        <w:ind w:left="720" w:hanging="360"/>
+      </w:pPr>
+    </w:lvl>
+    <w:lvl xmlns:w="http://schemas.openxmlformats.org/wordprocessingml/2006/main" w:ilvl="1">
+      <w:start w:val="1"/>
+      <w:numFmt w:val="lowerLetter"/>
+      <w:lvlText w:val="%2."/>
+      <w:lvlJc w:val="left"/>
+      <w:pPr>
+        <w:ind w:left="1440" w:hanging="360"/>
+      </w:pPr>
+    </w:lvl>
+    <w:lvl xmlns:w="http://schemas.openxmlformats.org/wordprocessingml/2006/main" w:ilvl="2">
+      <w:start w:val="1"/>
+      <w:numFmt w:val="lowerRoman"/>
+      <w:lvlText w:val="%3."/>
+      <w:lvlJc w:val="right"/>
+      <w:pPr>
+        <w:ind w:left="2160" w:hanging="180"/>
+      </w:pPr>
+    </w:lvl>
+    <w:lvl xmlns:w="http://schemas.openxmlformats.org/wordprocessingml/2006/main" w:ilvl="3">
+      <w:start w:val="1"/>
+      <w:numFmt w:val="decimal"/>
+      <w:lvlText w:val="%4."/>
+      <w:lvlJc w:val="left"/>
+      <w:pPr>
+        <w:ind w:left="2880" w:hanging="360"/>
+      </w:pPr>
+    </w:lvl>
+    <w:lvl xmlns:w="http://schemas.openxmlformats.org/wordprocessingml/2006/main" w:ilvl="4">
+      <w:start w:val="1"/>
+      <w:numFmt w:val="lowerLetter"/>
+      <w:lvlText w:val="%5."/>
+      <w:lvlJc w:val="left"/>
+      <w:pPr>
+        <w:ind w:left="3600" w:hanging="360"/>
+      </w:pPr>
+    </w:lvl>
+    <w:lvl xmlns:w="http://schemas.openxmlformats.org/wordprocessingml/2006/main" w:ilvl="5">
+      <w:start w:val="1"/>
+      <w:numFmt w:val="lowerRoman"/>
+      <w:lvlText w:val="%6."/>
+      <w:lvlJc w:val="right"/>
+      <w:pPr>
+        <w:ind w:left="4320" w:hanging="180"/>
+      </w:pPr>
+    </w:lvl>
+    <w:lvl xmlns:w="http://schemas.openxmlformats.org/wordprocessingml/2006/main" w:ilvl="6">
+      <w:start w:val="1"/>
+      <w:numFmt w:val="decimal"/>
+      <w:lvlText w:val="%7."/>
+      <w:lvlJc w:val="left"/>
+      <w:pPr>
+        <w:ind w:left="5040" w:hanging="360"/>
+      </w:pPr>
+    </w:lvl>
+    <w:lvl xmlns:w="http://schemas.openxmlformats.org/wordprocessingml/2006/main" w:ilvl="7">
+      <w:start w:val="1"/>
+      <w:numFmt w:val="lowerLetter"/>
+      <w:lvlText w:val="%8."/>
+      <w:lvlJc w:val="left"/>
+      <w:pPr>
+        <w:ind w:left="5760" w:hanging="360"/>
+      </w:pPr>
+    </w:lvl>
+    <w:lvl xmlns:w="http://schemas.openxmlformats.org/wordprocessingml/2006/main" w:ilvl="8">
+      <w:start w:val="1"/>
+      <w:numFmt w:val="lowerRoman"/>
+      <w:lvlText w:val="%9."/>
+      <w:lvlJc w:val="right"/>
+      <w:pPr>
+        <w:ind w:left="6480" w:hanging="180"/>
+      </w:pPr>
+    </w:lvl>
+  </w:abstractNum>
   <w:abstractNum w:abstractNumId="0" w15:restartNumberingAfterBreak="0">
     <w:nsid w:val="FFFFFF89"/>
     <w:multiLevelType w:val="singleLevel"/>
@@ -2691,7 +5157,7 @@
         <w:ind w:left="360" w:hanging="360"/>
       </w:pPr>
       <w:rPr>
-        <w:rFonts w:ascii="Symbol" w:hAnsi="Symbol" w:hint="default"/>
+        <w:rFonts w:hint="default" w:ascii="Symbol" w:hAnsi="Symbol"/>
       </w:rPr>
     </w:lvl>
   </w:abstractNum>
@@ -2708,7 +5174,7 @@
         <w:ind w:left="720" w:hanging="360"/>
       </w:pPr>
       <w:rPr>
-        <w:rFonts w:ascii="Symbol" w:hAnsi="Symbol" w:hint="default"/>
+        <w:rFonts w:hint="default" w:ascii="Symbol" w:hAnsi="Symbol"/>
       </w:rPr>
     </w:lvl>
     <w:lvl w:ilvl="1" w:tplc="04090003">
@@ -2720,7 +5186,7 @@
         <w:ind w:left="1440" w:hanging="360"/>
       </w:pPr>
       <w:rPr>
-        <w:rFonts w:ascii="Courier New" w:hAnsi="Courier New" w:cs="Courier New" w:hint="default"/>
+        <w:rFonts w:hint="default" w:ascii="Courier New" w:hAnsi="Courier New" w:cs="Courier New"/>
       </w:rPr>
     </w:lvl>
     <w:lvl w:ilvl="2" w:tplc="04090005" w:tentative="1">
@@ -2732,7 +5198,7 @@
         <w:ind w:left="2160" w:hanging="360"/>
       </w:pPr>
       <w:rPr>
-        <w:rFonts w:ascii="Wingdings" w:hAnsi="Wingdings" w:hint="default"/>
+        <w:rFonts w:hint="default" w:ascii="Wingdings" w:hAnsi="Wingdings"/>
       </w:rPr>
     </w:lvl>
     <w:lvl w:ilvl="3" w:tplc="04090001" w:tentative="1">
@@ -2744,7 +5210,7 @@
         <w:ind w:left="2880" w:hanging="360"/>
       </w:pPr>
       <w:rPr>
-        <w:rFonts w:ascii="Symbol" w:hAnsi="Symbol" w:hint="default"/>
+        <w:rFonts w:hint="default" w:ascii="Symbol" w:hAnsi="Symbol"/>
       </w:rPr>
     </w:lvl>
     <w:lvl w:ilvl="4" w:tplc="04090003" w:tentative="1">
@@ -2756,7 +5222,7 @@
         <w:ind w:left="3600" w:hanging="360"/>
       </w:pPr>
       <w:rPr>
-        <w:rFonts w:ascii="Courier New" w:hAnsi="Courier New" w:cs="Courier New" w:hint="default"/>
+        <w:rFonts w:hint="default" w:ascii="Courier New" w:hAnsi="Courier New" w:cs="Courier New"/>
       </w:rPr>
     </w:lvl>
     <w:lvl w:ilvl="5" w:tplc="04090005" w:tentative="1">
@@ -2768,7 +5234,7 @@
         <w:ind w:left="4320" w:hanging="360"/>
       </w:pPr>
       <w:rPr>
-        <w:rFonts w:ascii="Wingdings" w:hAnsi="Wingdings" w:hint="default"/>
+        <w:rFonts w:hint="default" w:ascii="Wingdings" w:hAnsi="Wingdings"/>
       </w:rPr>
     </w:lvl>
     <w:lvl w:ilvl="6" w:tplc="04090001" w:tentative="1">
@@ -2780,7 +5246,7 @@
         <w:ind w:left="5040" w:hanging="360"/>
       </w:pPr>
       <w:rPr>
-        <w:rFonts w:ascii="Symbol" w:hAnsi="Symbol" w:hint="default"/>
+        <w:rFonts w:hint="default" w:ascii="Symbol" w:hAnsi="Symbol"/>
       </w:rPr>
     </w:lvl>
     <w:lvl w:ilvl="7" w:tplc="04090003" w:tentative="1">
@@ -2792,7 +5258,7 @@
         <w:ind w:left="5760" w:hanging="360"/>
       </w:pPr>
       <w:rPr>
-        <w:rFonts w:ascii="Courier New" w:hAnsi="Courier New" w:cs="Courier New" w:hint="default"/>
+        <w:rFonts w:hint="default" w:ascii="Courier New" w:hAnsi="Courier New" w:cs="Courier New"/>
       </w:rPr>
     </w:lvl>
     <w:lvl w:ilvl="8" w:tplc="04090005" w:tentative="1">
@@ -2804,7 +5270,7 @@
         <w:ind w:left="6480" w:hanging="360"/>
       </w:pPr>
       <w:rPr>
-        <w:rFonts w:ascii="Wingdings" w:hAnsi="Wingdings" w:hint="default"/>
+        <w:rFonts w:hint="default" w:ascii="Wingdings" w:hAnsi="Wingdings"/>
       </w:rPr>
     </w:lvl>
   </w:abstractNum>
@@ -2940,7 +5406,7 @@
         <w:ind w:left="360" w:hanging="360"/>
       </w:pPr>
       <w:rPr>
-        <w:rFonts w:ascii="Arial" w:hAnsi="Arial" w:hint="default"/>
+        <w:rFonts w:hint="default" w:ascii="Arial" w:hAnsi="Arial"/>
         <w:b/>
         <w:sz w:val="32"/>
       </w:rPr>
@@ -3057,7 +5523,7 @@
         <w:ind w:left="720" w:hanging="720"/>
       </w:pPr>
       <w:rPr>
-        <w:rFonts w:ascii="Arial" w:hAnsi="Arial" w:hint="default"/>
+        <w:rFonts w:hint="default" w:ascii="Arial" w:hAnsi="Arial"/>
         <w:b/>
         <w:i w:val="0"/>
         <w:sz w:val="26"/>
@@ -3072,7 +5538,7 @@
         <w:ind w:left="720" w:hanging="720"/>
       </w:pPr>
       <w:rPr>
-        <w:rFonts w:ascii="Arial" w:hAnsi="Arial" w:hint="default"/>
+        <w:rFonts w:hint="default" w:ascii="Arial" w:hAnsi="Arial"/>
         <w:b/>
         <w:i/>
         <w:sz w:val="24"/>
@@ -3087,7 +5553,7 @@
         <w:ind w:left="720" w:hanging="720"/>
       </w:pPr>
       <w:rPr>
-        <w:rFonts w:ascii="Arial" w:hAnsi="Arial" w:hint="default"/>
+        <w:rFonts w:hint="default" w:ascii="Arial" w:hAnsi="Arial"/>
         <w:b/>
         <w:sz w:val="22"/>
       </w:rPr>
@@ -3181,7 +5647,7 @@
         <w:ind w:left="720" w:hanging="360"/>
       </w:pPr>
       <w:rPr>
-        <w:rFonts w:ascii="Symbol" w:hAnsi="Symbol" w:hint="default"/>
+        <w:rFonts w:hint="default" w:ascii="Symbol" w:hAnsi="Symbol"/>
       </w:rPr>
     </w:lvl>
     <w:lvl w:ilvl="1">
@@ -3193,7 +5659,7 @@
         <w:ind w:left="1440" w:hanging="360"/>
       </w:pPr>
       <w:rPr>
-        <w:rFonts w:ascii="Courier New" w:hAnsi="Courier New" w:cs="Courier New" w:hint="default"/>
+        <w:rFonts w:hint="default" w:ascii="Courier New" w:hAnsi="Courier New" w:cs="Courier New"/>
       </w:rPr>
     </w:lvl>
     <w:lvl w:ilvl="2">
@@ -3205,7 +5671,7 @@
         <w:ind w:left="2160" w:hanging="360"/>
       </w:pPr>
       <w:rPr>
-        <w:rFonts w:ascii="Wingdings" w:hAnsi="Wingdings" w:hint="default"/>
+        <w:rFonts w:hint="default" w:ascii="Wingdings" w:hAnsi="Wingdings"/>
       </w:rPr>
     </w:lvl>
     <w:lvl w:ilvl="3">
@@ -3217,7 +5683,7 @@
         <w:ind w:left="2880" w:hanging="360"/>
       </w:pPr>
       <w:rPr>
-        <w:rFonts w:ascii="Symbol" w:hAnsi="Symbol" w:hint="default"/>
+        <w:rFonts w:hint="default" w:ascii="Symbol" w:hAnsi="Symbol"/>
       </w:rPr>
     </w:lvl>
     <w:lvl w:ilvl="4">
@@ -3229,7 +5695,7 @@
         <w:ind w:left="3600" w:hanging="360"/>
       </w:pPr>
       <w:rPr>
-        <w:rFonts w:ascii="Courier New" w:hAnsi="Courier New" w:cs="Courier New" w:hint="default"/>
+        <w:rFonts w:hint="default" w:ascii="Courier New" w:hAnsi="Courier New" w:cs="Courier New"/>
       </w:rPr>
     </w:lvl>
     <w:lvl w:ilvl="5">
@@ -3241,7 +5707,7 @@
         <w:ind w:left="4320" w:hanging="360"/>
       </w:pPr>
       <w:rPr>
-        <w:rFonts w:ascii="Wingdings" w:hAnsi="Wingdings" w:hint="default"/>
+        <w:rFonts w:hint="default" w:ascii="Wingdings" w:hAnsi="Wingdings"/>
       </w:rPr>
     </w:lvl>
     <w:lvl w:ilvl="6">
@@ -3253,7 +5719,7 @@
         <w:ind w:left="5040" w:hanging="360"/>
       </w:pPr>
       <w:rPr>
-        <w:rFonts w:ascii="Symbol" w:hAnsi="Symbol" w:hint="default"/>
+        <w:rFonts w:hint="default" w:ascii="Symbol" w:hAnsi="Symbol"/>
       </w:rPr>
     </w:lvl>
     <w:lvl w:ilvl="7">
@@ -3265,7 +5731,7 @@
         <w:ind w:left="5760" w:hanging="360"/>
       </w:pPr>
       <w:rPr>
-        <w:rFonts w:ascii="Courier New" w:hAnsi="Courier New" w:cs="Courier New" w:hint="default"/>
+        <w:rFonts w:hint="default" w:ascii="Courier New" w:hAnsi="Courier New" w:cs="Courier New"/>
       </w:rPr>
     </w:lvl>
     <w:lvl w:ilvl="8">
@@ -3277,7 +5743,7 @@
         <w:ind w:left="6480" w:hanging="360"/>
       </w:pPr>
       <w:rPr>
-        <w:rFonts w:ascii="Wingdings" w:hAnsi="Wingdings" w:hint="default"/>
+        <w:rFonts w:hint="default" w:ascii="Wingdings" w:hAnsi="Wingdings"/>
       </w:rPr>
     </w:lvl>
   </w:abstractNum>
@@ -3296,7 +5762,7 @@
         <w:ind w:left="360" w:hanging="360"/>
       </w:pPr>
       <w:rPr>
-        <w:rFonts w:ascii="Arial" w:hAnsi="Arial" w:hint="default"/>
+        <w:rFonts w:hint="default" w:ascii="Arial" w:hAnsi="Arial"/>
         <w:b/>
         <w:sz w:val="32"/>
       </w:rPr>
@@ -3411,7 +5877,7 @@
         <w:ind w:left="1080" w:hanging="720"/>
       </w:pPr>
       <w:rPr>
-        <w:rFonts w:ascii="Times New Roman" w:eastAsiaTheme="minorEastAsia" w:hAnsi="Times New Roman" w:cs="Times New Roman" w:hint="default"/>
+        <w:rFonts w:hint="default" w:ascii="Times New Roman" w:hAnsi="Times New Roman" w:cs="Times New Roman" w:eastAsiaTheme="minorEastAsia"/>
       </w:rPr>
     </w:lvl>
     <w:lvl w:ilvl="1" w:tplc="04090003" w:tentative="1">
@@ -3423,7 +5889,7 @@
         <w:ind w:left="1440" w:hanging="360"/>
       </w:pPr>
       <w:rPr>
-        <w:rFonts w:ascii="Courier New" w:hAnsi="Courier New" w:cs="Courier New" w:hint="default"/>
+        <w:rFonts w:hint="default" w:ascii="Courier New" w:hAnsi="Courier New" w:cs="Courier New"/>
       </w:rPr>
     </w:lvl>
     <w:lvl w:ilvl="2" w:tplc="04090005" w:tentative="1">
@@ -3435,7 +5901,7 @@
         <w:ind w:left="2160" w:hanging="360"/>
       </w:pPr>
       <w:rPr>
-        <w:rFonts w:ascii="Wingdings" w:hAnsi="Wingdings" w:hint="default"/>
+        <w:rFonts w:hint="default" w:ascii="Wingdings" w:hAnsi="Wingdings"/>
       </w:rPr>
     </w:lvl>
     <w:lvl w:ilvl="3" w:tplc="04090001" w:tentative="1">
@@ -3447,7 +5913,7 @@
         <w:ind w:left="2880" w:hanging="360"/>
       </w:pPr>
       <w:rPr>
-        <w:rFonts w:ascii="Symbol" w:hAnsi="Symbol" w:hint="default"/>
+        <w:rFonts w:hint="default" w:ascii="Symbol" w:hAnsi="Symbol"/>
       </w:rPr>
     </w:lvl>
     <w:lvl w:ilvl="4" w:tplc="04090003" w:tentative="1">
@@ -3459,7 +5925,7 @@
         <w:ind w:left="3600" w:hanging="360"/>
       </w:pPr>
       <w:rPr>
-        <w:rFonts w:ascii="Courier New" w:hAnsi="Courier New" w:cs="Courier New" w:hint="default"/>
+        <w:rFonts w:hint="default" w:ascii="Courier New" w:hAnsi="Courier New" w:cs="Courier New"/>
       </w:rPr>
     </w:lvl>
     <w:lvl w:ilvl="5" w:tplc="04090005" w:tentative="1">
@@ -3471,7 +5937,7 @@
         <w:ind w:left="4320" w:hanging="360"/>
       </w:pPr>
       <w:rPr>
-        <w:rFonts w:ascii="Wingdings" w:hAnsi="Wingdings" w:hint="default"/>
+        <w:rFonts w:hint="default" w:ascii="Wingdings" w:hAnsi="Wingdings"/>
       </w:rPr>
     </w:lvl>
     <w:lvl w:ilvl="6" w:tplc="04090001" w:tentative="1">
@@ -3483,7 +5949,7 @@
         <w:ind w:left="5040" w:hanging="360"/>
       </w:pPr>
       <w:rPr>
-        <w:rFonts w:ascii="Symbol" w:hAnsi="Symbol" w:hint="default"/>
+        <w:rFonts w:hint="default" w:ascii="Symbol" w:hAnsi="Symbol"/>
       </w:rPr>
     </w:lvl>
     <w:lvl w:ilvl="7" w:tplc="04090003" w:tentative="1">
@@ -3495,7 +5961,7 @@
         <w:ind w:left="5760" w:hanging="360"/>
       </w:pPr>
       <w:rPr>
-        <w:rFonts w:ascii="Courier New" w:hAnsi="Courier New" w:cs="Courier New" w:hint="default"/>
+        <w:rFonts w:hint="default" w:ascii="Courier New" w:hAnsi="Courier New" w:cs="Courier New"/>
       </w:rPr>
     </w:lvl>
     <w:lvl w:ilvl="8" w:tplc="04090005" w:tentative="1">
@@ -3507,7 +5973,7 @@
         <w:ind w:left="6480" w:hanging="360"/>
       </w:pPr>
       <w:rPr>
-        <w:rFonts w:ascii="Wingdings" w:hAnsi="Wingdings" w:hint="default"/>
+        <w:rFonts w:hint="default" w:ascii="Wingdings" w:hAnsi="Wingdings"/>
       </w:rPr>
     </w:lvl>
   </w:abstractNum>
@@ -3524,7 +5990,7 @@
         <w:ind w:left="720" w:hanging="360"/>
       </w:pPr>
       <w:rPr>
-        <w:rFonts w:ascii="Courier New" w:hAnsi="Courier New" w:cs="Courier New" w:hint="default"/>
+        <w:rFonts w:hint="default" w:ascii="Courier New" w:hAnsi="Courier New" w:cs="Courier New"/>
       </w:rPr>
     </w:lvl>
     <w:lvl w:ilvl="1" w:tplc="04090003" w:tentative="1">
@@ -3536,7 +6002,7 @@
         <w:ind w:left="1440" w:hanging="360"/>
       </w:pPr>
       <w:rPr>
-        <w:rFonts w:ascii="Courier New" w:hAnsi="Courier New" w:cs="Courier New" w:hint="default"/>
+        <w:rFonts w:hint="default" w:ascii="Courier New" w:hAnsi="Courier New" w:cs="Courier New"/>
       </w:rPr>
     </w:lvl>
     <w:lvl w:ilvl="2" w:tplc="04090005" w:tentative="1">
@@ -3548,7 +6014,7 @@
         <w:ind w:left="2160" w:hanging="360"/>
       </w:pPr>
       <w:rPr>
-        <w:rFonts w:ascii="Wingdings" w:hAnsi="Wingdings" w:hint="default"/>
+        <w:rFonts w:hint="default" w:ascii="Wingdings" w:hAnsi="Wingdings"/>
       </w:rPr>
     </w:lvl>
     <w:lvl w:ilvl="3" w:tplc="04090001" w:tentative="1">
@@ -3560,7 +6026,7 @@
         <w:ind w:left="2880" w:hanging="360"/>
       </w:pPr>
       <w:rPr>
-        <w:rFonts w:ascii="Symbol" w:hAnsi="Symbol" w:hint="default"/>
+        <w:rFonts w:hint="default" w:ascii="Symbol" w:hAnsi="Symbol"/>
       </w:rPr>
     </w:lvl>
     <w:lvl w:ilvl="4" w:tplc="04090003" w:tentative="1">
@@ -3572,7 +6038,7 @@
         <w:ind w:left="3600" w:hanging="360"/>
       </w:pPr>
       <w:rPr>
-        <w:rFonts w:ascii="Courier New" w:hAnsi="Courier New" w:cs="Courier New" w:hint="default"/>
+        <w:rFonts w:hint="default" w:ascii="Courier New" w:hAnsi="Courier New" w:cs="Courier New"/>
       </w:rPr>
     </w:lvl>
     <w:lvl w:ilvl="5" w:tplc="04090005" w:tentative="1">
@@ -3584,7 +6050,7 @@
         <w:ind w:left="4320" w:hanging="360"/>
       </w:pPr>
       <w:rPr>
-        <w:rFonts w:ascii="Wingdings" w:hAnsi="Wingdings" w:hint="default"/>
+        <w:rFonts w:hint="default" w:ascii="Wingdings" w:hAnsi="Wingdings"/>
       </w:rPr>
     </w:lvl>
     <w:lvl w:ilvl="6" w:tplc="04090001" w:tentative="1">
@@ -3596,7 +6062,7 @@
         <w:ind w:left="5040" w:hanging="360"/>
       </w:pPr>
       <w:rPr>
-        <w:rFonts w:ascii="Symbol" w:hAnsi="Symbol" w:hint="default"/>
+        <w:rFonts w:hint="default" w:ascii="Symbol" w:hAnsi="Symbol"/>
       </w:rPr>
     </w:lvl>
     <w:lvl w:ilvl="7" w:tplc="04090003" w:tentative="1">
@@ -3608,7 +6074,7 @@
         <w:ind w:left="5760" w:hanging="360"/>
       </w:pPr>
       <w:rPr>
-        <w:rFonts w:ascii="Courier New" w:hAnsi="Courier New" w:cs="Courier New" w:hint="default"/>
+        <w:rFonts w:hint="default" w:ascii="Courier New" w:hAnsi="Courier New" w:cs="Courier New"/>
       </w:rPr>
     </w:lvl>
     <w:lvl w:ilvl="8" w:tplc="04090005" w:tentative="1">
@@ -3620,7 +6086,7 @@
         <w:ind w:left="6480" w:hanging="360"/>
       </w:pPr>
       <w:rPr>
-        <w:rFonts w:ascii="Wingdings" w:hAnsi="Wingdings" w:hint="default"/>
+        <w:rFonts w:hint="default" w:ascii="Wingdings" w:hAnsi="Wingdings"/>
       </w:rPr>
     </w:lvl>
   </w:abstractNum>
@@ -3637,7 +6103,7 @@
         <w:ind w:left="720" w:hanging="360"/>
       </w:pPr>
       <w:rPr>
-        <w:rFonts w:ascii="Symbol" w:hAnsi="Symbol" w:hint="default"/>
+        <w:rFonts w:hint="default" w:ascii="Symbol" w:hAnsi="Symbol"/>
       </w:rPr>
     </w:lvl>
     <w:lvl w:ilvl="1" w:tplc="04090003" w:tentative="1">
@@ -3649,7 +6115,7 @@
         <w:ind w:left="1440" w:hanging="360"/>
       </w:pPr>
       <w:rPr>
-        <w:rFonts w:ascii="Courier New" w:hAnsi="Courier New" w:cs="Courier New" w:hint="default"/>
+        <w:rFonts w:hint="default" w:ascii="Courier New" w:hAnsi="Courier New" w:cs="Courier New"/>
       </w:rPr>
     </w:lvl>
     <w:lvl w:ilvl="2" w:tplc="04090005" w:tentative="1">
@@ -3661,7 +6127,7 @@
         <w:ind w:left="2160" w:hanging="360"/>
       </w:pPr>
       <w:rPr>
-        <w:rFonts w:ascii="Wingdings" w:hAnsi="Wingdings" w:hint="default"/>
+        <w:rFonts w:hint="default" w:ascii="Wingdings" w:hAnsi="Wingdings"/>
       </w:rPr>
     </w:lvl>
     <w:lvl w:ilvl="3" w:tplc="04090001" w:tentative="1">
@@ -3673,7 +6139,7 @@
         <w:ind w:left="2880" w:hanging="360"/>
       </w:pPr>
       <w:rPr>
-        <w:rFonts w:ascii="Symbol" w:hAnsi="Symbol" w:hint="default"/>
+        <w:rFonts w:hint="default" w:ascii="Symbol" w:hAnsi="Symbol"/>
       </w:rPr>
     </w:lvl>
     <w:lvl w:ilvl="4" w:tplc="04090003" w:tentative="1">
@@ -3685,7 +6151,7 @@
         <w:ind w:left="3600" w:hanging="360"/>
       </w:pPr>
       <w:rPr>
-        <w:rFonts w:ascii="Courier New" w:hAnsi="Courier New" w:cs="Courier New" w:hint="default"/>
+        <w:rFonts w:hint="default" w:ascii="Courier New" w:hAnsi="Courier New" w:cs="Courier New"/>
       </w:rPr>
     </w:lvl>
     <w:lvl w:ilvl="5" w:tplc="04090005" w:tentative="1">
@@ -3697,7 +6163,7 @@
         <w:ind w:left="4320" w:hanging="360"/>
       </w:pPr>
       <w:rPr>
-        <w:rFonts w:ascii="Wingdings" w:hAnsi="Wingdings" w:hint="default"/>
+        <w:rFonts w:hint="default" w:ascii="Wingdings" w:hAnsi="Wingdings"/>
       </w:rPr>
     </w:lvl>
     <w:lvl w:ilvl="6" w:tplc="04090001" w:tentative="1">
@@ -3709,7 +6175,7 @@
         <w:ind w:left="5040" w:hanging="360"/>
       </w:pPr>
       <w:rPr>
-        <w:rFonts w:ascii="Symbol" w:hAnsi="Symbol" w:hint="default"/>
+        <w:rFonts w:hint="default" w:ascii="Symbol" w:hAnsi="Symbol"/>
       </w:rPr>
     </w:lvl>
     <w:lvl w:ilvl="7" w:tplc="04090003" w:tentative="1">
@@ -3721,7 +6187,7 @@
         <w:ind w:left="5760" w:hanging="360"/>
       </w:pPr>
       <w:rPr>
-        <w:rFonts w:ascii="Courier New" w:hAnsi="Courier New" w:cs="Courier New" w:hint="default"/>
+        <w:rFonts w:hint="default" w:ascii="Courier New" w:hAnsi="Courier New" w:cs="Courier New"/>
       </w:rPr>
     </w:lvl>
     <w:lvl w:ilvl="8" w:tplc="04090005" w:tentative="1">
@@ -3733,7 +6199,7 @@
         <w:ind w:left="6480" w:hanging="360"/>
       </w:pPr>
       <w:rPr>
-        <w:rFonts w:ascii="Wingdings" w:hAnsi="Wingdings" w:hint="default"/>
+        <w:rFonts w:hint="default" w:ascii="Wingdings" w:hAnsi="Wingdings"/>
       </w:rPr>
     </w:lvl>
   </w:abstractNum>
@@ -3750,7 +6216,7 @@
         <w:ind w:left="720" w:hanging="360"/>
       </w:pPr>
       <w:rPr>
-        <w:rFonts w:ascii="Symbol" w:hAnsi="Symbol" w:hint="default"/>
+        <w:rFonts w:hint="default" w:ascii="Symbol" w:hAnsi="Symbol"/>
       </w:rPr>
     </w:lvl>
     <w:lvl w:ilvl="1" w:tplc="04090003" w:tentative="1">
@@ -3762,7 +6228,7 @@
         <w:ind w:left="1440" w:hanging="360"/>
       </w:pPr>
       <w:rPr>
-        <w:rFonts w:ascii="Courier New" w:hAnsi="Courier New" w:cs="Courier New" w:hint="default"/>
+        <w:rFonts w:hint="default" w:ascii="Courier New" w:hAnsi="Courier New" w:cs="Courier New"/>
       </w:rPr>
     </w:lvl>
     <w:lvl w:ilvl="2" w:tplc="04090005" w:tentative="1">
@@ -3774,7 +6240,7 @@
         <w:ind w:left="2160" w:hanging="360"/>
       </w:pPr>
       <w:rPr>
-        <w:rFonts w:ascii="Wingdings" w:hAnsi="Wingdings" w:hint="default"/>
+        <w:rFonts w:hint="default" w:ascii="Wingdings" w:hAnsi="Wingdings"/>
       </w:rPr>
     </w:lvl>
     <w:lvl w:ilvl="3" w:tplc="04090001" w:tentative="1">
@@ -3786,7 +6252,7 @@
         <w:ind w:left="2880" w:hanging="360"/>
       </w:pPr>
       <w:rPr>
-        <w:rFonts w:ascii="Symbol" w:hAnsi="Symbol" w:hint="default"/>
+        <w:rFonts w:hint="default" w:ascii="Symbol" w:hAnsi="Symbol"/>
       </w:rPr>
     </w:lvl>
     <w:lvl w:ilvl="4" w:tplc="04090003" w:tentative="1">
@@ -3798,7 +6264,7 @@
         <w:ind w:left="3600" w:hanging="360"/>
       </w:pPr>
       <w:rPr>
-        <w:rFonts w:ascii="Courier New" w:hAnsi="Courier New" w:cs="Courier New" w:hint="default"/>
+        <w:rFonts w:hint="default" w:ascii="Courier New" w:hAnsi="Courier New" w:cs="Courier New"/>
       </w:rPr>
     </w:lvl>
     <w:lvl w:ilvl="5" w:tplc="04090005" w:tentative="1">
@@ -3810,7 +6276,7 @@
         <w:ind w:left="4320" w:hanging="360"/>
       </w:pPr>
       <w:rPr>
-        <w:rFonts w:ascii="Wingdings" w:hAnsi="Wingdings" w:hint="default"/>
+        <w:rFonts w:hint="default" w:ascii="Wingdings" w:hAnsi="Wingdings"/>
       </w:rPr>
     </w:lvl>
     <w:lvl w:ilvl="6" w:tplc="04090001" w:tentative="1">
@@ -3822,7 +6288,7 @@
         <w:ind w:left="5040" w:hanging="360"/>
       </w:pPr>
       <w:rPr>
-        <w:rFonts w:ascii="Symbol" w:hAnsi="Symbol" w:hint="default"/>
+        <w:rFonts w:hint="default" w:ascii="Symbol" w:hAnsi="Symbol"/>
       </w:rPr>
     </w:lvl>
     <w:lvl w:ilvl="7" w:tplc="04090003" w:tentative="1">
@@ -3834,7 +6300,7 @@
         <w:ind w:left="5760" w:hanging="360"/>
       </w:pPr>
       <w:rPr>
-        <w:rFonts w:ascii="Courier New" w:hAnsi="Courier New" w:cs="Courier New" w:hint="default"/>
+        <w:rFonts w:hint="default" w:ascii="Courier New" w:hAnsi="Courier New" w:cs="Courier New"/>
       </w:rPr>
     </w:lvl>
     <w:lvl w:ilvl="8" w:tplc="04090005" w:tentative="1">
@@ -3846,7 +6312,7 @@
         <w:ind w:left="6480" w:hanging="360"/>
       </w:pPr>
       <w:rPr>
-        <w:rFonts w:ascii="Wingdings" w:hAnsi="Wingdings" w:hint="default"/>
+        <w:rFonts w:hint="default" w:ascii="Wingdings" w:hAnsi="Wingdings"/>
       </w:rPr>
     </w:lvl>
   </w:abstractNum>
@@ -3864,7 +6330,7 @@
         <w:ind w:left="720" w:hanging="360"/>
       </w:pPr>
       <w:rPr>
-        <w:rFonts w:ascii="Symbol" w:hAnsi="Symbol" w:hint="default"/>
+        <w:rFonts w:hint="default" w:ascii="Symbol" w:hAnsi="Symbol"/>
       </w:rPr>
     </w:lvl>
     <w:lvl w:ilvl="1">
@@ -3876,7 +6342,7 @@
         <w:ind w:left="1440" w:hanging="360"/>
       </w:pPr>
       <w:rPr>
-        <w:rFonts w:ascii="Courier New" w:hAnsi="Courier New" w:cs="Courier New" w:hint="default"/>
+        <w:rFonts w:hint="default" w:ascii="Courier New" w:hAnsi="Courier New" w:cs="Courier New"/>
       </w:rPr>
     </w:lvl>
     <w:lvl w:ilvl="2">
@@ -3888,7 +6354,7 @@
         <w:ind w:left="2160" w:hanging="360"/>
       </w:pPr>
       <w:rPr>
-        <w:rFonts w:ascii="Wingdings" w:hAnsi="Wingdings" w:hint="default"/>
+        <w:rFonts w:hint="default" w:ascii="Wingdings" w:hAnsi="Wingdings"/>
       </w:rPr>
     </w:lvl>
     <w:lvl w:ilvl="3">
@@ -3900,7 +6366,7 @@
         <w:ind w:left="2880" w:hanging="360"/>
       </w:pPr>
       <w:rPr>
-        <w:rFonts w:ascii="Symbol" w:hAnsi="Symbol" w:hint="default"/>
+        <w:rFonts w:hint="default" w:ascii="Symbol" w:hAnsi="Symbol"/>
       </w:rPr>
     </w:lvl>
     <w:lvl w:ilvl="4">
@@ -3912,7 +6378,7 @@
         <w:ind w:left="3600" w:hanging="360"/>
       </w:pPr>
       <w:rPr>
-        <w:rFonts w:ascii="Courier New" w:hAnsi="Courier New" w:cs="Courier New" w:hint="default"/>
+        <w:rFonts w:hint="default" w:ascii="Courier New" w:hAnsi="Courier New" w:cs="Courier New"/>
       </w:rPr>
     </w:lvl>
     <w:lvl w:ilvl="5">
@@ -3924,7 +6390,7 @@
         <w:ind w:left="4320" w:hanging="360"/>
       </w:pPr>
       <w:rPr>
-        <w:rFonts w:ascii="Wingdings" w:hAnsi="Wingdings" w:hint="default"/>
+        <w:rFonts w:hint="default" w:ascii="Wingdings" w:hAnsi="Wingdings"/>
       </w:rPr>
     </w:lvl>
     <w:lvl w:ilvl="6">
@@ -3936,7 +6402,7 @@
         <w:ind w:left="5040" w:hanging="360"/>
       </w:pPr>
       <w:rPr>
-        <w:rFonts w:ascii="Symbol" w:hAnsi="Symbol" w:hint="default"/>
+        <w:rFonts w:hint="default" w:ascii="Symbol" w:hAnsi="Symbol"/>
       </w:rPr>
     </w:lvl>
     <w:lvl w:ilvl="7">
@@ -3948,7 +6414,7 @@
         <w:ind w:left="5760" w:hanging="360"/>
       </w:pPr>
       <w:rPr>
-        <w:rFonts w:ascii="Courier New" w:hAnsi="Courier New" w:cs="Courier New" w:hint="default"/>
+        <w:rFonts w:hint="default" w:ascii="Courier New" w:hAnsi="Courier New" w:cs="Courier New"/>
       </w:rPr>
     </w:lvl>
     <w:lvl w:ilvl="8">
@@ -3960,7 +6426,7 @@
         <w:ind w:left="6480" w:hanging="360"/>
       </w:pPr>
       <w:rPr>
-        <w:rFonts w:ascii="Wingdings" w:hAnsi="Wingdings" w:hint="default"/>
+        <w:rFonts w:hint="default" w:ascii="Wingdings" w:hAnsi="Wingdings"/>
       </w:rPr>
     </w:lvl>
   </w:abstractNum>
@@ -3978,7 +6444,7 @@
         <w:ind w:left="720" w:hanging="720"/>
       </w:pPr>
       <w:rPr>
-        <w:rFonts w:ascii="Arial" w:hAnsi="Arial" w:hint="default"/>
+        <w:rFonts w:hint="default" w:ascii="Arial" w:hAnsi="Arial"/>
         <w:b/>
         <w:color w:val="007AC2"/>
         <w:sz w:val="32"/>
@@ -3994,7 +6460,7 @@
         <w:ind w:left="720" w:hanging="720"/>
       </w:pPr>
       <w:rPr>
-        <w:rFonts w:ascii="Arial" w:hAnsi="Arial" w:hint="default"/>
+        <w:rFonts w:hint="default" w:ascii="Arial" w:hAnsi="Arial"/>
         <w:b/>
         <w:sz w:val="28"/>
       </w:rPr>
@@ -4009,7 +6475,7 @@
         <w:ind w:left="720" w:hanging="720"/>
       </w:pPr>
       <w:rPr>
-        <w:rFonts w:ascii="Arial" w:hAnsi="Arial" w:hint="default"/>
+        <w:rFonts w:hint="default" w:ascii="Arial" w:hAnsi="Arial"/>
         <w:b/>
         <w:sz w:val="24"/>
       </w:rPr>
@@ -4024,7 +6490,7 @@
         <w:ind w:left="720" w:hanging="720"/>
       </w:pPr>
       <w:rPr>
-        <w:rFonts w:ascii="Arial" w:hAnsi="Arial" w:hint="default"/>
+        <w:rFonts w:hint="default" w:ascii="Arial" w:hAnsi="Arial"/>
         <w:b/>
         <w:sz w:val="22"/>
       </w:rPr>
@@ -4039,7 +6505,7 @@
         <w:ind w:left="720" w:hanging="720"/>
       </w:pPr>
       <w:rPr>
-        <w:rFonts w:ascii="Arial" w:hAnsi="Arial" w:hint="default"/>
+        <w:rFonts w:hint="default" w:ascii="Arial" w:hAnsi="Arial"/>
         <w:b w:val="0"/>
         <w:i w:val="0"/>
         <w:sz w:val="22"/>
@@ -4055,7 +6521,7 @@
         <w:ind w:left="720" w:hanging="720"/>
       </w:pPr>
       <w:rPr>
-        <w:rFonts w:ascii="Arial Bold" w:hAnsi="Arial Bold" w:hint="default"/>
+        <w:rFonts w:hint="default" w:ascii="Arial Bold" w:hAnsi="Arial Bold"/>
         <w:b/>
         <w:i w:val="0"/>
         <w:sz w:val="20"/>
@@ -4071,7 +6537,7 @@
         <w:ind w:left="720" w:hanging="720"/>
       </w:pPr>
       <w:rPr>
-        <w:rFonts w:ascii="Arial" w:hAnsi="Arial" w:hint="default"/>
+        <w:rFonts w:hint="default" w:ascii="Arial" w:hAnsi="Arial"/>
         <w:b w:val="0"/>
         <w:i w:val="0"/>
         <w:sz w:val="20"/>
@@ -4087,7 +6553,7 @@
         <w:ind w:left="720" w:hanging="720"/>
       </w:pPr>
       <w:rPr>
-        <w:rFonts w:ascii="Arial Bold" w:hAnsi="Arial Bold" w:hint="default"/>
+        <w:rFonts w:hint="default" w:ascii="Arial Bold" w:hAnsi="Arial Bold"/>
         <w:b/>
         <w:i w:val="0"/>
         <w:sz w:val="18"/>
@@ -4210,7 +6676,7 @@
         <w:ind w:left="1728" w:hanging="1728"/>
       </w:pPr>
       <w:rPr>
-        <w:rFonts w:ascii="Arial" w:hAnsi="Arial" w:hint="default"/>
+        <w:rFonts w:hint="default" w:ascii="Arial" w:hAnsi="Arial"/>
         <w:b/>
         <w:sz w:val="26"/>
       </w:rPr>
@@ -4236,7 +6702,7 @@
         <w:ind w:left="1728" w:hanging="1728"/>
       </w:pPr>
       <w:rPr>
-        <w:rFonts w:ascii="Arial" w:hAnsi="Arial" w:hint="default"/>
+        <w:rFonts w:hint="default" w:ascii="Arial" w:hAnsi="Arial"/>
         <w:b/>
         <w:i w:val="0"/>
         <w:sz w:val="22"/>
@@ -4251,7 +6717,7 @@
         <w:ind w:left="1728" w:hanging="1728"/>
       </w:pPr>
       <w:rPr>
-        <w:rFonts w:ascii="Arial" w:hAnsi="Arial" w:hint="default"/>
+        <w:rFonts w:hint="default" w:ascii="Arial" w:hAnsi="Arial"/>
         <w:b w:val="0"/>
         <w:i/>
         <w:sz w:val="22"/>
@@ -4266,7 +6732,7 @@
         <w:ind w:left="1728" w:firstLine="31042"/>
       </w:pPr>
       <w:rPr>
-        <w:rFonts w:ascii="Arial" w:hAnsi="Arial" w:hint="default"/>
+        <w:rFonts w:hint="default" w:ascii="Arial" w:hAnsi="Arial"/>
         <w:sz w:val="22"/>
       </w:rPr>
     </w:lvl>
@@ -4421,7 +6887,7 @@
         <w:ind w:left="720" w:hanging="360"/>
       </w:pPr>
       <w:rPr>
-        <w:rFonts w:ascii="Symbol" w:hAnsi="Symbol" w:hint="default"/>
+        <w:rFonts w:hint="default" w:ascii="Symbol" w:hAnsi="Symbol"/>
       </w:rPr>
     </w:lvl>
     <w:lvl w:ilvl="1" w:tplc="04090003" w:tentative="1">
@@ -4433,7 +6899,7 @@
         <w:ind w:left="1440" w:hanging="360"/>
       </w:pPr>
       <w:rPr>
-        <w:rFonts w:ascii="Courier New" w:hAnsi="Courier New" w:cs="Courier New" w:hint="default"/>
+        <w:rFonts w:hint="default" w:ascii="Courier New" w:hAnsi="Courier New" w:cs="Courier New"/>
       </w:rPr>
     </w:lvl>
     <w:lvl w:ilvl="2" w:tplc="04090005" w:tentative="1">
@@ -4445,7 +6911,7 @@
         <w:ind w:left="2160" w:hanging="360"/>
       </w:pPr>
       <w:rPr>
-        <w:rFonts w:ascii="Wingdings" w:hAnsi="Wingdings" w:hint="default"/>
+        <w:rFonts w:hint="default" w:ascii="Wingdings" w:hAnsi="Wingdings"/>
       </w:rPr>
     </w:lvl>
     <w:lvl w:ilvl="3" w:tplc="04090001" w:tentative="1">
@@ -4457,7 +6923,7 @@
         <w:ind w:left="2880" w:hanging="360"/>
       </w:pPr>
       <w:rPr>
-        <w:rFonts w:ascii="Symbol" w:hAnsi="Symbol" w:hint="default"/>
+        <w:rFonts w:hint="default" w:ascii="Symbol" w:hAnsi="Symbol"/>
       </w:rPr>
     </w:lvl>
     <w:lvl w:ilvl="4" w:tplc="04090003" w:tentative="1">
@@ -4469,7 +6935,7 @@
         <w:ind w:left="3600" w:hanging="360"/>
       </w:pPr>
       <w:rPr>
-        <w:rFonts w:ascii="Courier New" w:hAnsi="Courier New" w:cs="Courier New" w:hint="default"/>
+        <w:rFonts w:hint="default" w:ascii="Courier New" w:hAnsi="Courier New" w:cs="Courier New"/>
       </w:rPr>
     </w:lvl>
     <w:lvl w:ilvl="5" w:tplc="04090005" w:tentative="1">
@@ -4481,7 +6947,7 @@
         <w:ind w:left="4320" w:hanging="360"/>
       </w:pPr>
       <w:rPr>
-        <w:rFonts w:ascii="Wingdings" w:hAnsi="Wingdings" w:hint="default"/>
+        <w:rFonts w:hint="default" w:ascii="Wingdings" w:hAnsi="Wingdings"/>
       </w:rPr>
     </w:lvl>
     <w:lvl w:ilvl="6" w:tplc="04090001" w:tentative="1">
@@ -4493,7 +6959,7 @@
         <w:ind w:left="5040" w:hanging="360"/>
       </w:pPr>
       <w:rPr>
-        <w:rFonts w:ascii="Symbol" w:hAnsi="Symbol" w:hint="default"/>
+        <w:rFonts w:hint="default" w:ascii="Symbol" w:hAnsi="Symbol"/>
       </w:rPr>
     </w:lvl>
     <w:lvl w:ilvl="7" w:tplc="04090003" w:tentative="1">
@@ -4505,7 +6971,7 @@
         <w:ind w:left="5760" w:hanging="360"/>
       </w:pPr>
       <w:rPr>
-        <w:rFonts w:ascii="Courier New" w:hAnsi="Courier New" w:cs="Courier New" w:hint="default"/>
+        <w:rFonts w:hint="default" w:ascii="Courier New" w:hAnsi="Courier New" w:cs="Courier New"/>
       </w:rPr>
     </w:lvl>
     <w:lvl w:ilvl="8" w:tplc="04090005" w:tentative="1">
@@ -4517,7 +6983,7 @@
         <w:ind w:left="6480" w:hanging="360"/>
       </w:pPr>
       <w:rPr>
-        <w:rFonts w:ascii="Wingdings" w:hAnsi="Wingdings" w:hint="default"/>
+        <w:rFonts w:hint="default" w:ascii="Wingdings" w:hAnsi="Wingdings"/>
       </w:rPr>
     </w:lvl>
   </w:abstractNum>
@@ -4623,7 +7089,7 @@
         <w:ind w:left="720" w:hanging="360"/>
       </w:pPr>
       <w:rPr>
-        <w:rFonts w:ascii="Symbol" w:hAnsi="Symbol" w:hint="default"/>
+        <w:rFonts w:hint="default" w:ascii="Symbol" w:hAnsi="Symbol"/>
       </w:rPr>
     </w:lvl>
     <w:lvl w:ilvl="1" w:tplc="04090003" w:tentative="1">
@@ -4635,7 +7101,7 @@
         <w:ind w:left="1440" w:hanging="360"/>
       </w:pPr>
       <w:rPr>
-        <w:rFonts w:ascii="Courier New" w:hAnsi="Courier New" w:cs="Courier New" w:hint="default"/>
+        <w:rFonts w:hint="default" w:ascii="Courier New" w:hAnsi="Courier New" w:cs="Courier New"/>
       </w:rPr>
     </w:lvl>
     <w:lvl w:ilvl="2" w:tplc="04090005" w:tentative="1">
@@ -4647,7 +7113,7 @@
         <w:ind w:left="2160" w:hanging="360"/>
       </w:pPr>
       <w:rPr>
-        <w:rFonts w:ascii="Wingdings" w:hAnsi="Wingdings" w:hint="default"/>
+        <w:rFonts w:hint="default" w:ascii="Wingdings" w:hAnsi="Wingdings"/>
       </w:rPr>
     </w:lvl>
     <w:lvl w:ilvl="3" w:tplc="04090001" w:tentative="1">
@@ -4659,7 +7125,7 @@
         <w:ind w:left="2880" w:hanging="360"/>
       </w:pPr>
       <w:rPr>
-        <w:rFonts w:ascii="Symbol" w:hAnsi="Symbol" w:hint="default"/>
+        <w:rFonts w:hint="default" w:ascii="Symbol" w:hAnsi="Symbol"/>
       </w:rPr>
     </w:lvl>
     <w:lvl w:ilvl="4" w:tplc="04090003" w:tentative="1">
@@ -4671,7 +7137,7 @@
         <w:ind w:left="3600" w:hanging="360"/>
       </w:pPr>
       <w:rPr>
-        <w:rFonts w:ascii="Courier New" w:hAnsi="Courier New" w:cs="Courier New" w:hint="default"/>
+        <w:rFonts w:hint="default" w:ascii="Courier New" w:hAnsi="Courier New" w:cs="Courier New"/>
       </w:rPr>
     </w:lvl>
     <w:lvl w:ilvl="5" w:tplc="04090005" w:tentative="1">
@@ -4683,7 +7149,7 @@
         <w:ind w:left="4320" w:hanging="360"/>
       </w:pPr>
       <w:rPr>
-        <w:rFonts w:ascii="Wingdings" w:hAnsi="Wingdings" w:hint="default"/>
+        <w:rFonts w:hint="default" w:ascii="Wingdings" w:hAnsi="Wingdings"/>
       </w:rPr>
     </w:lvl>
     <w:lvl w:ilvl="6" w:tplc="04090001" w:tentative="1">
@@ -4695,7 +7161,7 @@
         <w:ind w:left="5040" w:hanging="360"/>
       </w:pPr>
       <w:rPr>
-        <w:rFonts w:ascii="Symbol" w:hAnsi="Symbol" w:hint="default"/>
+        <w:rFonts w:hint="default" w:ascii="Symbol" w:hAnsi="Symbol"/>
       </w:rPr>
     </w:lvl>
     <w:lvl w:ilvl="7" w:tplc="04090003" w:tentative="1">
@@ -4707,7 +7173,7 @@
         <w:ind w:left="5760" w:hanging="360"/>
       </w:pPr>
       <w:rPr>
-        <w:rFonts w:ascii="Courier New" w:hAnsi="Courier New" w:cs="Courier New" w:hint="default"/>
+        <w:rFonts w:hint="default" w:ascii="Courier New" w:hAnsi="Courier New" w:cs="Courier New"/>
       </w:rPr>
     </w:lvl>
     <w:lvl w:ilvl="8" w:tplc="04090005" w:tentative="1">
@@ -4719,10 +7185,37 @@
         <w:ind w:left="6480" w:hanging="360"/>
       </w:pPr>
       <w:rPr>
-        <w:rFonts w:ascii="Wingdings" w:hAnsi="Wingdings" w:hint="default"/>
+        <w:rFonts w:hint="default" w:ascii="Wingdings" w:hAnsi="Wingdings"/>
       </w:rPr>
     </w:lvl>
   </w:abstractNum>
+  <w:num w:numId="30">
+    <w:abstractNumId w:val="27"/>
+  </w:num>
+  <w:num w:numId="29">
+    <w:abstractNumId w:val="26"/>
+  </w:num>
+  <w:num w:numId="28">
+    <w:abstractNumId w:val="25"/>
+  </w:num>
+  <w:num w:numId="27">
+    <w:abstractNumId w:val="24"/>
+  </w:num>
+  <w:num w:numId="26">
+    <w:abstractNumId w:val="23"/>
+  </w:num>
+  <w:num w:numId="25">
+    <w:abstractNumId w:val="22"/>
+  </w:num>
+  <w:num w:numId="24">
+    <w:abstractNumId w:val="21"/>
+  </w:num>
+  <w:num w:numId="23">
+    <w:abstractNumId w:val="20"/>
+  </w:num>
+  <w:num w:numId="22">
+    <w:abstractNumId w:val="19"/>
+  </w:num>
   <w:num w:numId="1" w16cid:durableId="1427380541">
     <w:abstractNumId w:val="11"/>
   </w:num>
@@ -4754,7 +7247,7 @@
           <w:ind w:left="720" w:hanging="720"/>
         </w:pPr>
         <w:rPr>
-          <w:rFonts w:ascii="Arial" w:hAnsi="Arial" w:hint="default"/>
+          <w:rFonts w:hint="default" w:ascii="Arial" w:hAnsi="Arial"/>
           <w:b/>
           <w:color w:val="007AC2"/>
           <w:sz w:val="32"/>
@@ -4805,7 +7298,7 @@
           <w:ind w:left="720" w:hanging="720"/>
         </w:pPr>
         <w:rPr>
-          <w:rFonts w:ascii="Arial" w:hAnsi="Arial" w:hint="default"/>
+          <w:rFonts w:hint="default" w:ascii="Arial" w:hAnsi="Arial"/>
           <w:b/>
           <w:color w:val="007AC2"/>
           <w:sz w:val="32"/>
@@ -4823,7 +7316,7 @@
           <w:ind w:left="720" w:hanging="720"/>
         </w:pPr>
         <w:rPr>
-          <w:rFonts w:ascii="Arial" w:hAnsi="Arial" w:hint="default"/>
+          <w:rFonts w:hint="default" w:ascii="Arial" w:hAnsi="Arial"/>
           <w:b/>
           <w:sz w:val="28"/>
         </w:rPr>
@@ -4840,7 +7333,7 @@
           <w:ind w:left="720" w:hanging="720"/>
         </w:pPr>
         <w:rPr>
-          <w:rFonts w:ascii="Arial" w:hAnsi="Arial" w:hint="default"/>
+          <w:rFonts w:hint="default" w:ascii="Arial" w:hAnsi="Arial"/>
           <w:b/>
           <w:sz w:val="24"/>
         </w:rPr>
@@ -4857,7 +7350,7 @@
           <w:ind w:left="720" w:hanging="720"/>
         </w:pPr>
         <w:rPr>
-          <w:rFonts w:ascii="Arial" w:hAnsi="Arial" w:hint="default"/>
+          <w:rFonts w:hint="default" w:ascii="Arial" w:hAnsi="Arial"/>
           <w:b/>
           <w:sz w:val="22"/>
         </w:rPr>
@@ -4874,7 +7367,7 @@
           <w:ind w:left="720" w:hanging="720"/>
         </w:pPr>
         <w:rPr>
-          <w:rFonts w:ascii="Arial" w:hAnsi="Arial" w:hint="default"/>
+          <w:rFonts w:hint="default" w:ascii="Arial" w:hAnsi="Arial"/>
           <w:b w:val="0"/>
           <w:i w:val="0"/>
           <w:sz w:val="22"/>
@@ -4892,7 +7385,7 @@
           <w:ind w:left="720" w:hanging="720"/>
         </w:pPr>
         <w:rPr>
-          <w:rFonts w:ascii="Arial Bold" w:hAnsi="Arial Bold" w:hint="default"/>
+          <w:rFonts w:hint="default" w:ascii="Arial Bold" w:hAnsi="Arial Bold"/>
           <w:b/>
           <w:i w:val="0"/>
           <w:sz w:val="20"/>
@@ -4910,7 +7403,7 @@
           <w:ind w:left="720" w:hanging="720"/>
         </w:pPr>
         <w:rPr>
-          <w:rFonts w:ascii="Arial" w:hAnsi="Arial" w:hint="default"/>
+          <w:rFonts w:hint="default" w:ascii="Arial" w:hAnsi="Arial"/>
           <w:b w:val="0"/>
           <w:i w:val="0"/>
           <w:sz w:val="20"/>
@@ -4928,7 +7421,7 @@
           <w:ind w:left="720" w:hanging="720"/>
         </w:pPr>
         <w:rPr>
-          <w:rFonts w:ascii="Arial Bold" w:hAnsi="Arial Bold" w:hint="default"/>
+          <w:rFonts w:hint="default" w:ascii="Arial Bold" w:hAnsi="Arial Bold"/>
           <w:b/>
           <w:i w:val="0"/>
           <w:sz w:val="18"/>
@@ -4963,12 +7456,16 @@
 </w:numbering>
 </file>
 
+<file path=word/people.xml><?xml version="1.0" encoding="utf-8"?>
+<w15:people xmlns:mc="http://schemas.openxmlformats.org/markup-compatibility/2006" xmlns:w15="http://schemas.microsoft.com/office/word/2012/wordml" mc:Ignorable="w15"/>
+</file>
+
 <file path=word/styles.xml><?xml version="1.0" encoding="utf-8"?>
 <w:styles xmlns:mc="http://schemas.openxmlformats.org/markup-compatibility/2006" xmlns:r="http://schemas.openxmlformats.org/officeDocument/2006/relationships" xmlns:w="http://schemas.openxmlformats.org/wordprocessingml/2006/main" xmlns:w14="http://schemas.microsoft.com/office/word/2010/wordml" xmlns:w15="http://schemas.microsoft.com/office/word/2012/wordml" xmlns:w16cex="http://schemas.microsoft.com/office/word/2018/wordml/cex" xmlns:w16cid="http://schemas.microsoft.com/office/word/2016/wordml/cid" xmlns:w16="http://schemas.microsoft.com/office/word/2018/wordml" xmlns:w16du="http://schemas.microsoft.com/office/word/2023/wordml/word16du" xmlns:w16sdtdh="http://schemas.microsoft.com/office/word/2020/wordml/sdtdatahash" xmlns:w16sdtfl="http://schemas.microsoft.com/office/word/2024/wordml/sdtformatlock" xmlns:w16se="http://schemas.microsoft.com/office/word/2015/wordml/symex" mc:Ignorable="w14 w15 w16se w16cid w16 w16cex w16sdtdh w16sdtfl w16du">
   <w:docDefaults>
     <w:rPrDefault>
       <w:rPr>
-        <w:rFonts w:asciiTheme="minorHAnsi" w:eastAsiaTheme="minorEastAsia" w:hAnsiTheme="minorHAnsi" w:cstheme="minorBidi"/>
+        <w:rFonts w:asciiTheme="minorHAnsi" w:hAnsiTheme="minorHAnsi" w:eastAsiaTheme="minorEastAsia" w:cstheme="minorBidi"/>
         <w:sz w:val="22"/>
         <w:szCs w:val="22"/>
         <w:lang w:val="en-US" w:eastAsia="en-US" w:bidi="ar-SA"/>
@@ -4983,14 +7480,14 @@
   <w:latentStyles w:defLockedState="0" w:defUIPriority="99" w:defSemiHidden="0" w:defUnhideWhenUsed="0" w:defQFormat="0" w:count="376">
     <w:lsdException w:name="Normal" w:uiPriority="3"/>
     <w:lsdException w:name="heading 1" w:uiPriority="9"/>
-    <w:lsdException w:name="heading 2" w:semiHidden="1" w:uiPriority="9" w:unhideWhenUsed="1"/>
-    <w:lsdException w:name="heading 3" w:semiHidden="1" w:uiPriority="9" w:unhideWhenUsed="1" w:qFormat="1"/>
-    <w:lsdException w:name="heading 4" w:semiHidden="1" w:uiPriority="9" w:unhideWhenUsed="1" w:qFormat="1"/>
-    <w:lsdException w:name="heading 5" w:semiHidden="1" w:uiPriority="9" w:unhideWhenUsed="1" w:qFormat="1"/>
-    <w:lsdException w:name="heading 6" w:semiHidden="1" w:uiPriority="9" w:unhideWhenUsed="1" w:qFormat="1"/>
-    <w:lsdException w:name="heading 7" w:semiHidden="1" w:uiPriority="9" w:unhideWhenUsed="1" w:qFormat="1"/>
-    <w:lsdException w:name="heading 8" w:semiHidden="1" w:uiPriority="9" w:unhideWhenUsed="1" w:qFormat="1"/>
-    <w:lsdException w:name="heading 9" w:semiHidden="1" w:uiPriority="9" w:unhideWhenUsed="1" w:qFormat="1"/>
+    <w:lsdException w:name="heading 2" w:uiPriority="9" w:semiHidden="1" w:unhideWhenUsed="1"/>
+    <w:lsdException w:name="heading 3" w:uiPriority="9" w:semiHidden="1" w:unhideWhenUsed="1" w:qFormat="1"/>
+    <w:lsdException w:name="heading 4" w:uiPriority="9" w:semiHidden="1" w:unhideWhenUsed="1" w:qFormat="1"/>
+    <w:lsdException w:name="heading 5" w:uiPriority="9" w:semiHidden="1" w:unhideWhenUsed="1" w:qFormat="1"/>
+    <w:lsdException w:name="heading 6" w:uiPriority="9" w:semiHidden="1" w:unhideWhenUsed="1" w:qFormat="1"/>
+    <w:lsdException w:name="heading 7" w:uiPriority="9" w:semiHidden="1" w:unhideWhenUsed="1" w:qFormat="1"/>
+    <w:lsdException w:name="heading 8" w:uiPriority="9" w:semiHidden="1" w:unhideWhenUsed="1" w:qFormat="1"/>
+    <w:lsdException w:name="heading 9" w:uiPriority="9" w:semiHidden="1" w:unhideWhenUsed="1" w:qFormat="1"/>
     <w:lsdException w:name="index 1" w:semiHidden="1" w:unhideWhenUsed="1"/>
     <w:lsdException w:name="index 2" w:semiHidden="1" w:unhideWhenUsed="1"/>
     <w:lsdException w:name="index 3" w:semiHidden="1" w:unhideWhenUsed="1"/>
@@ -5000,29 +7497,29 @@
     <w:lsdException w:name="index 7" w:semiHidden="1" w:unhideWhenUsed="1"/>
     <w:lsdException w:name="index 8" w:semiHidden="1" w:unhideWhenUsed="1"/>
     <w:lsdException w:name="index 9" w:semiHidden="1" w:unhideWhenUsed="1"/>
-    <w:lsdException w:name="toc 1" w:semiHidden="1" w:uiPriority="39" w:unhideWhenUsed="1" w:qFormat="1"/>
-    <w:lsdException w:name="toc 2" w:semiHidden="1" w:uiPriority="39" w:unhideWhenUsed="1" w:qFormat="1"/>
-    <w:lsdException w:name="toc 3" w:semiHidden="1" w:uiPriority="39" w:unhideWhenUsed="1" w:qFormat="1"/>
-    <w:lsdException w:name="toc 4" w:semiHidden="1" w:uiPriority="39" w:unhideWhenUsed="1"/>
-    <w:lsdException w:name="toc 5" w:semiHidden="1" w:uiPriority="39" w:unhideWhenUsed="1"/>
-    <w:lsdException w:name="toc 6" w:semiHidden="1" w:uiPriority="39" w:unhideWhenUsed="1"/>
-    <w:lsdException w:name="toc 7" w:semiHidden="1" w:uiPriority="39" w:unhideWhenUsed="1"/>
-    <w:lsdException w:name="toc 8" w:semiHidden="1" w:uiPriority="39" w:unhideWhenUsed="1"/>
-    <w:lsdException w:name="toc 9" w:semiHidden="1" w:uiPriority="39" w:unhideWhenUsed="1"/>
+    <w:lsdException w:name="toc 1" w:uiPriority="39" w:semiHidden="1" w:unhideWhenUsed="1" w:qFormat="1"/>
+    <w:lsdException w:name="toc 2" w:uiPriority="39" w:semiHidden="1" w:unhideWhenUsed="1" w:qFormat="1"/>
+    <w:lsdException w:name="toc 3" w:uiPriority="39" w:semiHidden="1" w:unhideWhenUsed="1" w:qFormat="1"/>
+    <w:lsdException w:name="toc 4" w:uiPriority="39" w:semiHidden="1" w:unhideWhenUsed="1"/>
+    <w:lsdException w:name="toc 5" w:uiPriority="39" w:semiHidden="1" w:unhideWhenUsed="1"/>
+    <w:lsdException w:name="toc 6" w:uiPriority="39" w:semiHidden="1" w:unhideWhenUsed="1"/>
+    <w:lsdException w:name="toc 7" w:uiPriority="39" w:semiHidden="1" w:unhideWhenUsed="1"/>
+    <w:lsdException w:name="toc 8" w:uiPriority="39" w:semiHidden="1" w:unhideWhenUsed="1"/>
+    <w:lsdException w:name="toc 9" w:uiPriority="39" w:semiHidden="1" w:unhideWhenUsed="1"/>
     <w:lsdException w:name="Normal Indent" w:semiHidden="1" w:unhideWhenUsed="1"/>
     <w:lsdException w:name="footnote text" w:semiHidden="1" w:unhideWhenUsed="1"/>
     <w:lsdException w:name="annotation text" w:semiHidden="1" w:unhideWhenUsed="1"/>
     <w:lsdException w:name="header" w:semiHidden="1" w:unhideWhenUsed="1"/>
     <w:lsdException w:name="footer" w:semiHidden="1" w:unhideWhenUsed="1"/>
     <w:lsdException w:name="index heading" w:semiHidden="1" w:unhideWhenUsed="1"/>
-    <w:lsdException w:name="caption" w:semiHidden="1" w:uiPriority="35" w:unhideWhenUsed="1" w:qFormat="1"/>
+    <w:lsdException w:name="caption" w:uiPriority="35" w:semiHidden="1" w:unhideWhenUsed="1" w:qFormat="1"/>
     <w:lsdException w:name="table of figures" w:semiHidden="1" w:unhideWhenUsed="1"/>
     <w:lsdException w:name="envelope address" w:semiHidden="1" w:unhideWhenUsed="1"/>
     <w:lsdException w:name="envelope return" w:semiHidden="1" w:unhideWhenUsed="1"/>
     <w:lsdException w:name="footnote reference" w:semiHidden="1" w:unhideWhenUsed="1"/>
-    <w:lsdException w:name="annotation reference" w:semiHidden="1" w:uiPriority="8" w:unhideWhenUsed="1"/>
+    <w:lsdException w:name="annotation reference" w:uiPriority="8" w:semiHidden="1" w:unhideWhenUsed="1"/>
     <w:lsdException w:name="line number" w:semiHidden="1" w:unhideWhenUsed="1"/>
-    <w:lsdException w:name="page number" w:semiHidden="1" w:uiPriority="0" w:unhideWhenUsed="1"/>
+    <w:lsdException w:name="page number" w:uiPriority="0" w:semiHidden="1" w:unhideWhenUsed="1"/>
     <w:lsdException w:name="endnote reference" w:semiHidden="1" w:unhideWhenUsed="1"/>
     <w:lsdException w:name="endnote text" w:semiHidden="1" w:unhideWhenUsed="1"/>
     <w:lsdException w:name="table of authorities" w:semiHidden="1" w:unhideWhenUsed="1"/>
@@ -5046,7 +7543,7 @@
     <w:lsdException w:name="Title" w:uiPriority="10"/>
     <w:lsdException w:name="Closing" w:semiHidden="1" w:unhideWhenUsed="1"/>
     <w:lsdException w:name="Signature" w:semiHidden="1" w:unhideWhenUsed="1"/>
-    <w:lsdException w:name="Default Paragraph Font" w:semiHidden="1" w:uiPriority="1" w:unhideWhenUsed="1"/>
+    <w:lsdException w:name="Default Paragraph Font" w:uiPriority="1" w:semiHidden="1" w:unhideWhenUsed="1"/>
     <w:lsdException w:name="Body Text" w:semiHidden="1" w:unhideWhenUsed="1"/>
     <w:lsdException w:name="Body Text Indent" w:semiHidden="1" w:unhideWhenUsed="1"/>
     <w:lsdException w:name="List Continue" w:semiHidden="1" w:unhideWhenUsed="1"/>
@@ -5055,7 +7552,7 @@
     <w:lsdException w:name="List Continue 4" w:semiHidden="1" w:unhideWhenUsed="1"/>
     <w:lsdException w:name="List Continue 5" w:semiHidden="1" w:unhideWhenUsed="1"/>
     <w:lsdException w:name="Message Header" w:semiHidden="1" w:unhideWhenUsed="1"/>
-    <w:lsdException w:name="Subtitle" w:semiHidden="1" w:uiPriority="11" w:unhideWhenUsed="1"/>
+    <w:lsdException w:name="Subtitle" w:uiPriority="11" w:semiHidden="1" w:unhideWhenUsed="1"/>
     <w:lsdException w:name="Salutation" w:semiHidden="1" w:unhideWhenUsed="1"/>
     <w:lsdException w:name="Date" w:semiHidden="1" w:unhideWhenUsed="1"/>
     <w:lsdException w:name="Body Text First Indent" w:semiHidden="1" w:unhideWhenUsed="1"/>
@@ -5068,8 +7565,8 @@
     <w:lsdException w:name="Block Text" w:semiHidden="1" w:unhideWhenUsed="1"/>
     <w:lsdException w:name="Hyperlink" w:semiHidden="1" w:unhideWhenUsed="1"/>
     <w:lsdException w:name="FollowedHyperlink" w:semiHidden="1" w:unhideWhenUsed="1"/>
-    <w:lsdException w:name="Strong" w:semiHidden="1" w:uiPriority="22" w:unhideWhenUsed="1"/>
-    <w:lsdException w:name="Emphasis" w:semiHidden="1" w:uiPriority="20" w:unhideWhenUsed="1"/>
+    <w:lsdException w:name="Strong" w:uiPriority="22" w:semiHidden="1" w:unhideWhenUsed="1"/>
+    <w:lsdException w:name="Emphasis" w:uiPriority="20" w:semiHidden="1" w:unhideWhenUsed="1"/>
     <w:lsdException w:name="Document Map" w:semiHidden="1" w:unhideWhenUsed="1"/>
     <w:lsdException w:name="Plain Text" w:semiHidden="1" w:unhideWhenUsed="1"/>
     <w:lsdException w:name="E-mail Signature" w:semiHidden="1" w:unhideWhenUsed="1"/>
@@ -5161,8 +7658,8 @@
     <w:lsdException w:name="Medium List 1 Accent 1" w:uiPriority="65"/>
     <w:lsdException w:name="Revision" w:semiHidden="1"/>
     <w:lsdException w:name="List Paragraph" w:uiPriority="34" w:qFormat="1"/>
-    <w:lsdException w:name="Quote" w:semiHidden="1" w:uiPriority="29" w:unhideWhenUsed="1"/>
-    <w:lsdException w:name="Intense Quote" w:semiHidden="1" w:uiPriority="30" w:unhideWhenUsed="1"/>
+    <w:lsdException w:name="Quote" w:uiPriority="29" w:semiHidden="1" w:unhideWhenUsed="1"/>
+    <w:lsdException w:name="Intense Quote" w:uiPriority="30" w:semiHidden="1" w:unhideWhenUsed="1"/>
     <w:lsdException w:name="Medium List 2 Accent 1" w:uiPriority="66"/>
     <w:lsdException w:name="Medium Grid 1 Accent 1" w:uiPriority="67"/>
     <w:lsdException w:name="Medium Grid 2 Accent 1" w:uiPriority="68"/>
@@ -5241,13 +7738,13 @@
     <w:lsdException w:name="Colorful Shading Accent 6" w:uiPriority="71"/>
     <w:lsdException w:name="Colorful List Accent 6" w:uiPriority="72"/>
     <w:lsdException w:name="Colorful Grid Accent 6" w:uiPriority="73"/>
-    <w:lsdException w:name="Subtle Emphasis" w:semiHidden="1" w:uiPriority="19" w:unhideWhenUsed="1"/>
-    <w:lsdException w:name="Intense Emphasis" w:semiHidden="1" w:uiPriority="21" w:unhideWhenUsed="1"/>
-    <w:lsdException w:name="Subtle Reference" w:semiHidden="1" w:uiPriority="31" w:unhideWhenUsed="1"/>
-    <w:lsdException w:name="Intense Reference" w:semiHidden="1" w:uiPriority="32" w:unhideWhenUsed="1"/>
-    <w:lsdException w:name="Book Title" w:semiHidden="1" w:uiPriority="33" w:unhideWhenUsed="1"/>
-    <w:lsdException w:name="Bibliography" w:semiHidden="1" w:uiPriority="37" w:unhideWhenUsed="1"/>
-    <w:lsdException w:name="TOC Heading" w:semiHidden="1" w:uiPriority="39" w:unhideWhenUsed="1" w:qFormat="1"/>
+    <w:lsdException w:name="Subtle Emphasis" w:uiPriority="19" w:semiHidden="1" w:unhideWhenUsed="1"/>
+    <w:lsdException w:name="Intense Emphasis" w:uiPriority="21" w:semiHidden="1" w:unhideWhenUsed="1"/>
+    <w:lsdException w:name="Subtle Reference" w:uiPriority="31" w:semiHidden="1" w:unhideWhenUsed="1"/>
+    <w:lsdException w:name="Intense Reference" w:uiPriority="32" w:semiHidden="1" w:unhideWhenUsed="1"/>
+    <w:lsdException w:name="Book Title" w:uiPriority="33" w:semiHidden="1" w:unhideWhenUsed="1"/>
+    <w:lsdException w:name="Bibliography" w:uiPriority="37" w:semiHidden="1" w:unhideWhenUsed="1"/>
+    <w:lsdException w:name="TOC Heading" w:uiPriority="39" w:semiHidden="1" w:unhideWhenUsed="1" w:qFormat="1"/>
     <w:lsdException w:name="Plain Table 1" w:uiPriority="41"/>
     <w:lsdException w:name="Plain Table 2" w:uiPriority="42"/>
     <w:lsdException w:name="Plain Table 3" w:uiPriority="43"/>
@@ -5358,7 +7855,7 @@
     <w:lsdException w:name="Unresolved Mention" w:semiHidden="1" w:unhideWhenUsed="1"/>
     <w:lsdException w:name="Smart Link" w:semiHidden="1" w:unhideWhenUsed="1"/>
   </w:latentStyles>
-  <w:style w:type="paragraph" w:default="1" w:styleId="Normal">
+  <w:style w:type="paragraph" w:styleId="Normal" w:default="1">
     <w:name w:val="Normal"/>
     <w:uiPriority w:val="7"/>
     <w:rsid w:val="0062155B"/>
@@ -5384,7 +7881,7 @@
       <w:outlineLvl w:val="0"/>
     </w:pPr>
     <w:rPr>
-      <w:rFonts w:asciiTheme="majorHAnsi" w:eastAsiaTheme="majorEastAsia" w:hAnsiTheme="majorHAnsi" w:cstheme="majorBidi"/>
+      <w:rFonts w:asciiTheme="majorHAnsi" w:hAnsiTheme="majorHAnsi" w:eastAsiaTheme="majorEastAsia" w:cstheme="majorBidi"/>
       <w:b/>
       <w:bCs/>
       <w:color w:val="365F91" w:themeColor="accent1" w:themeShade="BF"/>
@@ -5407,7 +7904,7 @@
       <w:outlineLvl w:val="1"/>
     </w:pPr>
     <w:rPr>
-      <w:rFonts w:asciiTheme="majorHAnsi" w:eastAsiaTheme="majorEastAsia" w:hAnsiTheme="majorHAnsi" w:cstheme="majorBidi"/>
+      <w:rFonts w:asciiTheme="majorHAnsi" w:hAnsiTheme="majorHAnsi" w:eastAsiaTheme="majorEastAsia" w:cstheme="majorBidi"/>
       <w:b/>
       <w:bCs/>
       <w:color w:val="4F81BD" w:themeColor="accent1"/>
@@ -5431,7 +7928,7 @@
       <w:outlineLvl w:val="2"/>
     </w:pPr>
     <w:rPr>
-      <w:rFonts w:asciiTheme="majorHAnsi" w:eastAsiaTheme="majorEastAsia" w:hAnsiTheme="majorHAnsi" w:cstheme="majorBidi"/>
+      <w:rFonts w:asciiTheme="majorHAnsi" w:hAnsiTheme="majorHAnsi" w:eastAsiaTheme="majorEastAsia" w:cstheme="majorBidi"/>
       <w:b/>
       <w:bCs/>
       <w:color w:val="4F81BD" w:themeColor="accent1"/>
@@ -5453,7 +7950,7 @@
       <w:outlineLvl w:val="3"/>
     </w:pPr>
     <w:rPr>
-      <w:rFonts w:asciiTheme="majorHAnsi" w:eastAsiaTheme="majorEastAsia" w:hAnsiTheme="majorHAnsi" w:cstheme="majorBidi"/>
+      <w:rFonts w:asciiTheme="majorHAnsi" w:hAnsiTheme="majorHAnsi" w:eastAsiaTheme="majorEastAsia" w:cstheme="majorBidi"/>
       <w:b/>
       <w:bCs/>
       <w:i/>
@@ -5461,13 +7958,13 @@
       <w:color w:val="4F81BD" w:themeColor="accent1"/>
     </w:rPr>
   </w:style>
-  <w:style w:type="character" w:default="1" w:styleId="DefaultParagraphFont">
+  <w:style w:type="character" w:styleId="DefaultParagraphFont" w:default="1">
     <w:name w:val="Default Paragraph Font"/>
     <w:uiPriority w:val="1"/>
     <w:semiHidden/>
     <w:unhideWhenUsed/>
   </w:style>
-  <w:style w:type="table" w:default="1" w:styleId="TableNormal">
+  <w:style w:type="table" w:styleId="TableNormal" w:default="1">
     <w:name w:val="Normal Table"/>
     <w:uiPriority w:val="99"/>
     <w:semiHidden/>
@@ -5482,7 +7979,7 @@
       </w:tblCellMar>
     </w:tblPr>
   </w:style>
-  <w:style w:type="numbering" w:default="1" w:styleId="NoList">
+  <w:style w:type="numbering" w:styleId="NoList" w:default="1">
     <w:name w:val="No List"/>
     <w:uiPriority w:val="99"/>
     <w:semiHidden/>
@@ -5502,7 +7999,7 @@
       <w:spacing w:after="0" w:line="240" w:lineRule="auto"/>
     </w:pPr>
   </w:style>
-  <w:style w:type="character" w:customStyle="1" w:styleId="HeaderChar">
+  <w:style w:type="character" w:styleId="HeaderChar" w:customStyle="1">
     <w:name w:val="Header Char"/>
     <w:basedOn w:val="DefaultParagraphFont"/>
     <w:link w:val="Header"/>
@@ -5522,7 +8019,7 @@
       <w:spacing w:after="0" w:line="240" w:lineRule="auto"/>
     </w:pPr>
   </w:style>
-  <w:style w:type="character" w:customStyle="1" w:styleId="FooterChar">
+  <w:style w:type="character" w:styleId="FooterChar" w:customStyle="1">
     <w:name w:val="Footer Char"/>
     <w:basedOn w:val="DefaultParagraphFont"/>
     <w:link w:val="Footer"/>
@@ -5544,7 +8041,7 @@
       <w:szCs w:val="16"/>
     </w:rPr>
   </w:style>
-  <w:style w:type="character" w:customStyle="1" w:styleId="BalloonTextChar">
+  <w:style w:type="character" w:styleId="BalloonTextChar" w:customStyle="1">
     <w:name w:val="Balloon Text Char"/>
     <w:basedOn w:val="DefaultParagraphFont"/>
     <w:link w:val="BalloonText"/>
@@ -5567,7 +8064,7 @@
       <w:contextualSpacing/>
     </w:pPr>
   </w:style>
-  <w:style w:type="paragraph" w:customStyle="1" w:styleId="EsriBullet">
+  <w:style w:type="paragraph" w:styleId="EsriBullet" w:customStyle="1">
     <w:name w:val="Esri Bullet"/>
     <w:uiPriority w:val="2"/>
     <w:qFormat/>
@@ -5585,13 +8082,13 @@
       <w:szCs w:val="24"/>
     </w:rPr>
   </w:style>
-  <w:style w:type="character" w:customStyle="1" w:styleId="Heading1Char">
+  <w:style w:type="character" w:styleId="Heading1Char" w:customStyle="1">
     <w:name w:val="Heading 1 Char"/>
     <w:basedOn w:val="DefaultParagraphFont"/>
     <w:link w:val="Heading1"/>
     <w:uiPriority w:val="9"/>
     <w:rPr>
-      <w:rFonts w:asciiTheme="majorHAnsi" w:eastAsiaTheme="majorEastAsia" w:hAnsiTheme="majorHAnsi" w:cstheme="majorBidi"/>
+      <w:rFonts w:asciiTheme="majorHAnsi" w:hAnsiTheme="majorHAnsi" w:eastAsiaTheme="majorEastAsia" w:cstheme="majorBidi"/>
       <w:b/>
       <w:bCs/>
       <w:color w:val="365F91" w:themeColor="accent1" w:themeShade="BF"/>
@@ -5599,14 +8096,14 @@
       <w:szCs w:val="28"/>
     </w:rPr>
   </w:style>
-  <w:style w:type="character" w:customStyle="1" w:styleId="Heading2Char">
+  <w:style w:type="character" w:styleId="Heading2Char" w:customStyle="1">
     <w:name w:val="Heading 2 Char"/>
     <w:basedOn w:val="DefaultParagraphFont"/>
     <w:link w:val="Heading2"/>
     <w:uiPriority w:val="9"/>
     <w:semiHidden/>
     <w:rPr>
-      <w:rFonts w:asciiTheme="majorHAnsi" w:eastAsiaTheme="majorEastAsia" w:hAnsiTheme="majorHAnsi" w:cstheme="majorBidi"/>
+      <w:rFonts w:asciiTheme="majorHAnsi" w:hAnsiTheme="majorHAnsi" w:eastAsiaTheme="majorEastAsia" w:cstheme="majorBidi"/>
       <w:b/>
       <w:bCs/>
       <w:color w:val="4F81BD" w:themeColor="accent1"/>
@@ -5614,27 +8111,27 @@
       <w:szCs w:val="26"/>
     </w:rPr>
   </w:style>
-  <w:style w:type="character" w:customStyle="1" w:styleId="Heading3Char">
+  <w:style w:type="character" w:styleId="Heading3Char" w:customStyle="1">
     <w:name w:val="Heading 3 Char"/>
     <w:basedOn w:val="DefaultParagraphFont"/>
     <w:link w:val="Heading3"/>
     <w:uiPriority w:val="9"/>
     <w:semiHidden/>
     <w:rPr>
-      <w:rFonts w:asciiTheme="majorHAnsi" w:eastAsiaTheme="majorEastAsia" w:hAnsiTheme="majorHAnsi" w:cstheme="majorBidi"/>
+      <w:rFonts w:asciiTheme="majorHAnsi" w:hAnsiTheme="majorHAnsi" w:eastAsiaTheme="majorEastAsia" w:cstheme="majorBidi"/>
       <w:b/>
       <w:bCs/>
       <w:color w:val="4F81BD" w:themeColor="accent1"/>
     </w:rPr>
   </w:style>
-  <w:style w:type="character" w:customStyle="1" w:styleId="Heading4Char">
+  <w:style w:type="character" w:styleId="Heading4Char" w:customStyle="1">
     <w:name w:val="Heading 4 Char"/>
     <w:basedOn w:val="DefaultParagraphFont"/>
     <w:link w:val="Heading4"/>
     <w:uiPriority w:val="9"/>
     <w:semiHidden/>
     <w:rPr>
-      <w:rFonts w:asciiTheme="majorHAnsi" w:eastAsiaTheme="majorEastAsia" w:hAnsiTheme="majorHAnsi" w:cstheme="majorBidi"/>
+      <w:rFonts w:asciiTheme="majorHAnsi" w:hAnsiTheme="majorHAnsi" w:eastAsiaTheme="majorEastAsia" w:cstheme="majorBidi"/>
       <w:b/>
       <w:bCs/>
       <w:i/>
@@ -5642,7 +8139,7 @@
       <w:color w:val="4F81BD" w:themeColor="accent1"/>
     </w:rPr>
   </w:style>
-  <w:style w:type="numbering" w:customStyle="1" w:styleId="PSBulletLevel1">
+  <w:style w:type="numbering" w:styleId="PSBulletLevel1" w:customStyle="1">
     <w:name w:val="PS Bullet Level 1"/>
     <w:basedOn w:val="NoList"/>
     <w:uiPriority w:val="99"/>
@@ -5760,12 +8257,12 @@
     </w:pPr>
     <w:tblPr>
       <w:tblBorders>
-        <w:top w:val="single" w:sz="4" w:space="0" w:color="auto"/>
-        <w:left w:val="single" w:sz="4" w:space="0" w:color="auto"/>
-        <w:bottom w:val="single" w:sz="4" w:space="0" w:color="auto"/>
-        <w:right w:val="single" w:sz="4" w:space="0" w:color="auto"/>
-        <w:insideH w:val="single" w:sz="4" w:space="0" w:color="auto"/>
-        <w:insideV w:val="single" w:sz="4" w:space="0" w:color="auto"/>
+        <w:top w:val="single" w:color="auto" w:sz="4" w:space="0"/>
+        <w:left w:val="single" w:color="auto" w:sz="4" w:space="0"/>
+        <w:bottom w:val="single" w:color="auto" w:sz="4" w:space="0"/>
+        <w:right w:val="single" w:color="auto" w:sz="4" w:space="0"/>
+        <w:insideH w:val="single" w:color="auto" w:sz="4" w:space="0"/>
+        <w:insideV w:val="single" w:color="auto" w:sz="4" w:space="0"/>
       </w:tblBorders>
     </w:tblPr>
   </w:style>
@@ -5780,10 +8277,10 @@
       <w:tblStyleRowBandSize w:val="1"/>
       <w:tblStyleColBandSize w:val="1"/>
       <w:tblBorders>
-        <w:top w:val="single" w:sz="8" w:space="0" w:color="4F81BD" w:themeColor="accent1"/>
-        <w:left w:val="single" w:sz="8" w:space="0" w:color="4F81BD" w:themeColor="accent1"/>
-        <w:bottom w:val="single" w:sz="8" w:space="0" w:color="4F81BD" w:themeColor="accent1"/>
-        <w:right w:val="single" w:sz="8" w:space="0" w:color="4F81BD" w:themeColor="accent1"/>
+        <w:top w:val="single" w:color="4F81BD" w:themeColor="accent1" w:sz="8" w:space="0"/>
+        <w:left w:val="single" w:color="4F81BD" w:themeColor="accent1" w:sz="8" w:space="0"/>
+        <w:bottom w:val="single" w:color="4F81BD" w:themeColor="accent1" w:sz="8" w:space="0"/>
+        <w:right w:val="single" w:color="4F81BD" w:themeColor="accent1" w:sz="8" w:space="0"/>
       </w:tblBorders>
     </w:tblPr>
     <w:tblStylePr w:type="firstRow">
@@ -5811,10 +8308,10 @@
       <w:tblPr/>
       <w:tcPr>
         <w:tcBorders>
-          <w:top w:val="double" w:sz="6" w:space="0" w:color="4F81BD" w:themeColor="accent1"/>
-          <w:left w:val="single" w:sz="8" w:space="0" w:color="4F81BD" w:themeColor="accent1"/>
-          <w:bottom w:val="single" w:sz="8" w:space="0" w:color="4F81BD" w:themeColor="accent1"/>
-          <w:right w:val="single" w:sz="8" w:space="0" w:color="4F81BD" w:themeColor="accent1"/>
+          <w:top w:val="double" w:color="4F81BD" w:themeColor="accent1" w:sz="6" w:space="0"/>
+          <w:left w:val="single" w:color="4F81BD" w:themeColor="accent1" w:sz="8" w:space="0"/>
+          <w:bottom w:val="single" w:color="4F81BD" w:themeColor="accent1" w:sz="8" w:space="0"/>
+          <w:right w:val="single" w:color="4F81BD" w:themeColor="accent1" w:sz="8" w:space="0"/>
         </w:tcBorders>
       </w:tcPr>
     </w:tblStylePr>
@@ -5834,10 +8331,10 @@
       <w:tblPr/>
       <w:tcPr>
         <w:tcBorders>
-          <w:top w:val="single" w:sz="8" w:space="0" w:color="4F81BD" w:themeColor="accent1"/>
-          <w:left w:val="single" w:sz="8" w:space="0" w:color="4F81BD" w:themeColor="accent1"/>
-          <w:bottom w:val="single" w:sz="8" w:space="0" w:color="4F81BD" w:themeColor="accent1"/>
-          <w:right w:val="single" w:sz="8" w:space="0" w:color="4F81BD" w:themeColor="accent1"/>
+          <w:top w:val="single" w:color="4F81BD" w:themeColor="accent1" w:sz="8" w:space="0"/>
+          <w:left w:val="single" w:color="4F81BD" w:themeColor="accent1" w:sz="8" w:space="0"/>
+          <w:bottom w:val="single" w:color="4F81BD" w:themeColor="accent1" w:sz="8" w:space="0"/>
+          <w:right w:val="single" w:color="4F81BD" w:themeColor="accent1" w:sz="8" w:space="0"/>
         </w:tcBorders>
       </w:tcPr>
     </w:tblStylePr>
@@ -5845,10 +8342,10 @@
       <w:tblPr/>
       <w:tcPr>
         <w:tcBorders>
-          <w:top w:val="single" w:sz="8" w:space="0" w:color="4F81BD" w:themeColor="accent1"/>
-          <w:left w:val="single" w:sz="8" w:space="0" w:color="4F81BD" w:themeColor="accent1"/>
-          <w:bottom w:val="single" w:sz="8" w:space="0" w:color="4F81BD" w:themeColor="accent1"/>
-          <w:right w:val="single" w:sz="8" w:space="0" w:color="4F81BD" w:themeColor="accent1"/>
+          <w:top w:val="single" w:color="4F81BD" w:themeColor="accent1" w:sz="8" w:space="0"/>
+          <w:left w:val="single" w:color="4F81BD" w:themeColor="accent1" w:sz="8" w:space="0"/>
+          <w:bottom w:val="single" w:color="4F81BD" w:themeColor="accent1" w:sz="8" w:space="0"/>
+          <w:right w:val="single" w:color="4F81BD" w:themeColor="accent1" w:sz="8" w:space="0"/>
         </w:tcBorders>
       </w:tcPr>
     </w:tblStylePr>
@@ -5879,7 +8376,7 @@
       <w:szCs w:val="20"/>
     </w:rPr>
   </w:style>
-  <w:style w:type="character" w:customStyle="1" w:styleId="CommentTextChar">
+  <w:style w:type="character" w:styleId="CommentTextChar" w:customStyle="1">
     <w:name w:val="Comment Text Char"/>
     <w:basedOn w:val="DefaultParagraphFont"/>
     <w:link w:val="CommentText"/>
@@ -5903,7 +8400,7 @@
       <w:bCs/>
     </w:rPr>
   </w:style>
-  <w:style w:type="character" w:customStyle="1" w:styleId="CommentSubjectChar">
+  <w:style w:type="character" w:styleId="CommentSubjectChar" w:customStyle="1">
     <w:name w:val="Comment Subject Char"/>
     <w:basedOn w:val="CommentTextChar"/>
     <w:link w:val="CommentSubject"/>
@@ -5934,7 +8431,7 @@
       <w:szCs w:val="18"/>
     </w:rPr>
   </w:style>
-  <w:style w:type="numbering" w:customStyle="1" w:styleId="TasksandSubtasks">
+  <w:style w:type="numbering" w:styleId="TasksandSubtasks" w:customStyle="1">
     <w:name w:val="Tasks and Subtasks"/>
     <w:uiPriority w:val="99"/>
     <w:rsid w:val="00D81F12"/>
@@ -5944,7 +8441,7 @@
       </w:numPr>
     </w:pPr>
   </w:style>
-  <w:style w:type="numbering" w:customStyle="1" w:styleId="PSActivitiesandSubactivities">
+  <w:style w:type="numbering" w:styleId="PSActivitiesandSubactivities" w:customStyle="1">
     <w:name w:val="PS Activities and Subactivities"/>
     <w:uiPriority w:val="99"/>
     <w:rsid w:val="00727D16"/>
@@ -5954,7 +8451,7 @@
       </w:numPr>
     </w:pPr>
   </w:style>
-  <w:style w:type="numbering" w:customStyle="1" w:styleId="Appendices">
+  <w:style w:type="numbering" w:styleId="Appendices" w:customStyle="1">
     <w:name w:val="Appendices"/>
     <w:uiPriority w:val="99"/>
     <w:rsid w:val="009672C9"/>
@@ -5976,7 +8473,7 @@
       <w:u w:val="single"/>
     </w:rPr>
   </w:style>
-  <w:style w:type="paragraph" w:customStyle="1" w:styleId="BulletList-1">
+  <w:style w:type="paragraph" w:styleId="BulletList-1" w:customStyle="1">
     <w:name w:val="Bullet List-1"/>
     <w:basedOn w:val="Normal"/>
     <w:next w:val="Normal"/>
@@ -5992,13 +8489,13 @@
       <w:szCs w:val="20"/>
     </w:rPr>
   </w:style>
-  <w:style w:type="character" w:customStyle="1" w:styleId="BulletList-1CharChar">
+  <w:style w:type="character" w:styleId="BulletList-1CharChar" w:customStyle="1">
     <w:name w:val="Bullet List-1 Char Char"/>
     <w:link w:val="BulletList-1"/>
     <w:semiHidden/>
     <w:rsid w:val="003D3707"/>
     <w:rPr>
-      <w:rFonts w:ascii="Times New Roman" w:eastAsia="Times New Roman" w:hAnsi="Times New Roman" w:cs="Times New Roman"/>
+      <w:rFonts w:ascii="Times New Roman" w:hAnsi="Times New Roman" w:eastAsia="Times New Roman" w:cs="Times New Roman"/>
       <w:color w:val="000000"/>
       <w:sz w:val="24"/>
       <w:szCs w:val="20"/>
@@ -6014,12 +8511,12 @@
     </w:pPr>
     <w:tblPr>
       <w:tblBorders>
-        <w:top w:val="single" w:sz="4" w:space="0" w:color="BFBFBF" w:themeColor="background1" w:themeShade="BF"/>
-        <w:left w:val="single" w:sz="4" w:space="0" w:color="BFBFBF" w:themeColor="background1" w:themeShade="BF"/>
-        <w:bottom w:val="single" w:sz="4" w:space="0" w:color="BFBFBF" w:themeColor="background1" w:themeShade="BF"/>
-        <w:right w:val="single" w:sz="4" w:space="0" w:color="BFBFBF" w:themeColor="background1" w:themeShade="BF"/>
-        <w:insideH w:val="single" w:sz="4" w:space="0" w:color="BFBFBF" w:themeColor="background1" w:themeShade="BF"/>
-        <w:insideV w:val="single" w:sz="4" w:space="0" w:color="BFBFBF" w:themeColor="background1" w:themeShade="BF"/>
+        <w:top w:val="single" w:color="BFBFBF" w:themeColor="background1" w:themeShade="BF" w:sz="4" w:space="0"/>
+        <w:left w:val="single" w:color="BFBFBF" w:themeColor="background1" w:themeShade="BF" w:sz="4" w:space="0"/>
+        <w:bottom w:val="single" w:color="BFBFBF" w:themeColor="background1" w:themeShade="BF" w:sz="4" w:space="0"/>
+        <w:right w:val="single" w:color="BFBFBF" w:themeColor="background1" w:themeShade="BF" w:sz="4" w:space="0"/>
+        <w:insideH w:val="single" w:color="BFBFBF" w:themeColor="background1" w:themeShade="BF" w:sz="4" w:space="0"/>
+        <w:insideV w:val="single" w:color="BFBFBF" w:themeColor="background1" w:themeShade="BF" w:sz="4" w:space="0"/>
       </w:tblBorders>
     </w:tblPr>
     <w:tcPr>
@@ -6044,7 +8541,7 @@
       <w:sz w:val="18"/>
     </w:rPr>
   </w:style>
-  <w:style w:type="paragraph" w:customStyle="1" w:styleId="EsriCaptionText">
+  <w:style w:type="paragraph" w:styleId="EsriCaptionText" w:customStyle="1">
     <w:name w:val="Esri Caption Text"/>
     <w:next w:val="Normal"/>
     <w:uiPriority w:val="5"/>
@@ -6065,7 +8562,7 @@
       <w:szCs w:val="24"/>
     </w:rPr>
   </w:style>
-  <w:style w:type="paragraph" w:customStyle="1" w:styleId="EsriClientAddress">
+  <w:style w:type="paragraph" w:styleId="EsriClientAddress" w:customStyle="1">
     <w:name w:val="Esri Client Address"/>
     <w:basedOn w:val="Normal"/>
     <w:uiPriority w:val="5"/>
@@ -6077,7 +8574,7 @@
       <w:szCs w:val="20"/>
     </w:rPr>
   </w:style>
-  <w:style w:type="paragraph" w:customStyle="1" w:styleId="EsriCyrtBody">
+  <w:style w:type="paragraph" w:styleId="EsriCyrtBody" w:customStyle="1">
     <w:name w:val="Esri Cyrt Body"/>
     <w:basedOn w:val="Normal"/>
     <w:uiPriority w:val="6"/>
@@ -6092,7 +8589,7 @@
       <w:sz w:val="18"/>
     </w:rPr>
   </w:style>
-  <w:style w:type="paragraph" w:customStyle="1" w:styleId="EsriCyrtHeading1">
+  <w:style w:type="paragraph" w:styleId="EsriCyrtHeading1" w:customStyle="1">
     <w:name w:val="Esri Cyrt Heading 1"/>
     <w:basedOn w:val="Normal"/>
     <w:uiPriority w:val="6"/>
@@ -6105,7 +8602,7 @@
       <w:szCs w:val="18"/>
     </w:rPr>
   </w:style>
-  <w:style w:type="paragraph" w:customStyle="1" w:styleId="EsriTableText">
+  <w:style w:type="paragraph" w:styleId="EsriTableText" w:customStyle="1">
     <w:name w:val="Esri Table Text"/>
     <w:basedOn w:val="Normal"/>
     <w:uiPriority w:val="4"/>
@@ -6116,7 +8613,7 @@
       <w:sz w:val="20"/>
     </w:rPr>
   </w:style>
-  <w:style w:type="paragraph" w:customStyle="1" w:styleId="EsriDeliverableTableHeading">
+  <w:style w:type="paragraph" w:styleId="EsriDeliverableTableHeading" w:customStyle="1">
     <w:name w:val="Esri Deliverable Table Heading"/>
     <w:basedOn w:val="EsriTableText"/>
     <w:uiPriority w:val="5"/>
@@ -6125,7 +8622,7 @@
       <w:b/>
     </w:rPr>
   </w:style>
-  <w:style w:type="paragraph" w:customStyle="1" w:styleId="EsriHeading1">
+  <w:style w:type="paragraph" w:styleId="EsriHeading1" w:customStyle="1">
     <w:name w:val="Esri Heading 1"/>
     <w:next w:val="Normal"/>
     <w:qFormat/>
@@ -6139,7 +8636,7 @@
       <w:outlineLvl w:val="0"/>
     </w:pPr>
     <w:rPr>
-      <w:rFonts w:ascii="Arial" w:eastAsiaTheme="majorEastAsia" w:hAnsi="Arial" w:cs="Arial"/>
+      <w:rFonts w:ascii="Arial" w:hAnsi="Arial" w:cs="Arial" w:eastAsiaTheme="majorEastAsia"/>
       <w:b/>
       <w:bCs/>
       <w:color w:val="007AC2"/>
@@ -6147,7 +8644,7 @@
       <w:szCs w:val="32"/>
     </w:rPr>
   </w:style>
-  <w:style w:type="paragraph" w:customStyle="1" w:styleId="EsriHeading2">
+  <w:style w:type="paragraph" w:styleId="EsriHeading2" w:customStyle="1">
     <w:name w:val="Esri Heading 2"/>
     <w:next w:val="Normal"/>
     <w:qFormat/>
@@ -6162,7 +8659,7 @@
       <w:outlineLvl w:val="1"/>
     </w:pPr>
     <w:rPr>
-      <w:rFonts w:ascii="Arial" w:eastAsiaTheme="majorEastAsia" w:hAnsi="Arial" w:cs="Arial"/>
+      <w:rFonts w:ascii="Arial" w:hAnsi="Arial" w:cs="Arial" w:eastAsiaTheme="majorEastAsia"/>
       <w:b/>
       <w:bCs/>
       <w:color w:val="000000" w:themeColor="text1"/>
@@ -6170,7 +8667,7 @@
       <w:szCs w:val="26"/>
     </w:rPr>
   </w:style>
-  <w:style w:type="paragraph" w:customStyle="1" w:styleId="EsriHeading3">
+  <w:style w:type="paragraph" w:styleId="EsriHeading3" w:customStyle="1">
     <w:name w:val="Esri Heading 3"/>
     <w:next w:val="Normal"/>
     <w:qFormat/>
@@ -6185,7 +8682,7 @@
       <w:outlineLvl w:val="2"/>
     </w:pPr>
     <w:rPr>
-      <w:rFonts w:ascii="Arial" w:eastAsiaTheme="majorEastAsia" w:hAnsi="Arial" w:cs="Arial"/>
+      <w:rFonts w:ascii="Arial" w:hAnsi="Arial" w:cs="Arial" w:eastAsiaTheme="majorEastAsia"/>
       <w:b/>
       <w:bCs/>
       <w:color w:val="000000" w:themeColor="text1"/>
@@ -6193,7 +8690,7 @@
       <w:szCs w:val="26"/>
     </w:rPr>
   </w:style>
-  <w:style w:type="paragraph" w:customStyle="1" w:styleId="EsriHeading4">
+  <w:style w:type="paragraph" w:styleId="EsriHeading4" w:customStyle="1">
     <w:name w:val="Esri Heading 4"/>
     <w:next w:val="Normal"/>
     <w:qFormat/>
@@ -6208,13 +8705,13 @@
       <w:outlineLvl w:val="3"/>
     </w:pPr>
     <w:rPr>
-      <w:rFonts w:ascii="Arial" w:eastAsiaTheme="majorEastAsia" w:hAnsi="Arial" w:cs="Arial"/>
+      <w:rFonts w:ascii="Arial" w:hAnsi="Arial" w:cs="Arial" w:eastAsiaTheme="majorEastAsia"/>
       <w:b/>
       <w:bCs/>
       <w:iCs/>
     </w:rPr>
   </w:style>
-  <w:style w:type="paragraph" w:customStyle="1" w:styleId="EsriHeading5">
+  <w:style w:type="paragraph" w:styleId="EsriHeading5" w:customStyle="1">
     <w:name w:val="Esri Heading 5"/>
     <w:next w:val="Normal"/>
     <w:rsid w:val="006C57DB"/>
@@ -6227,12 +8724,12 @@
       <w:outlineLvl w:val="4"/>
     </w:pPr>
     <w:rPr>
-      <w:rFonts w:ascii="Arial" w:eastAsiaTheme="majorEastAsia" w:hAnsi="Arial" w:cs="Arial"/>
+      <w:rFonts w:ascii="Arial" w:hAnsi="Arial" w:cs="Arial" w:eastAsiaTheme="majorEastAsia"/>
       <w:bCs/>
       <w:iCs/>
     </w:rPr>
   </w:style>
-  <w:style w:type="paragraph" w:customStyle="1" w:styleId="EsriHeading6">
+  <w:style w:type="paragraph" w:styleId="EsriHeading6" w:customStyle="1">
     <w:name w:val="Esri Heading 6"/>
     <w:next w:val="Normal"/>
     <w:rsid w:val="006C57DB"/>
@@ -6245,14 +8742,14 @@
       <w:outlineLvl w:val="5"/>
     </w:pPr>
     <w:rPr>
-      <w:rFonts w:ascii="Arial" w:eastAsiaTheme="majorEastAsia" w:hAnsi="Arial" w:cs="Arial"/>
+      <w:rFonts w:ascii="Arial" w:hAnsi="Arial" w:cs="Arial" w:eastAsiaTheme="majorEastAsia"/>
       <w:b/>
       <w:bCs/>
       <w:iCs/>
       <w:sz w:val="20"/>
     </w:rPr>
   </w:style>
-  <w:style w:type="paragraph" w:customStyle="1" w:styleId="EsriHeading7">
+  <w:style w:type="paragraph" w:styleId="EsriHeading7" w:customStyle="1">
     <w:name w:val="Esri Heading 7"/>
     <w:next w:val="Normal"/>
     <w:rsid w:val="006C57DB"/>
@@ -6265,13 +8762,13 @@
       <w:outlineLvl w:val="6"/>
     </w:pPr>
     <w:rPr>
-      <w:rFonts w:ascii="Arial" w:eastAsiaTheme="majorEastAsia" w:hAnsi="Arial" w:cs="Arial"/>
+      <w:rFonts w:ascii="Arial" w:hAnsi="Arial" w:cs="Arial" w:eastAsiaTheme="majorEastAsia"/>
       <w:bCs/>
       <w:iCs/>
       <w:sz w:val="20"/>
     </w:rPr>
   </w:style>
-  <w:style w:type="paragraph" w:customStyle="1" w:styleId="EsriHeading8">
+  <w:style w:type="paragraph" w:styleId="EsriHeading8" w:customStyle="1">
     <w:name w:val="Esri Heading 8"/>
     <w:next w:val="Normal"/>
     <w:rsid w:val="006C57DB"/>
@@ -6284,14 +8781,14 @@
       <w:outlineLvl w:val="7"/>
     </w:pPr>
     <w:rPr>
-      <w:rFonts w:ascii="Arial" w:eastAsiaTheme="majorEastAsia" w:hAnsi="Arial" w:cs="Arial"/>
+      <w:rFonts w:ascii="Arial" w:hAnsi="Arial" w:cs="Arial" w:eastAsiaTheme="majorEastAsia"/>
       <w:b/>
       <w:bCs/>
       <w:iCs/>
       <w:sz w:val="18"/>
     </w:rPr>
   </w:style>
-  <w:style w:type="paragraph" w:customStyle="1" w:styleId="EsriProposalBodyText">
+  <w:style w:type="paragraph" w:styleId="EsriProposalBodyText" w:customStyle="1">
     <w:name w:val="Esri Proposal Body Text"/>
     <w:basedOn w:val="Normal"/>
     <w:qFormat/>
@@ -6300,7 +8797,7 @@
       <w:spacing w:before="200" w:after="200" w:line="269" w:lineRule="auto"/>
     </w:pPr>
   </w:style>
-  <w:style w:type="paragraph" w:customStyle="1" w:styleId="EsriNameandAddressreducedspacing">
+  <w:style w:type="paragraph" w:styleId="EsriNameandAddressreducedspacing" w:customStyle="1">
     <w:name w:val="Esri Name and Address (reduced spacing)"/>
     <w:basedOn w:val="EsriProposalBodyText"/>
     <w:uiPriority w:val="2"/>
@@ -6309,7 +8806,7 @@
       <w:contextualSpacing/>
     </w:pPr>
   </w:style>
-  <w:style w:type="paragraph" w:customStyle="1" w:styleId="EsriNumberedAppendixHeading">
+  <w:style w:type="paragraph" w:styleId="EsriNumberedAppendixHeading" w:customStyle="1">
     <w:name w:val="Esri Numbered Appendix Heading"/>
     <w:next w:val="EsriProposalBodyText"/>
     <w:uiPriority w:val="1"/>
@@ -6329,7 +8826,7 @@
       <w:outlineLvl w:val="0"/>
     </w:pPr>
     <w:rPr>
-      <w:rFonts w:ascii="Arial" w:eastAsiaTheme="majorEastAsia" w:hAnsi="Arial" w:cs="Arial"/>
+      <w:rFonts w:ascii="Arial" w:hAnsi="Arial" w:cs="Arial" w:eastAsiaTheme="majorEastAsia"/>
       <w:b/>
       <w:bCs/>
       <w:color w:val="007AC2"/>
@@ -6337,7 +8834,7 @@
       <w:szCs w:val="32"/>
     </w:rPr>
   </w:style>
-  <w:style w:type="paragraph" w:customStyle="1" w:styleId="EsriORIGINALorCOPY">
+  <w:style w:type="paragraph" w:styleId="EsriORIGINALorCOPY" w:customStyle="1">
     <w:name w:val="Esri ORIGINAL or COPY"/>
     <w:uiPriority w:val="7"/>
     <w:rsid w:val="006C57DB"/>
@@ -6352,7 +8849,7 @@
       <w:sz w:val="28"/>
     </w:rPr>
   </w:style>
-  <w:style w:type="paragraph" w:customStyle="1" w:styleId="EsriPropopsalNumber">
+  <w:style w:type="paragraph" w:styleId="EsriPropopsalNumber" w:customStyle="1">
     <w:name w:val="Esri Propopsal Number"/>
     <w:uiPriority w:val="7"/>
     <w:rsid w:val="006C57DB"/>
@@ -6366,7 +8863,7 @@
       <w:szCs w:val="24"/>
     </w:rPr>
   </w:style>
-  <w:style w:type="table" w:customStyle="1" w:styleId="EsriProposalTable">
+  <w:style w:type="table" w:styleId="EsriProposalTable" w:customStyle="1">
     <w:name w:val="Esri Proposal Table"/>
     <w:basedOn w:val="TableNormal"/>
     <w:uiPriority w:val="99"/>
@@ -6380,12 +8877,12 @@
     </w:rPr>
     <w:tblPr>
       <w:tblBorders>
-        <w:top w:val="single" w:sz="4" w:space="0" w:color="007AC2"/>
-        <w:left w:val="single" w:sz="4" w:space="0" w:color="007AC2"/>
-        <w:bottom w:val="single" w:sz="4" w:space="0" w:color="007AC2"/>
-        <w:right w:val="single" w:sz="4" w:space="0" w:color="007AC2"/>
-        <w:insideH w:val="single" w:sz="4" w:space="0" w:color="007AC2"/>
-        <w:insideV w:val="single" w:sz="4" w:space="0" w:color="007AC2"/>
+        <w:top w:val="single" w:color="007AC2" w:sz="4" w:space="0"/>
+        <w:left w:val="single" w:color="007AC2" w:sz="4" w:space="0"/>
+        <w:bottom w:val="single" w:color="007AC2" w:sz="4" w:space="0"/>
+        <w:right w:val="single" w:color="007AC2" w:sz="4" w:space="0"/>
+        <w:insideH w:val="single" w:color="007AC2" w:sz="4" w:space="0"/>
+        <w:insideV w:val="single" w:color="007AC2" w:sz="4" w:space="0"/>
       </w:tblBorders>
     </w:tblPr>
     <w:tcPr>
@@ -6394,7 +8891,7 @@
     <w:tblStylePr w:type="firstRow">
       <w:pPr>
         <w:wordWrap/>
-        <w:spacing w:beforeLines="0" w:before="120" w:beforeAutospacing="0" w:afterLines="0" w:after="120" w:afterAutospacing="0"/>
+        <w:spacing w:before="120" w:beforeLines="0" w:beforeAutospacing="0" w:after="120" w:afterLines="0" w:afterAutospacing="0"/>
         <w:contextualSpacing w:val="0"/>
         <w:jc w:val="center"/>
       </w:pPr>
@@ -6428,7 +8925,7 @@
       </w:rPr>
     </w:tblStylePr>
   </w:style>
-  <w:style w:type="paragraph" w:customStyle="1" w:styleId="EsriProposalTitle">
+  <w:style w:type="paragraph" w:styleId="EsriProposalTitle" w:customStyle="1">
     <w:name w:val="Esri Proposal Title"/>
     <w:basedOn w:val="Normal"/>
     <w:uiPriority w:val="6"/>
@@ -6444,7 +8941,7 @@
       <w:szCs w:val="48"/>
     </w:rPr>
   </w:style>
-  <w:style w:type="paragraph" w:customStyle="1" w:styleId="EsriSub-Appendix">
+  <w:style w:type="paragraph" w:styleId="EsriSub-Appendix" w:customStyle="1">
     <w:name w:val="Esri Sub-Appendix"/>
     <w:basedOn w:val="Normal"/>
     <w:next w:val="EsriProposalBodyText"/>
@@ -6465,14 +8962,14 @@
       <w:outlineLvl w:val="2"/>
     </w:pPr>
     <w:rPr>
-      <w:rFonts w:ascii="Arial" w:eastAsiaTheme="majorEastAsia" w:hAnsi="Arial" w:cs="Arial"/>
+      <w:rFonts w:ascii="Arial" w:hAnsi="Arial" w:cs="Arial" w:eastAsiaTheme="majorEastAsia"/>
       <w:b/>
       <w:bCs/>
       <w:sz w:val="28"/>
       <w:szCs w:val="32"/>
     </w:rPr>
   </w:style>
-  <w:style w:type="paragraph" w:customStyle="1" w:styleId="EsriSub-headingnooutlinelevel">
+  <w:style w:type="paragraph" w:styleId="EsriSub-headingnooutlinelevel" w:customStyle="1">
     <w:name w:val="Esri Sub-heading (no outline level)"/>
     <w:next w:val="EsriProposalBodyText"/>
     <w:uiPriority w:val="1"/>
@@ -6488,7 +8985,7 @@
       <w:sz w:val="24"/>
     </w:rPr>
   </w:style>
-  <w:style w:type="paragraph" w:customStyle="1" w:styleId="EsriSubmittalDate">
+  <w:style w:type="paragraph" w:styleId="EsriSubmittalDate" w:customStyle="1">
     <w:name w:val="Esri Submittal Date"/>
     <w:basedOn w:val="Normal"/>
     <w:uiPriority w:val="6"/>
@@ -6504,7 +9001,7 @@
       <w:szCs w:val="24"/>
     </w:rPr>
   </w:style>
-  <w:style w:type="paragraph" w:customStyle="1" w:styleId="EsriTableBullet">
+  <w:style w:type="paragraph" w:styleId="EsriTableBullet" w:customStyle="1">
     <w:name w:val="Esri Table Bullet"/>
     <w:basedOn w:val="EsriTableText"/>
     <w:uiPriority w:val="4"/>
@@ -6517,7 +9014,7 @@
       <w:spacing w:line="240" w:lineRule="auto"/>
     </w:pPr>
   </w:style>
-  <w:style w:type="paragraph" w:customStyle="1" w:styleId="EsriTableHeading">
+  <w:style w:type="paragraph" w:styleId="EsriTableHeading" w:customStyle="1">
     <w:name w:val="Esri Table Heading"/>
     <w:uiPriority w:val="4"/>
     <w:rsid w:val="006C57DB"/>
@@ -6531,7 +9028,7 @@
       <w:sz w:val="20"/>
     </w:rPr>
   </w:style>
-  <w:style w:type="paragraph" w:customStyle="1" w:styleId="EsriUnnumberedAppendix">
+  <w:style w:type="paragraph" w:styleId="EsriUnnumberedAppendix" w:customStyle="1">
     <w:name w:val="Esri Unnumbered Appendix"/>
     <w:next w:val="EsriProposalBodyText"/>
     <w:rsid w:val="006C57DB"/>
@@ -6550,7 +9047,7 @@
       <w:sz w:val="32"/>
     </w:rPr>
   </w:style>
-  <w:style w:type="character" w:customStyle="1" w:styleId="UnresolvedMention1">
+  <w:style w:type="character" w:styleId="UnresolvedMention1" w:customStyle="1">
     <w:name w:val="Unresolved Mention1"/>
     <w:basedOn w:val="DefaultParagraphFont"/>
     <w:uiPriority w:val="99"/>
@@ -6562,7 +9059,7 @@
       <w:shd w:val="clear" w:color="auto" w:fill="E6E6E6"/>
     </w:rPr>
   </w:style>
-  <w:style w:type="paragraph" w:customStyle="1" w:styleId="Step">
+  <w:style w:type="paragraph" w:styleId="Step" w:customStyle="1">
     <w:name w:val="Step"/>
     <w:basedOn w:val="Normal"/>
     <w:next w:val="Normal"/>
@@ -6574,7 +9071,7 @@
       <w:spacing w:before="0" w:after="0" w:line="240" w:lineRule="auto"/>
     </w:pPr>
     <w:rPr>
-      <w:rFonts w:ascii="Trebuchet MS" w:eastAsia="Times New Roman" w:hAnsi="Trebuchet MS" w:cs="Times New Roman"/>
+      <w:rFonts w:ascii="Trebuchet MS" w:hAnsi="Trebuchet MS" w:eastAsia="Times New Roman" w:cs="Times New Roman"/>
       <w:b/>
       <w:bCs/>
       <w:sz w:val="22"/>
@@ -6593,12 +9090,12 @@
       <w:tblStyleRowBandSize w:val="1"/>
       <w:tblStyleColBandSize w:val="1"/>
       <w:tblBorders>
-        <w:top w:val="single" w:sz="4" w:space="0" w:color="95B3D7" w:themeColor="accent1" w:themeTint="99"/>
-        <w:left w:val="single" w:sz="4" w:space="0" w:color="95B3D7" w:themeColor="accent1" w:themeTint="99"/>
-        <w:bottom w:val="single" w:sz="4" w:space="0" w:color="95B3D7" w:themeColor="accent1" w:themeTint="99"/>
-        <w:right w:val="single" w:sz="4" w:space="0" w:color="95B3D7" w:themeColor="accent1" w:themeTint="99"/>
-        <w:insideH w:val="single" w:sz="4" w:space="0" w:color="95B3D7" w:themeColor="accent1" w:themeTint="99"/>
-        <w:insideV w:val="single" w:sz="4" w:space="0" w:color="95B3D7" w:themeColor="accent1" w:themeTint="99"/>
+        <w:top w:val="single" w:color="95B3D7" w:themeColor="accent1" w:themeTint="99" w:sz="4" w:space="0"/>
+        <w:left w:val="single" w:color="95B3D7" w:themeColor="accent1" w:themeTint="99" w:sz="4" w:space="0"/>
+        <w:bottom w:val="single" w:color="95B3D7" w:themeColor="accent1" w:themeTint="99" w:sz="4" w:space="0"/>
+        <w:right w:val="single" w:color="95B3D7" w:themeColor="accent1" w:themeTint="99" w:sz="4" w:space="0"/>
+        <w:insideH w:val="single" w:color="95B3D7" w:themeColor="accent1" w:themeTint="99" w:sz="4" w:space="0"/>
+        <w:insideV w:val="single" w:color="95B3D7" w:themeColor="accent1" w:themeTint="99" w:sz="4" w:space="0"/>
       </w:tblBorders>
     </w:tblPr>
     <w:tblStylePr w:type="firstRow">
@@ -6610,10 +9107,10 @@
       <w:tblPr/>
       <w:tcPr>
         <w:tcBorders>
-          <w:top w:val="single" w:sz="4" w:space="0" w:color="4F81BD" w:themeColor="accent1"/>
-          <w:left w:val="single" w:sz="4" w:space="0" w:color="4F81BD" w:themeColor="accent1"/>
-          <w:bottom w:val="single" w:sz="4" w:space="0" w:color="4F81BD" w:themeColor="accent1"/>
-          <w:right w:val="single" w:sz="4" w:space="0" w:color="4F81BD" w:themeColor="accent1"/>
+          <w:top w:val="single" w:color="4F81BD" w:themeColor="accent1" w:sz="4" w:space="0"/>
+          <w:left w:val="single" w:color="4F81BD" w:themeColor="accent1" w:sz="4" w:space="0"/>
+          <w:bottom w:val="single" w:color="4F81BD" w:themeColor="accent1" w:sz="4" w:space="0"/>
+          <w:right w:val="single" w:color="4F81BD" w:themeColor="accent1" w:sz="4" w:space="0"/>
           <w:insideH w:val="nil"/>
           <w:insideV w:val="nil"/>
         </w:tcBorders>
@@ -6628,7 +9125,7 @@
       <w:tblPr/>
       <w:tcPr>
         <w:tcBorders>
-          <w:top w:val="double" w:sz="4" w:space="0" w:color="4F81BD" w:themeColor="accent1"/>
+          <w:top w:val="double" w:color="4F81BD" w:themeColor="accent1" w:sz="4" w:space="0"/>
         </w:tcBorders>
       </w:tcPr>
     </w:tblStylePr>
@@ -6699,12 +9196,12 @@
       <w:spacing w:before="0" w:after="0" w:line="240" w:lineRule="auto"/>
     </w:pPr>
     <w:rPr>
-      <w:rFonts w:ascii="Courier New" w:eastAsia="Times New Roman" w:hAnsi="Courier New" w:cs="Courier New"/>
+      <w:rFonts w:ascii="Courier New" w:hAnsi="Courier New" w:eastAsia="Times New Roman" w:cs="Courier New"/>
       <w:sz w:val="20"/>
       <w:szCs w:val="20"/>
     </w:rPr>
   </w:style>
-  <w:style w:type="character" w:customStyle="1" w:styleId="HTMLPreformattedChar">
+  <w:style w:type="character" w:styleId="HTMLPreformattedChar" w:customStyle="1">
     <w:name w:val="HTML Preformatted Char"/>
     <w:basedOn w:val="DefaultParagraphFont"/>
     <w:link w:val="HTMLPreformatted"/>
@@ -6712,12 +9209,12 @@
     <w:semiHidden/>
     <w:rsid w:val="00D706D8"/>
     <w:rPr>
-      <w:rFonts w:ascii="Courier New" w:eastAsia="Times New Roman" w:hAnsi="Courier New" w:cs="Courier New"/>
+      <w:rFonts w:ascii="Courier New" w:hAnsi="Courier New" w:eastAsia="Times New Roman" w:cs="Courier New"/>
       <w:sz w:val="20"/>
       <w:szCs w:val="20"/>
     </w:rPr>
   </w:style>
-  <w:style w:type="table" w:customStyle="1" w:styleId="TableGridLight1">
+  <w:style w:type="table" w:styleId="TableGridLight1" w:customStyle="1">
     <w:name w:val="Table Grid Light1"/>
     <w:basedOn w:val="TableNormal"/>
     <w:uiPriority w:val="40"/>
@@ -6727,12 +9224,12 @@
     </w:pPr>
     <w:tblPr>
       <w:tblBorders>
-        <w:top w:val="single" w:sz="4" w:space="0" w:color="BFBFBF" w:themeColor="background1" w:themeShade="BF"/>
-        <w:left w:val="single" w:sz="4" w:space="0" w:color="BFBFBF" w:themeColor="background1" w:themeShade="BF"/>
-        <w:bottom w:val="single" w:sz="4" w:space="0" w:color="BFBFBF" w:themeColor="background1" w:themeShade="BF"/>
-        <w:right w:val="single" w:sz="4" w:space="0" w:color="BFBFBF" w:themeColor="background1" w:themeShade="BF"/>
-        <w:insideH w:val="single" w:sz="4" w:space="0" w:color="BFBFBF" w:themeColor="background1" w:themeShade="BF"/>
-        <w:insideV w:val="single" w:sz="4" w:space="0" w:color="BFBFBF" w:themeColor="background1" w:themeShade="BF"/>
+        <w:top w:val="single" w:color="BFBFBF" w:themeColor="background1" w:themeShade="BF" w:sz="4" w:space="0"/>
+        <w:left w:val="single" w:color="BFBFBF" w:themeColor="background1" w:themeShade="BF" w:sz="4" w:space="0"/>
+        <w:bottom w:val="single" w:color="BFBFBF" w:themeColor="background1" w:themeShade="BF" w:sz="4" w:space="0"/>
+        <w:right w:val="single" w:color="BFBFBF" w:themeColor="background1" w:themeShade="BF" w:sz="4" w:space="0"/>
+        <w:insideH w:val="single" w:color="BFBFBF" w:themeColor="background1" w:themeShade="BF" w:sz="4" w:space="0"/>
+        <w:insideV w:val="single" w:color="BFBFBF" w:themeColor="background1" w:themeShade="BF" w:sz="4" w:space="0"/>
       </w:tblBorders>
     </w:tblPr>
     <w:tcPr>
@@ -7038,8 +9535,8 @@
 </file>
 
 <file path=customXml/item1.xml><?xml version="1.0" encoding="utf-8"?>
-<ct:contentTypeSchema xmlns:ct="http://schemas.microsoft.com/office/2006/metadata/contentType" xmlns:ma="http://schemas.microsoft.com/office/2006/metadata/properties/metaAttributes" ct:_="" ma:_="" ma:contentTypeName="Document" ma:contentTypeID="0x0101001474C48ACCEBF74AB6B5D245D4F75B4D" ma:contentTypeVersion="12" ma:contentTypeDescription="Create a new document." ma:contentTypeScope="" ma:versionID="ed33310014b9ed52e760a02db898315e">
-  <xsd:schema xmlns:xsd="http://www.w3.org/2001/XMLSchema" xmlns:xs="http://www.w3.org/2001/XMLSchema" xmlns:p="http://schemas.microsoft.com/office/2006/metadata/properties" xmlns:ns2="3b231bd9-362e-4b4a-b934-a8e14959ce6d" xmlns:ns3="969634b1-bb27-4400-acd6-86276217b3b6" targetNamespace="http://schemas.microsoft.com/office/2006/metadata/properties" ma:root="true" ma:fieldsID="ec6aa9dfe3a44c12ea66b241de8500b0" ns2:_="" ns3:_="">
+<ct:contentTypeSchema xmlns:ct="http://schemas.microsoft.com/office/2006/metadata/contentType" xmlns:ma="http://schemas.microsoft.com/office/2006/metadata/properties/metaAttributes" ct:_="" ma:_="" ma:contentTypeName="Document" ma:contentTypeID="0x0101001474C48ACCEBF74AB6B5D245D4F75B4D" ma:contentTypeVersion="17" ma:contentTypeDescription="Create a new document." ma:contentTypeScope="" ma:versionID="72042cbf9be253c71614c0e428d1b8fe">
+  <xsd:schema xmlns:xsd="http://www.w3.org/2001/XMLSchema" xmlns:xs="http://www.w3.org/2001/XMLSchema" xmlns:p="http://schemas.microsoft.com/office/2006/metadata/properties" xmlns:ns2="3b231bd9-362e-4b4a-b934-a8e14959ce6d" xmlns:ns3="969634b1-bb27-4400-acd6-86276217b3b6" targetNamespace="http://schemas.microsoft.com/office/2006/metadata/properties" ma:root="true" ma:fieldsID="ffa974511ca90b5f7749c5b49259a724" ns2:_="" ns3:_="">
     <xsd:import namespace="3b231bd9-362e-4b4a-b934-a8e14959ce6d"/>
     <xsd:import namespace="969634b1-bb27-4400-acd6-86276217b3b6"/>
     <xsd:element name="properties">
@@ -7060,6 +9557,10 @@
                 <xsd:element ref="ns2:MediaServiceEventHashCode" minOccurs="0"/>
                 <xsd:element ref="ns2:MediaServiceDateTaken" minOccurs="0"/>
                 <xsd:element ref="ns2:MediaLengthInSeconds" minOccurs="0"/>
+                <xsd:element ref="ns2:lcf76f155ced4ddcb4097134ff3c332f" minOccurs="0"/>
+                <xsd:element ref="ns3:TaxCatchAll" minOccurs="0"/>
+                <xsd:element ref="ns2:MediaServiceObjectDetectorVersions" minOccurs="0"/>
+                <xsd:element ref="ns2:MediaServiceSearchProperties" minOccurs="0"/>
               </xsd:all>
             </xsd:complexType>
           </xsd:element>
@@ -7124,6 +9625,23 @@
         <xsd:restriction base="dms:Unknown"/>
       </xsd:simpleType>
     </xsd:element>
+    <xsd:element name="lcf76f155ced4ddcb4097134ff3c332f" ma:index="21" nillable="true" ma:taxonomy="true" ma:internalName="lcf76f155ced4ddcb4097134ff3c332f" ma:taxonomyFieldName="MediaServiceImageTags" ma:displayName="Image Tags" ma:readOnly="false" ma:fieldId="{5cf76f15-5ced-4ddc-b409-7134ff3c332f}" ma:taxonomyMulti="true" ma:sspId="4373b550-10be-49fa-a249-6a5a55e59eb5" ma:termSetId="09814cd3-568e-fe90-9814-8d621ff8fb84" ma:anchorId="fba54fb3-c3e1-fe81-a776-ca4b69148c4d" ma:open="true" ma:isKeyword="false">
+      <xsd:complexType>
+        <xsd:sequence>
+          <xsd:element ref="pc:Terms" minOccurs="0" maxOccurs="1"/>
+        </xsd:sequence>
+      </xsd:complexType>
+    </xsd:element>
+    <xsd:element name="MediaServiceObjectDetectorVersions" ma:index="23" nillable="true" ma:displayName="MediaServiceObjectDetectorVersions" ma:hidden="true" ma:indexed="true" ma:internalName="MediaServiceObjectDetectorVersions" ma:readOnly="true">
+      <xsd:simpleType>
+        <xsd:restriction base="dms:Text"/>
+      </xsd:simpleType>
+    </xsd:element>
+    <xsd:element name="MediaServiceSearchProperties" ma:index="24" nillable="true" ma:displayName="MediaServiceSearchProperties" ma:hidden="true" ma:internalName="MediaServiceSearchProperties" ma:readOnly="true">
+      <xsd:simpleType>
+        <xsd:restriction base="dms:Note"/>
+      </xsd:simpleType>
+    </xsd:element>
   </xsd:schema>
   <xsd:schema xmlns:xsd="http://www.w3.org/2001/XMLSchema" xmlns:xs="http://www.w3.org/2001/XMLSchema" xmlns:dms="http://schemas.microsoft.com/office/2006/documentManagement/types" xmlns:pc="http://schemas.microsoft.com/office/infopath/2007/PartnerControls" targetNamespace="969634b1-bb27-4400-acd6-86276217b3b6" elementFormDefault="qualified">
     <xsd:import namespace="http://schemas.microsoft.com/office/2006/documentManagement/types"/>
@@ -7153,6 +9671,17 @@
           <xsd:maxLength value="255"/>
         </xsd:restriction>
       </xsd:simpleType>
+    </xsd:element>
+    <xsd:element name="TaxCatchAll" ma:index="22" nillable="true" ma:displayName="Taxonomy Catch All Column" ma:hidden="true" ma:list="{e9cea6e2-a665-40d4-86d6-713a0118e1fd}" ma:internalName="TaxCatchAll" ma:showField="CatchAllData" ma:web="969634b1-bb27-4400-acd6-86276217b3b6">
+      <xsd:complexType>
+        <xsd:complexContent>
+          <xsd:extension base="dms:MultiChoiceLookup">
+            <xsd:sequence>
+              <xsd:element name="Value" type="dms:Lookup" maxOccurs="unbounded" minOccurs="0" nillable="true"/>
+            </xsd:sequence>
+          </xsd:extension>
+        </xsd:complexContent>
+      </xsd:complexType>
     </xsd:element>
   </xsd:schema>
   <xsd:schema xmlns="http://schemas.openxmlformats.org/package/2006/metadata/core-properties" xmlns:xsd="http://www.w3.org/2001/XMLSchema" xmlns:xsi="http://www.w3.org/2001/XMLSchema-instance" xmlns:dc="http://purl.org/dc/elements/1.1/" xmlns:dcterms="http://purl.org/dc/terms/" xmlns:odoc="http://schemas.microsoft.com/internal/obd" targetNamespace="http://schemas.openxmlformats.org/package/2006/metadata/core-properties" elementFormDefault="qualified" attributeFormDefault="unqualified" blockDefault="#all">
@@ -7260,7 +9789,12 @@
 
 <file path=customXml/item3.xml><?xml version="1.0" encoding="utf-8"?>
 <p:properties xmlns:p="http://schemas.microsoft.com/office/2006/metadata/properties" xmlns:xsi="http://www.w3.org/2001/XMLSchema-instance" xmlns:pc="http://schemas.microsoft.com/office/infopath/2007/PartnerControls">
-  <documentManagement/>
+  <documentManagement>
+    <lcf76f155ced4ddcb4097134ff3c332f xmlns="3b231bd9-362e-4b4a-b934-a8e14959ce6d">
+      <Terms xmlns="http://schemas.microsoft.com/office/infopath/2007/PartnerControls"/>
+    </lcf76f155ced4ddcb4097134ff3c332f>
+    <TaxCatchAll xmlns="969634b1-bb27-4400-acd6-86276217b3b6" xsi:nil="true"/>
+  </documentManagement>
 </p:properties>
 </file>
 
@@ -7274,22 +9808,7 @@
 </file>
 
 <file path=customXml/itemProps1.xml><?xml version="1.0" encoding="utf-8"?>
-<ds:datastoreItem xmlns:ds="http://schemas.openxmlformats.org/officeDocument/2006/customXml" ds:itemID="{01E1F4B7-61B2-4AF4-BCD3-27FC816CF733}">
-  <ds:schemaRefs>
-    <ds:schemaRef ds:uri="http://schemas.microsoft.com/office/2006/metadata/contentType"/>
-    <ds:schemaRef ds:uri="http://schemas.microsoft.com/office/2006/metadata/properties/metaAttributes"/>
-    <ds:schemaRef ds:uri="http://www.w3.org/2001/XMLSchema"/>
-    <ds:schemaRef ds:uri="http://schemas.microsoft.com/office/2006/metadata/properties"/>
-    <ds:schemaRef ds:uri="3b231bd9-362e-4b4a-b934-a8e14959ce6d"/>
-    <ds:schemaRef ds:uri="969634b1-bb27-4400-acd6-86276217b3b6"/>
-    <ds:schemaRef ds:uri="http://schemas.microsoft.com/office/2006/documentManagement/types"/>
-    <ds:schemaRef ds:uri="http://schemas.microsoft.com/office/infopath/2007/PartnerControls"/>
-    <ds:schemaRef ds:uri="http://schemas.openxmlformats.org/package/2006/metadata/core-properties"/>
-    <ds:schemaRef ds:uri="http://purl.org/dc/elements/1.1/"/>
-    <ds:schemaRef ds:uri="http://purl.org/dc/terms/"/>
-    <ds:schemaRef ds:uri="http://schemas.microsoft.com/internal/obd"/>
-  </ds:schemaRefs>
-</ds:datastoreItem>
+<ds:datastoreItem xmlns:ds="http://schemas.openxmlformats.org/officeDocument/2006/customXml" ds:itemID="{629EEF76-63A6-4ECE-A599-0BC9A0CFE73A}"/>
 </file>
 
 <file path=customXml/itemProps2.xml><?xml version="1.0" encoding="utf-8"?>
